--- a/downloads/workbook/ai-3-week-30.docx
+++ b/downloads/workbook/ai-3-week-30.docx
@@ -1302,6 +1302,178 @@
         <w:t>Project connection: For your Verified Study Buddy, save the input, procedure, observed result and limitation of this check. Label this worked example as practice; use a different, previously unreviewed case when checking independent understanding.</w:t>
       </w:r>
     </w:p>
+    <w:p>
+      <w:pPr>
+        <w:pStyle w:val="Heading1"/>
+      </w:pPr>
+      <w:r>
+        <w:t>19. Project portfolio milestone</w:t>
+      </w:r>
+    </w:p>
+    <w:p>
+      <w:r>
+        <w:t>Project: Verified Study Buddy</w:t>
+      </w:r>
+    </w:p>
+    <w:p>
+      <w:r>
+        <w:t>Current milestone: Prepare the demonstration. Gather reproducible instructions, evidence, access checks and remaining limitations.</w:t>
+      </w:r>
+    </w:p>
+    <w:p>
+      <w:r>
+        <w:t>For your Verified Study Buddy, save the input, procedure, observed result and limitation of this check. Label this worked example as practice; use a different, previously unreviewed case when checking independent understanding.</w:t>
+      </w:r>
+    </w:p>
+    <w:tbl>
+      <w:tblPr>
+        <w:tblStyle w:val="LightShading-Accent1"/>
+        <w:tblW w:type="auto" w:w="0"/>
+        <w:tblLook w:firstColumn="1" w:firstRow="1" w:lastColumn="0" w:lastRow="0" w:noHBand="0" w:noVBand="1" w:val="04A0"/>
+      </w:tblPr>
+      <w:tblGrid>
+        <w:gridCol w:w="5112"/>
+        <w:gridCol w:w="5112"/>
+      </w:tblGrid>
+      <w:tr>
+        <w:trPr>
+          <w:tblHeader/>
+        </w:trPr>
+        <w:tc>
+          <w:tcPr>
+            <w:tcW w:type="dxa" w:w="5112"/>
+          </w:tcPr>
+          <w:p>
+            <w:r>
+              <w:t>Evidence to keep</w:t>
+            </w:r>
+          </w:p>
+        </w:tc>
+        <w:tc>
+          <w:tcPr>
+            <w:tcW w:type="dxa" w:w="5112"/>
+          </w:tcPr>
+          <w:p>
+            <w:r>
+              <w:t>My record</w:t>
+            </w:r>
+          </w:p>
+        </w:tc>
+      </w:tr>
+      <w:tr>
+        <w:tc>
+          <w:tcPr>
+            <w:tcW w:type="dxa" w:w="5112"/>
+          </w:tcPr>
+          <w:p>
+            <w:r>
+              <w:t>This week’s input and deciding step</w:t>
+            </w:r>
+          </w:p>
+        </w:tc>
+        <w:tc>
+          <w:tcPr>
+            <w:tcW w:type="dxa" w:w="5112"/>
+          </w:tcPr>
+          <w:p>
+            <w:r/>
+          </w:p>
+        </w:tc>
+      </w:tr>
+      <w:tr>
+        <w:tc>
+          <w:tcPr>
+            <w:tcW w:type="dxa" w:w="5112"/>
+          </w:tcPr>
+          <w:p>
+            <w:r>
+              <w:t>Prediction and actual result (or labelled paper trace)</w:t>
+            </w:r>
+          </w:p>
+        </w:tc>
+        <w:tc>
+          <w:tcPr>
+            <w:tcW w:type="dxa" w:w="5112"/>
+          </w:tcPr>
+          <w:p>
+            <w:r/>
+          </w:p>
+        </w:tc>
+      </w:tr>
+      <w:tr>
+        <w:tc>
+          <w:tcPr>
+            <w:tcW w:type="dxa" w:w="5112"/>
+          </w:tcPr>
+          <w:p>
+            <w:r>
+              <w:t>One change since the previous checkpoint and why</w:t>
+            </w:r>
+          </w:p>
+        </w:tc>
+        <w:tc>
+          <w:tcPr>
+            <w:tcW w:type="dxa" w:w="5112"/>
+          </w:tcPr>
+          <w:p>
+            <w:r/>
+          </w:p>
+        </w:tc>
+      </w:tr>
+      <w:tr>
+        <w:tc>
+          <w:tcPr>
+            <w:tcW w:type="dxa" w:w="5112"/>
+          </w:tcPr>
+          <w:p>
+            <w:r>
+              <w:t>One error or limit and the next test</w:t>
+            </w:r>
+          </w:p>
+        </w:tc>
+        <w:tc>
+          <w:tcPr>
+            <w:tcW w:type="dxa" w:w="5112"/>
+          </w:tcPr>
+          <w:p>
+            <w:r/>
+          </w:p>
+        </w:tc>
+      </w:tr>
+    </w:tbl>
+    <w:p>
+      <w:pPr>
+        <w:pStyle w:val="Heading3"/>
+      </w:pPr>
+      <w:r>
+        <w:t>Explain what this week adds to your project. Reuse last week’s record rather than starting again.</w:t>
+      </w:r>
+    </w:p>
+    <w:p>
+      <w:r>
+        <w:t>________________________________________________________________</w:t>
+      </w:r>
+    </w:p>
+    <w:p>
+      <w:r>
+        <w:t>________________________________________________________________</w:t>
+      </w:r>
+    </w:p>
+    <w:p>
+      <w:r>
+        <w:t>________________________________________________________________</w:t>
+      </w:r>
+    </w:p>
+    <w:p>
+      <w:r>
+        <w:t>________________________________________________________________</w:t>
+      </w:r>
+    </w:p>
+    <w:p>
+      <w:r>
+        <w:t>________________________________________________________________</w:t>
+      </w:r>
+    </w:p>
     <w:sectPr>
       <w:pgSz w:w="12240" w:h="15840"/>
       <w:pgMar w:top="936" w:right="1008" w:bottom="936" w:left="1008" w:header="720" w:footer="720" w:gutter="0"/>

--- a/downloads/workbook/ai-3-week-30.docx
+++ b/downloads/workbook/ai-3-week-30.docx
@@ -1474,6 +1474,235 @@
         <w:t>________________________________________________________________</w:t>
       </w:r>
     </w:p>
+    <w:p>
+      <w:pPr>
+        <w:pStyle w:val="Heading1"/>
+      </w:pPr>
+      <w:r>
+        <w:t>20. Supported practice and learning evidence</w:t>
+      </w:r>
+    </w:p>
+    <w:p>
+      <w:r>
+        <w:t>Use this supported practice once, in the browser or on paper. Keep the reserved independent assessment for a separate first attempt before teacher feedback.</w:t>
+      </w:r>
+    </w:p>
+    <w:p>
+      <w:r>
+        <w:t>Compare study-answer support rates when groups have different numbers of questions.</w:t>
+      </w:r>
+    </w:p>
+    <w:p>
+      <w:pPr>
+        <w:pStyle w:val="Heading3"/>
+      </w:pPr>
+      <w:r>
+        <w:t>Practice 1: explain the deciding evidence</w:t>
+      </w:r>
+    </w:p>
+    <w:p>
+      <w:r>
+        <w:t>Which labelled step matches this detail? Check the two Birch and three Pine failures before deciding what revision each needs.</w:t>
+      </w:r>
+    </w:p>
+    <w:p>
+      <w:r>
+        <w:t>1. Compare rates</w:t>
+      </w:r>
+    </w:p>
+    <w:p>
+      <w:r>
+        <w:t>2. Inspect errors</w:t>
+      </w:r>
+    </w:p>
+    <w:p>
+      <w:r>
+        <w:t>3. Keep denominators</w:t>
+      </w:r>
+    </w:p>
+    <w:p>
+      <w:pPr>
+        <w:pStyle w:val="Heading3"/>
+      </w:pPr>
+      <w:r>
+        <w:t>My selected conclusion, deciding fact and explanation</w:t>
+      </w:r>
+    </w:p>
+    <w:p>
+      <w:r>
+        <w:t>________________________________________________________________</w:t>
+      </w:r>
+    </w:p>
+    <w:p>
+      <w:r>
+        <w:t>________________________________________________________________</w:t>
+      </w:r>
+    </w:p>
+    <w:p>
+      <w:r>
+        <w:t>________________________________________________________________</w:t>
+      </w:r>
+    </w:p>
+    <w:p>
+      <w:r>
+        <w:t>________________________________________________________________</w:t>
+      </w:r>
+    </w:p>
+    <w:p>
+      <w:r>
+        <w:t>________________________________________________________________</w:t>
+      </w:r>
+    </w:p>
+    <w:p>
+      <w:r>
+        <w:t>Hint if needed: Read the steps in the pictorial case. Match the supplied detail to the stage that performs or records it.</w:t>
+      </w:r>
+    </w:p>
+    <w:p>
+      <w:r>
+        <w:t>After your attempt, compare with the supported explanation: Inspect errors Check the two Birch and three Pine failures before deciding what revision each needs. Read the picture in order. Check the two Birch and three Pine failures before deciding what revision each needs. The arrows show which recorded input or intermediate result each decision uses. Explain the deciding step aloud before checking the changed case; pointing to the final answer alone does not show how it follows.</w:t>
+      </w:r>
+    </w:p>
+    <w:p>
+      <w:pPr>
+        <w:pStyle w:val="Heading3"/>
+      </w:pPr>
+      <w:r>
+        <w:t>Practice 2: explain the deciding evidence</w:t>
+      </w:r>
+    </w:p>
+    <w:p>
+      <w:r>
+        <w:t>Changed-case practice: Pine instead has 6 supported answers out of 12. Which conclusion is supported by the supplied facts?</w:t>
+      </w:r>
+    </w:p>
+    <w:p>
+      <w:r>
+        <w:t>1. This one example guarantees correct results for every future input.</w:t>
+      </w:r>
+    </w:p>
+    <w:p>
+      <w:r>
+        <w:t>2. Pine is 50%, which is 25 percentage points below Birch.</w:t>
+      </w:r>
+    </w:p>
+    <w:p>
+      <w:r>
+        <w:t>3. We can decide the result without examining the changed input or the procedure.</w:t>
+      </w:r>
+    </w:p>
+    <w:p>
+      <w:pPr>
+        <w:pStyle w:val="Heading3"/>
+      </w:pPr>
+      <w:r>
+        <w:t>My selected conclusion, deciding fact and explanation</w:t>
+      </w:r>
+    </w:p>
+    <w:p>
+      <w:r>
+        <w:t>________________________________________________________________</w:t>
+      </w:r>
+    </w:p>
+    <w:p>
+      <w:r>
+        <w:t>________________________________________________________________</w:t>
+      </w:r>
+    </w:p>
+    <w:p>
+      <w:r>
+        <w:t>________________________________________________________________</w:t>
+      </w:r>
+    </w:p>
+    <w:p>
+      <w:r>
+        <w:t>________________________________________________________________</w:t>
+      </w:r>
+    </w:p>
+    <w:p>
+      <w:r>
+        <w:t>________________________________________________________________</w:t>
+      </w:r>
+    </w:p>
+    <w:p>
+      <w:r>
+        <w:t>Hint if needed: Use the changed condition and the deciding step in the pictorial trace. The answer must say what follows from those facts.</w:t>
+      </w:r>
+    </w:p>
+    <w:p>
+      <w:r>
+        <w:t>After your attempt, compare with the supported explanation: Pine is 50%, which is 25 percentage points below Birch. Equal correct counts do not imply equal rates when denominators differ.</w:t>
+      </w:r>
+    </w:p>
+    <w:p>
+      <w:pPr>
+        <w:pStyle w:val="Heading3"/>
+      </w:pPr>
+      <w:r>
+        <w:t>Repair a missing building block</w:t>
+      </w:r>
+    </w:p>
+    <w:p>
+      <w:r>
+        <w:t>Review Copyright and Provenance (ai-3/29). Goal: Explain the mechanism and terminology of copyright and permitted sources. Short practice: Does acknowledging Fern make a cropped version permitted? Point to the relevant step in the picture, then write the changed result and the rule or evidence that supports it.. Return to this week and explain what you changed.</w:t>
+      </w:r>
+    </w:p>
+    <w:p>
+      <w:r>
+        <w:t>Review Red Team the Product (ai-3/27). Goal: Explain the mechanism and terminology of red team exercises. Short practice: Why does the original test fail even if no upload succeeded? Point to the relevant step in the picture, then write the changed result and the rule or evidence that supports it.. Return to this week and explain what you changed.</w:t>
+      </w:r>
+    </w:p>
+    <w:p>
+      <w:r>
+        <w:t>Review Prototype a Grounded Assistant (ai-3/24). Goal: Explain the mechanism and terminology of capstone grounded assistant. Short practice: Can PL2 alone support “check the soil daily”? Point to the relevant step in the picture, then write the changed result and the rule or evidence that supports it.. Return to this week and explain what you changed.</w:t>
+      </w:r>
+    </w:p>
+    <w:p>
+      <w:pPr>
+        <w:pStyle w:val="Heading3"/>
+      </w:pPr>
+      <w:r>
+        <w:t>Keep your completed work</w:t>
+      </w:r>
+    </w:p>
+    <w:p>
+      <w:r>
+        <w:t>Use Download completed work in the hosted lesson to export your answers, reflections, practice feedback and code-run evidence. Open the HTML copy to read or print it. Drafts stay in this browser when storage is available; clear drafts on a shared device.</w:t>
+      </w:r>
+    </w:p>
+    <w:p>
+      <w:pPr>
+        <w:pStyle w:val="Heading3"/>
+      </w:pPr>
+      <w:r>
+        <w:t>What I repaired, the evidence I kept and the next test</w:t>
+      </w:r>
+    </w:p>
+    <w:p>
+      <w:r>
+        <w:t>________________________________________________________________</w:t>
+      </w:r>
+    </w:p>
+    <w:p>
+      <w:r>
+        <w:t>________________________________________________________________</w:t>
+      </w:r>
+    </w:p>
+    <w:p>
+      <w:r>
+        <w:t>________________________________________________________________</w:t>
+      </w:r>
+    </w:p>
+    <w:p>
+      <w:r>
+        <w:t>________________________________________________________________</w:t>
+      </w:r>
+    </w:p>
+    <w:p>
+      <w:r>
+        <w:t>________________________________________________________________</w:t>
+      </w:r>
+    </w:p>
     <w:sectPr>
       <w:pgSz w:w="12240" w:h="15840"/>
       <w:pgMar w:top="936" w:right="1008" w:bottom="936" w:left="1008" w:header="720" w:footer="720" w:gutter="0"/>

--- a/downloads/workbook/ai-3-week-30.docx
+++ b/downloads/workbook/ai-3-week-30.docx
@@ -30,6 +30,17 @@
     </w:p>
     <w:p>
       <w:r>
+        <w:t>Record your starting explanation for Bias and Representation before opening notes. Show any later correction separately.</w:t>
+      </w:r>
+    </w:p>
+    <w:p>
+      <w:pPr>
+        <w:spacing w:line="336" w:lineRule="auto" w:after="180"/>
+      </w:pPr>
+      <w:r>
+        <w:rPr>
+          <w:b w:val="0"/>
+        </w:rPr>
         <w:t>Try the recall before opening notes. Then use a different colour or a labelled second line to correct your explanation.</w:t>
       </w:r>
     </w:p>
@@ -42,7 +53,13 @@
       </w:r>
     </w:p>
     <w:p>
-      <w:r>
+      <w:pPr>
+        <w:spacing w:line="336" w:lineRule="auto" w:after="180"/>
+      </w:pPr>
+      <w:r>
+        <w:rPr>
+          <w:b w:val="0"/>
+        </w:rPr>
         <w:t>Without opening the old lesson, explain one key idea from Copyright and Provenance. Give an example and a mistake that the idea helps you avoid.</w:t>
       </w:r>
     </w:p>
@@ -78,7 +95,13 @@
       </w:r>
     </w:p>
     <w:p>
-      <w:r>
+      <w:pPr>
+        <w:spacing w:line="336" w:lineRule="auto" w:after="180"/>
+      </w:pPr>
+      <w:r>
+        <w:rPr>
+          <w:b w:val="0"/>
+        </w:rPr>
         <w:t>Without opening the old lesson, explain one key idea from Red Team the Product. Give an example and a mistake that the idea helps you avoid.</w:t>
       </w:r>
     </w:p>
@@ -114,7 +137,13 @@
       </w:r>
     </w:p>
     <w:p>
-      <w:r>
+      <w:pPr>
+        <w:spacing w:line="336" w:lineRule="auto" w:after="180"/>
+      </w:pPr>
+      <w:r>
+        <w:rPr>
+          <w:b w:val="0"/>
+        </w:rPr>
         <w:t>Without opening the old lesson, explain one key idea from Prototype a Grounded Assistant. Give an example and a mistake that the idea helps you avoid.</w:t>
       </w:r>
     </w:p>
@@ -151,7 +180,30 @@
     </w:p>
     <w:p>
       <w:r>
-        <w:t>Use W2: Trace the worked case for Representation and bias evaluation. Record the answer once; the lesson and workbook refer to the same attempt.</w:t>
+        <w:t>Complete the supported Bias and Representation trace and record the first step you can explain without help.</w:t>
+      </w:r>
+    </w:p>
+    <w:p>
+      <w:pPr>
+        <w:spacing w:line="336" w:lineRule="auto" w:after="180"/>
+      </w:pPr>
+      <w:r>
+        <w:rPr>
+          <w:b w:val="0"/>
+        </w:rPr>
+        <w:t xml:space="preserve">Use W2: Trace the worked case for </w:t>
+      </w:r>
+      <w:r>
+        <w:rPr>
+          <w:b/>
+        </w:rPr>
+        <w:t>Representation</w:t>
+      </w:r>
+      <w:r>
+        <w:rPr>
+          <w:b w:val="0"/>
+        </w:rPr>
+        <w:t xml:space="preserve"> and bias evaluation. Record the answer once; the lesson and workbook refer to the same attempt.</w:t>
       </w:r>
     </w:p>
     <w:tbl>
@@ -279,7 +331,41 @@
     </w:p>
     <w:p>
       <w:r>
-        <w:t>Use the worked case for Representation and bias evaluation. Proposed explanation: “The worked result establishes every future case”. Decide whether this explanation is supported. Point to the step or supplied fact that decides; explain your repair if needed.</w:t>
+        <w:t>Check the proposed Bias and Representation explanation against the supplied facts before discussing it.</w:t>
+      </w:r>
+    </w:p>
+    <w:p>
+      <w:pPr>
+        <w:spacing w:line="336" w:lineRule="auto" w:after="180"/>
+      </w:pPr>
+      <w:r>
+        <w:rPr>
+          <w:b w:val="0"/>
+        </w:rPr>
+        <w:t xml:space="preserve">Use the worked case for </w:t>
+      </w:r>
+      <w:r>
+        <w:rPr>
+          <w:b/>
+        </w:rPr>
+        <w:t>Representation</w:t>
+      </w:r>
+      <w:r>
+        <w:rPr>
+          <w:b w:val="0"/>
+        </w:rPr>
+        <w:t xml:space="preserve"> and bias evaluation. Proposed explanation: “The worked result establishes every future case”. Decide whether this explanation is supported.</w:t>
+      </w:r>
+    </w:p>
+    <w:p>
+      <w:pPr>
+        <w:spacing w:line="336" w:lineRule="auto" w:after="180"/>
+      </w:pPr>
+      <w:r>
+        <w:rPr>
+          <w:b w:val="0"/>
+        </w:rPr>
+        <w:t>Point to the step or supplied fact that decides; explain your repair if needed.</w:t>
       </w:r>
     </w:p>
     <w:p>
@@ -319,6 +405,11 @@
       </w:r>
     </w:p>
     <w:p>
+      <w:r>
+        <w:t>Write one first attempt at the reserved independent case before feedback. Repeated copies of that case refer to the same recorded attempt.</w:t>
+      </w:r>
+    </w:p>
+    <w:p>
       <w:pPr>
         <w:pStyle w:val="Heading3"/>
       </w:pPr>
@@ -327,7 +418,13 @@
       </w:r>
     </w:p>
     <w:p>
-      <w:r>
+      <w:pPr>
+        <w:spacing w:line="336" w:lineRule="auto" w:after="180"/>
+      </w:pPr>
+      <w:r>
+        <w:rPr>
+          <w:b w:val="0"/>
+        </w:rPr>
         <w:t>Group C has 8 supported answers out of 10; D has 9 out of 15. Compute rates and difference; explain why raw correct totals mislead.</w:t>
       </w:r>
     </w:p>
@@ -375,7 +472,13 @@
       </w:r>
     </w:p>
     <w:p>
-      <w:r>
+      <w:pPr>
+        <w:spacing w:line="336" w:lineRule="auto" w:after="180"/>
+      </w:pPr>
+      <w:r>
+        <w:rPr>
+          <w:b w:val="0"/>
+        </w:rPr>
         <w:t>Attempt this case before feedback. Record any help. Earlier examples below are further practice; a case already practised with feedback cannot establish fresh transfer.</w:t>
       </w:r>
     </w:p>
@@ -389,7 +492,30 @@
     </w:p>
     <w:p>
       <w:r>
-        <w:t>An illustration set always shows scientists in the same role and appearance. Define a review that examines representation without inferring personal identities from images.</w:t>
+        <w:t>Connect the Bias and Representation target to a trace and a justified conclusion.</w:t>
+      </w:r>
+    </w:p>
+    <w:p>
+      <w:pPr>
+        <w:spacing w:line="336" w:lineRule="auto" w:after="180"/>
+      </w:pPr>
+      <w:r>
+        <w:rPr>
+          <w:b w:val="0"/>
+        </w:rPr>
+        <w:t xml:space="preserve">An illustration set always shows scientists in the same role and appearance. Define a review that examines </w:t>
+      </w:r>
+      <w:r>
+        <w:rPr>
+          <w:b/>
+        </w:rPr>
+        <w:t>representation</w:t>
+      </w:r>
+      <w:r>
+        <w:rPr>
+          <w:b w:val="0"/>
+        </w:rPr>
+        <w:t xml:space="preserve"> without inferring personal identities from images.</w:t>
       </w:r>
     </w:p>
     <w:p>
@@ -402,17 +528,58 @@
     </w:p>
     <w:p>
       <w:r>
+        <w:t>Solve the supplied Bias and Representation case and show the deciding evidence.</w:t>
+      </w:r>
+    </w:p>
+    <w:p>
+      <w:pPr>
+        <w:spacing w:line="336" w:lineRule="auto" w:after="180"/>
+      </w:pPr>
+      <w:r>
+        <w:rPr>
+          <w:b w:val="0"/>
+        </w:rPr>
         <w:t>Scientist images repeatedly show only one demographic group.</w:t>
       </w:r>
     </w:p>
     <w:p>
-      <w:r>
-        <w:t>Evaluate and improve representation.</w:t>
-      </w:r>
-    </w:p>
-    <w:p>
-      <w:r>
-        <w:t>Show your trace, calculation or evidence</w:t>
+      <w:pPr>
+        <w:spacing w:line="336" w:lineRule="auto" w:after="180"/>
+      </w:pPr>
+      <w:r>
+        <w:rPr>
+          <w:b w:val="0"/>
+        </w:rPr>
+        <w:t xml:space="preserve">Evaluate and improve </w:t>
+      </w:r>
+      <w:r>
+        <w:rPr>
+          <w:b/>
+        </w:rPr>
+        <w:t>representation</w:t>
+      </w:r>
+      <w:r>
+        <w:rPr>
+          <w:b w:val="0"/>
+        </w:rPr>
+        <w:t>.</w:t>
+      </w:r>
+    </w:p>
+    <w:p>
+      <w:pPr>
+        <w:spacing w:line="336" w:lineRule="auto" w:after="180"/>
+      </w:pPr>
+      <w:r>
+        <w:rPr>
+          <w:b w:val="0"/>
+        </w:rPr>
+        <w:t xml:space="preserve">Show your trace, calculation or </w:t>
+      </w:r>
+      <w:r>
+        <w:rPr>
+          <w:b/>
+        </w:rPr>
+        <w:t>evidence</w:t>
       </w:r>
     </w:p>
     <w:p>
@@ -458,11 +625,29 @@
     </w:p>
     <w:p>
       <w:r>
+        <w:t>Apply the procedure to the changed case and record why the conclusion follows.</w:t>
+      </w:r>
+    </w:p>
+    <w:p>
+      <w:pPr>
+        <w:spacing w:line="336" w:lineRule="auto" w:after="180"/>
+        <w:shd w:fill="F5F1FB"/>
+      </w:pPr>
+      <w:r>
+        <w:rPr>
+          <w:b w:val="0"/>
+        </w:rPr>
         <w:t>An assistant is tested on six fluent requests but no requests with spelling errors. What gap does this leave, and how should the evaluation expand?</w:t>
       </w:r>
     </w:p>
     <w:p>
-      <w:r>
+      <w:pPr>
+        <w:spacing w:line="336" w:lineRule="auto" w:after="180"/>
+      </w:pPr>
+      <w:r>
+        <w:rPr>
+          <w:b w:val="0"/>
+        </w:rPr>
         <w:t>My independent answer and reason</w:t>
       </w:r>
     </w:p>
@@ -517,7 +702,30 @@
     </w:p>
     <w:p>
       <w:r>
-        <w:t>Create a changed input, boundary case or missing-information case. Write the expected answer or safe response before testing.</w:t>
+        <w:t>Specify a changed input, expected result and observation separately.</w:t>
+      </w:r>
+    </w:p>
+    <w:p>
+      <w:pPr>
+        <w:spacing w:line="336" w:lineRule="auto" w:after="180"/>
+      </w:pPr>
+      <w:r>
+        <w:rPr>
+          <w:b w:val="0"/>
+        </w:rPr>
+        <w:t xml:space="preserve">Create a changed </w:t>
+      </w:r>
+      <w:r>
+        <w:rPr>
+          <w:b/>
+        </w:rPr>
+        <w:t>input</w:t>
+      </w:r>
+      <w:r>
+        <w:rPr>
+          <w:b w:val="0"/>
+        </w:rPr>
+        <w:t>, boundary case or missing-information case. Write the expected answer or safe response before testing.</w:t>
       </w:r>
     </w:p>
     <w:tbl>
@@ -646,12 +854,47 @@
     </w:p>
     <w:p>
       <w:r>
-        <w:t>Audit answer quality across reading levels, languages, names, and accessibility needs.</w:t>
-      </w:r>
-    </w:p>
-    <w:p>
-      <w:r>
-        <w:t>The project change and evidence I will keep</w:t>
+        <w:t>Justify what Bias and Representation adds to Verified Study Buddy and keep the evidence.</w:t>
+      </w:r>
+    </w:p>
+    <w:p>
+      <w:pPr>
+        <w:spacing w:line="336" w:lineRule="auto" w:after="180"/>
+      </w:pPr>
+      <w:r>
+        <w:rPr>
+          <w:b/>
+        </w:rPr>
+        <w:t>Audit</w:t>
+      </w:r>
+      <w:r>
+        <w:rPr>
+          <w:b w:val="0"/>
+        </w:rPr>
+        <w:t xml:space="preserve"> answer quality across reading levels, languages, names, and accessibility needs.</w:t>
+      </w:r>
+    </w:p>
+    <w:p>
+      <w:pPr>
+        <w:spacing w:line="336" w:lineRule="auto" w:after="180"/>
+      </w:pPr>
+      <w:r>
+        <w:rPr>
+          <w:b w:val="0"/>
+        </w:rPr>
+        <w:t xml:space="preserve">The project change and </w:t>
+      </w:r>
+      <w:r>
+        <w:rPr>
+          <w:b/>
+        </w:rPr>
+        <w:t>evidence</w:t>
+      </w:r>
+      <w:r>
+        <w:rPr>
+          <w:b w:val="0"/>
+        </w:rPr>
+        <w:t xml:space="preserve"> I will keep</w:t>
       </w:r>
     </w:p>
     <w:p>
@@ -697,11 +940,54 @@
     </w:p>
     <w:p>
       <w:r>
-        <w:t>I can explain the mechanism. I can show evidence. I can handle a changed case. I can name a limit. Mark each as not yet, with help or independently, and attach supporting work.</w:t>
-      </w:r>
-    </w:p>
-    <w:p>
-      <w:r>
+        <w:t>Judge explanation, evidence, transfer and limits separately; attach the work behind your judgement.</w:t>
+      </w:r>
+    </w:p>
+    <w:p>
+      <w:pPr>
+        <w:pStyle w:val="ListBullet"/>
+      </w:pPr>
+      <w:r>
+        <w:t>I can explain the mechanism.</w:t>
+      </w:r>
+    </w:p>
+    <w:p>
+      <w:pPr>
+        <w:pStyle w:val="ListBullet"/>
+      </w:pPr>
+      <w:r>
+        <w:t>I can show evidence.</w:t>
+      </w:r>
+    </w:p>
+    <w:p>
+      <w:pPr>
+        <w:pStyle w:val="ListBullet"/>
+      </w:pPr>
+      <w:r>
+        <w:t>I can handle a changed case.</w:t>
+      </w:r>
+    </w:p>
+    <w:p>
+      <w:pPr>
+        <w:pStyle w:val="ListBullet"/>
+      </w:pPr>
+      <w:r>
+        <w:t>I can name a limit.</w:t>
+      </w:r>
+    </w:p>
+    <w:p>
+      <w:r>
+        <w:t>Mark each as not yet, with help or independently, and attach supporting work.</w:t>
+      </w:r>
+    </w:p>
+    <w:p>
+      <w:pPr>
+        <w:spacing w:line="336" w:lineRule="auto" w:after="180"/>
+      </w:pPr>
+      <w:r>
+        <w:rPr>
+          <w:b w:val="0"/>
+        </w:rPr>
         <w:t>Teacher review ____________________  Next step ____________________</w:t>
       </w:r>
     </w:p>
@@ -715,7 +1001,30 @@
     </w:p>
     <w:p>
       <w:r>
-        <w:t>An illustration set always shows scientists in the same role and appearance. Define a review that examines representation without inferring personal identities from images.</w:t>
+        <w:t>Use this earlier case as transfer practice. A case already discussed with feedback is not fresh assessment evidence.</w:t>
+      </w:r>
+    </w:p>
+    <w:p>
+      <w:pPr>
+        <w:spacing w:line="336" w:lineRule="auto" w:after="180"/>
+      </w:pPr>
+      <w:r>
+        <w:rPr>
+          <w:b w:val="0"/>
+        </w:rPr>
+        <w:t xml:space="preserve">An illustration set always shows scientists in the same role and appearance. Define a review that examines </w:t>
+      </w:r>
+      <w:r>
+        <w:rPr>
+          <w:b/>
+        </w:rPr>
+        <w:t>representation</w:t>
+      </w:r>
+      <w:r>
+        <w:rPr>
+          <w:b w:val="0"/>
+        </w:rPr>
+        <w:t xml:space="preserve"> without inferring personal identities from images.</w:t>
       </w:r>
     </w:p>
     <w:p>
@@ -762,7 +1071,13 @@
       </w:r>
     </w:p>
     <w:p>
-      <w:r>
+      <w:pPr>
+        <w:spacing w:line="336" w:lineRule="auto" w:after="180"/>
+      </w:pPr>
+      <w:r>
+        <w:rPr>
+          <w:b w:val="0"/>
+        </w:rPr>
         <w:t>Record support used: none, hint or teacher explanation.</w:t>
       </w:r>
     </w:p>
@@ -776,7 +1091,54 @@
     </w:p>
     <w:p>
       <w:r>
-        <w:t>Explain the weekly mechanism in your own words. Use the worked scenario to name its input, decision rule and output.</w:t>
+        <w:t>Explain the mechanism. Apply the supplied Bias and Representation facts and keep your reasoning.</w:t>
+      </w:r>
+    </w:p>
+    <w:p>
+      <w:pPr>
+        <w:spacing w:line="336" w:lineRule="auto" w:after="180"/>
+      </w:pPr>
+      <w:r>
+        <w:rPr>
+          <w:b w:val="0"/>
+        </w:rPr>
+        <w:t xml:space="preserve">Explain the weekly </w:t>
+      </w:r>
+      <w:r>
+        <w:rPr>
+          <w:b/>
+        </w:rPr>
+        <w:t>mechanism</w:t>
+      </w:r>
+      <w:r>
+        <w:rPr>
+          <w:b w:val="0"/>
+        </w:rPr>
+        <w:t xml:space="preserve"> in your own words. Use the worked scenario to name its </w:t>
+      </w:r>
+      <w:r>
+        <w:rPr>
+          <w:b/>
+        </w:rPr>
+        <w:t>input</w:t>
+      </w:r>
+      <w:r>
+        <w:rPr>
+          <w:b w:val="0"/>
+        </w:rPr>
+        <w:t xml:space="preserve">, decision rule and </w:t>
+      </w:r>
+      <w:r>
+        <w:rPr>
+          <w:b/>
+        </w:rPr>
+        <w:t>output</w:t>
+      </w:r>
+      <w:r>
+        <w:rPr>
+          <w:b w:val="0"/>
+        </w:rPr>
+        <w:t>.</w:t>
       </w:r>
     </w:p>
     <w:p>
@@ -827,6 +1189,17 @@
     </w:p>
     <w:p>
       <w:r>
+        <w:t>Trace the worked case. Apply the supplied Bias and Representation facts and keep your reasoning.</w:t>
+      </w:r>
+    </w:p>
+    <w:p>
+      <w:pPr>
+        <w:spacing w:line="336" w:lineRule="auto" w:after="180"/>
+      </w:pPr>
+      <w:r>
+        <w:rPr>
+          <w:b w:val="0"/>
+        </w:rPr>
         <w:t>A grounded assistant supports 9 of 10 group-A cases and 6 of 10 group-B cases. Show the intermediate steps and give the conclusion with its scope.</w:t>
       </w:r>
     </w:p>
@@ -883,7 +1256,41 @@
     </w:p>
     <w:p>
       <w:r>
-        <w:t>A report omits this qualification: Group comparisons require task relevance and appropriate data governance; differences alone do not identify a causal mechanism. Explain how omitting it could change a reader's interpretation, and write an accurate replacement.</w:t>
+        <w:t>Audit the limit. Apply the supplied Bias and Representation facts and keep your reasoning.</w:t>
+      </w:r>
+    </w:p>
+    <w:p>
+      <w:pPr>
+        <w:spacing w:line="336" w:lineRule="auto" w:after="180"/>
+      </w:pPr>
+      <w:r>
+        <w:rPr>
+          <w:b w:val="0"/>
+        </w:rPr>
+        <w:t xml:space="preserve">A report omits this qualification: Group comparisons require task relevance and appropriate data governance; differences alone do not identify a causal </w:t>
+      </w:r>
+      <w:r>
+        <w:rPr>
+          <w:b/>
+        </w:rPr>
+        <w:t>mechanism</w:t>
+      </w:r>
+      <w:r>
+        <w:rPr>
+          <w:b w:val="0"/>
+        </w:rPr>
+        <w:t>.</w:t>
+      </w:r>
+    </w:p>
+    <w:p>
+      <w:pPr>
+        <w:spacing w:line="336" w:lineRule="auto" w:after="180"/>
+      </w:pPr>
+      <w:r>
+        <w:rPr>
+          <w:b w:val="0"/>
+        </w:rPr>
+        <w:t>Explain how omitting it could change a reader's interpretation, and write an accurate replacement.</w:t>
       </w:r>
     </w:p>
     <w:p>
@@ -934,6 +1341,17 @@
     </w:p>
     <w:p>
       <w:r>
+        <w:t>Attempt before feedback. If this repeats the selected independent case, reuse that first attempt; otherwise keep a separate record. Apply a new case independently. Apply the supplied Bias and Representation facts and keep your reasoning.</w:t>
+      </w:r>
+    </w:p>
+    <w:p>
+      <w:pPr>
+        <w:spacing w:line="336" w:lineRule="auto" w:after="180"/>
+      </w:pPr>
+      <w:r>
+        <w:rPr>
+          <w:b w:val="0"/>
+        </w:rPr>
         <w:t>Group C has 8 supported answers out of 10; D has 9 out of 15. Compute rates and difference; explain why raw correct totals mislead.</w:t>
       </w:r>
     </w:p>
@@ -995,7 +1413,29 @@
     </w:p>
     <w:p>
       <w:r>
-        <w:t>For the worked scenario, propose one additional case that could reveal a failure, describe its expected outcome before running it, and explain what would need to remain fixed for a fair comparison. Do not reuse W4 as a new final test after receiving feedback.</w:t>
+        <w:t>Design a revealing follow-up. Apply the supplied Bias and Representation facts and keep your reasoning.</w:t>
+      </w:r>
+    </w:p>
+    <w:p>
+      <w:pPr>
+        <w:spacing w:line="336" w:lineRule="auto" w:after="180"/>
+      </w:pPr>
+      <w:r>
+        <w:rPr>
+          <w:b w:val="0"/>
+        </w:rPr>
+        <w:t>For the worked scenario, propose one additional case that could reveal a failure, describe its expected outcome before running it, and explain what would need to remain fixed for a fair comparison.</w:t>
+      </w:r>
+    </w:p>
+    <w:p>
+      <w:pPr>
+        <w:spacing w:line="336" w:lineRule="auto" w:after="180"/>
+      </w:pPr>
+      <w:r>
+        <w:rPr>
+          <w:b w:val="0"/>
+        </w:rPr>
+        <w:t>Do not reuse W4 as a new final test after receiving feedback.</w:t>
       </w:r>
     </w:p>
     <w:p>
@@ -1047,6 +1487,11 @@
       </w:pPr>
       <w:r>
         <w:t>17. Feedback, return check and learning record</w:t>
+      </w:r>
+    </w:p>
+    <w:p>
+      <w:r>
+        <w:t>Record the first repaired step and a different case to revisit after a delay.</w:t>
       </w:r>
     </w:p>
     <w:tbl>
@@ -1186,7 +1631,13 @@
       </w:tr>
     </w:tbl>
     <w:p>
-      <w:r>
+      <w:pPr>
+        <w:spacing w:line="336" w:lineRule="auto" w:after="180"/>
+      </w:pPr>
+      <w:r>
+        <w:rPr>
+          <w:b w:val="0"/>
+        </w:rPr>
         <w:t>Revisit this idea with your teacher after a delay. Familiarity is different from explaining and using it on a changed case.</w:t>
       </w:r>
     </w:p>
@@ -1200,17 +1651,52 @@
     </w:p>
     <w:p>
       <w:r>
+        <w:t>Compare study-answer support rates when groups have different numbers of questions. Explain the labelled step before checking the changed condition.</w:t>
+      </w:r>
+    </w:p>
+    <w:p>
+      <w:pPr>
+        <w:spacing w:line="336" w:lineRule="auto" w:after="180"/>
+      </w:pPr>
+      <w:r>
+        <w:rPr>
+          <w:b w:val="0"/>
+        </w:rPr>
         <w:t>Compare study-answer support rates when groups have different numbers of questions.</w:t>
       </w:r>
     </w:p>
     <w:p>
-      <w:r>
+      <w:pPr>
+        <w:spacing w:line="336" w:lineRule="auto" w:after="180"/>
+      </w:pPr>
+      <w:r>
+        <w:rPr>
+          <w:b w:val="0"/>
+        </w:rPr>
         <w:t>Group Birch has 6 supported answers in 8 cases; group Pine has 9 supported answers in 12 cases. Both groups use the same support rubric.</w:t>
       </w:r>
     </w:p>
     <w:p>
-      <w:r>
-        <w:t>All inputs and outcomes in this worked example are invented classroom data; no real model run is claimed.</w:t>
+      <w:pPr>
+        <w:spacing w:line="336" w:lineRule="auto" w:after="180"/>
+      </w:pPr>
+      <w:r>
+        <w:rPr>
+          <w:b w:val="0"/>
+        </w:rPr>
+        <w:t xml:space="preserve">All </w:t>
+      </w:r>
+      <w:r>
+        <w:rPr>
+          <w:b/>
+        </w:rPr>
+        <w:t>input</w:t>
+      </w:r>
+      <w:r>
+        <w:rPr>
+          <w:b w:val="0"/>
+        </w:rPr>
+        <w:t>s and outcomes in this worked example are invented classroom data; no real model run is claimed.</w:t>
       </w:r>
     </w:p>
     <w:p>
@@ -1250,8 +1736,26 @@
       </w:r>
     </w:p>
     <w:p>
-      <w:r>
-        <w:t>Explain why comparing six correct answers in each group would mislead. Point to the relevant step in the picture, then write the changed result and the rule or evidence that supports it.</w:t>
+      <w:pPr>
+        <w:spacing w:line="336" w:lineRule="auto" w:after="180"/>
+      </w:pPr>
+      <w:r>
+        <w:rPr>
+          <w:b w:val="0"/>
+        </w:rPr>
+        <w:t xml:space="preserve">Explain why comparing six correct answers in each group would mislead. Point to the relevant step in the picture, then write the changed result and the rule or </w:t>
+      </w:r>
+      <w:r>
+        <w:rPr>
+          <w:b/>
+        </w:rPr>
+        <w:t>evidence</w:t>
+      </w:r>
+      <w:r>
+        <w:rPr>
+          <w:b w:val="0"/>
+        </w:rPr>
+        <w:t xml:space="preserve"> that supports it.</w:t>
       </w:r>
     </w:p>
     <w:p>
@@ -1293,13 +1797,69 @@
       </w:r>
     </w:p>
     <w:p>
-      <w:r>
-        <w:t>Support used: alone / hint / worked example. This record is practice evidence.</w:t>
-      </w:r>
-    </w:p>
-    <w:p>
-      <w:r>
-        <w:t>Project connection: For your Verified Study Buddy, save the input, procedure, observed result and limitation of this check. Label this worked example as practice; use a different, previously unreviewed case when checking independent understanding.</w:t>
+      <w:pPr>
+        <w:pStyle w:val="Heading3"/>
+      </w:pPr>
+      <w:r>
+        <w:t>Record the help used</w:t>
+      </w:r>
+    </w:p>
+    <w:p>
+      <w:pPr>
+        <w:spacing w:line="336" w:lineRule="auto" w:after="180"/>
+        <w:shd w:fill="F1F6F8"/>
+      </w:pPr>
+      <w:r>
+        <w:rPr>
+          <w:b w:val="0"/>
+        </w:rPr>
+        <w:t xml:space="preserve">Support used: alone / hint / worked example. This record is practice </w:t>
+      </w:r>
+      <w:r>
+        <w:rPr>
+          <w:b/>
+        </w:rPr>
+        <w:t>evidence</w:t>
+      </w:r>
+      <w:r>
+        <w:rPr>
+          <w:b w:val="0"/>
+        </w:rPr>
+        <w:t>.</w:t>
+      </w:r>
+    </w:p>
+    <w:p>
+      <w:pPr>
+        <w:spacing w:line="336" w:lineRule="auto" w:after="180"/>
+      </w:pPr>
+      <w:r>
+        <w:rPr>
+          <w:b w:val="0"/>
+        </w:rPr>
+        <w:t xml:space="preserve">Project connection: For your Verified Study Buddy, save the </w:t>
+      </w:r>
+      <w:r>
+        <w:rPr>
+          <w:b/>
+        </w:rPr>
+        <w:t>input</w:t>
+      </w:r>
+      <w:r>
+        <w:rPr>
+          <w:b w:val="0"/>
+        </w:rPr>
+        <w:t>, procedure, observed result and limitation of this check.</w:t>
+      </w:r>
+    </w:p>
+    <w:p>
+      <w:pPr>
+        <w:spacing w:line="336" w:lineRule="auto" w:after="180"/>
+      </w:pPr>
+      <w:r>
+        <w:rPr>
+          <w:b w:val="0"/>
+        </w:rPr>
+        <w:t>Label this worked example as practice; use a different, previously unreviewed case when checking independent understanding.</w:t>
       </w:r>
     </w:p>
     <w:p>
@@ -1312,17 +1872,75 @@
     </w:p>
     <w:p>
       <w:r>
+        <w:t>Keep this week’s input, deciding step, result and limit together in the Verified Study Buddy record.</w:t>
+      </w:r>
+    </w:p>
+    <w:p>
+      <w:pPr>
+        <w:spacing w:line="336" w:lineRule="auto" w:after="180"/>
+      </w:pPr>
+      <w:r>
+        <w:rPr>
+          <w:b w:val="0"/>
+        </w:rPr>
         <w:t>Project: Verified Study Buddy</w:t>
       </w:r>
     </w:p>
     <w:p>
-      <w:r>
-        <w:t>Current milestone: Prepare the demonstration. Gather reproducible instructions, evidence, access checks and remaining limitations.</w:t>
-      </w:r>
-    </w:p>
-    <w:p>
-      <w:r>
-        <w:t>For your Verified Study Buddy, save the input, procedure, observed result and limitation of this check. Label this worked example as practice; use a different, previously unreviewed case when checking independent understanding.</w:t>
+      <w:pPr>
+        <w:spacing w:line="336" w:lineRule="auto" w:after="180"/>
+      </w:pPr>
+      <w:r>
+        <w:rPr>
+          <w:b w:val="0"/>
+        </w:rPr>
+        <w:t xml:space="preserve">Current milestone: Prepare the demonstration. Gather reproducible instructions, </w:t>
+      </w:r>
+      <w:r>
+        <w:rPr>
+          <w:b/>
+        </w:rPr>
+        <w:t>evidence</w:t>
+      </w:r>
+      <w:r>
+        <w:rPr>
+          <w:b w:val="0"/>
+        </w:rPr>
+        <w:t>, access checks and remaining limitations.</w:t>
+      </w:r>
+    </w:p>
+    <w:p>
+      <w:pPr>
+        <w:spacing w:line="336" w:lineRule="auto" w:after="180"/>
+      </w:pPr>
+      <w:r>
+        <w:rPr>
+          <w:b w:val="0"/>
+        </w:rPr>
+        <w:t xml:space="preserve">For your Verified Study Buddy, save the </w:t>
+      </w:r>
+      <w:r>
+        <w:rPr>
+          <w:b/>
+        </w:rPr>
+        <w:t>input</w:t>
+      </w:r>
+      <w:r>
+        <w:rPr>
+          <w:b w:val="0"/>
+        </w:rPr>
+        <w:t>, procedure, observed result and limitation of this check.</w:t>
+      </w:r>
+    </w:p>
+    <w:p>
+      <w:pPr>
+        <w:spacing w:line="336" w:lineRule="auto" w:after="180"/>
+      </w:pPr>
+      <w:r>
+        <w:rPr>
+          <w:b w:val="0"/>
+        </w:rPr>
+        <w:t>Label this worked example as practice; use a different, previously unreviewed case when checking independent understanding.</w:t>
       </w:r>
     </w:p>
     <w:tbl>
@@ -1484,11 +2102,28 @@
     </w:p>
     <w:p>
       <w:r>
+        <w:t>Try the supported questions before comparing with hints and feedback. Record what you repaired and the evidence you retained.</w:t>
+      </w:r>
+    </w:p>
+    <w:p>
+      <w:pPr>
+        <w:spacing w:line="336" w:lineRule="auto" w:after="180"/>
+      </w:pPr>
+      <w:r>
+        <w:rPr>
+          <w:b w:val="0"/>
+        </w:rPr>
         <w:t>Use this supported practice once, in the browser or on paper. Keep the reserved independent assessment for a separate first attempt before teacher feedback.</w:t>
       </w:r>
     </w:p>
     <w:p>
-      <w:r>
+      <w:pPr>
+        <w:spacing w:line="336" w:lineRule="auto" w:after="180"/>
+      </w:pPr>
+      <w:r>
+        <w:rPr>
+          <w:b w:val="0"/>
+        </w:rPr>
         <w:t>Compare study-answer support rates when groups have different numbers of questions.</w:t>
       </w:r>
     </w:p>
@@ -1501,22 +2136,49 @@
       </w:r>
     </w:p>
     <w:p>
-      <w:r>
+      <w:pPr>
+        <w:spacing w:line="336" w:lineRule="auto" w:after="180"/>
+      </w:pPr>
+      <w:r>
+        <w:rPr>
+          <w:b w:val="0"/>
+        </w:rPr>
         <w:t>Which labelled step matches this detail? Check the two Birch and three Pine failures before deciding what revision each needs.</w:t>
       </w:r>
     </w:p>
     <w:p>
-      <w:r>
+      <w:pPr>
+        <w:spacing w:line="336" w:lineRule="auto" w:after="180"/>
+        <w:shd w:fill="F4F9FC"/>
+      </w:pPr>
+      <w:r>
+        <w:rPr>
+          <w:b w:val="0"/>
+        </w:rPr>
         <w:t>1. Compare rates</w:t>
       </w:r>
     </w:p>
     <w:p>
-      <w:r>
+      <w:pPr>
+        <w:spacing w:line="336" w:lineRule="auto" w:after="180"/>
+        <w:shd w:fill="F4F9FC"/>
+      </w:pPr>
+      <w:r>
+        <w:rPr>
+          <w:b w:val="0"/>
+        </w:rPr>
         <w:t>2. Inspect errors</w:t>
       </w:r>
     </w:p>
     <w:p>
-      <w:r>
+      <w:pPr>
+        <w:spacing w:line="336" w:lineRule="auto" w:after="180"/>
+        <w:shd w:fill="F4F9FC"/>
+      </w:pPr>
+      <w:r>
+        <w:rPr>
+          <w:b w:val="0"/>
+        </w:rPr>
         <w:t>3. Keep denominators</w:t>
       </w:r>
     </w:p>
@@ -1554,41 +2216,167 @@
       </w:r>
     </w:p>
     <w:p>
-      <w:r>
+      <w:pPr>
+        <w:pStyle w:val="Heading3"/>
+      </w:pPr>
+      <w:r>
+        <w:t>Hint · try first</w:t>
+      </w:r>
+    </w:p>
+    <w:p>
+      <w:pPr>
+        <w:spacing w:line="336" w:lineRule="auto" w:after="180"/>
+        <w:shd w:fill="F1F6F8"/>
+      </w:pPr>
+      <w:r>
+        <w:rPr>
+          <w:b w:val="0"/>
+        </w:rPr>
         <w:t>Hint if needed: Read the steps in the pictorial case. Match the supplied detail to the stage that performs or records it.</w:t>
       </w:r>
     </w:p>
     <w:p>
-      <w:r>
-        <w:t>After your attempt, compare with the supported explanation: Inspect errors Check the two Birch and three Pine failures before deciding what revision each needs. Read the picture in order. Check the two Birch and three Pine failures before deciding what revision each needs. The arrows show which recorded input or intermediate result each decision uses. Explain the deciding step aloud before checking the changed case; pointing to the final answer alone does not show how it follows.</w:t>
-      </w:r>
-    </w:p>
-    <w:p>
       <w:pPr>
         <w:pStyle w:val="Heading3"/>
       </w:pPr>
       <w:r>
+        <w:t>Feedback · compare after trying</w:t>
+      </w:r>
+    </w:p>
+    <w:p>
+      <w:pPr>
+        <w:spacing w:line="336" w:lineRule="auto" w:after="180"/>
+        <w:shd w:fill="F1F6FC"/>
+      </w:pPr>
+      <w:r>
+        <w:rPr>
+          <w:b w:val="0"/>
+        </w:rPr>
+        <w:t>After your attempt, compare with the supported explanation: Inspect errors Check the two Birch and three Pine failures before deciding what revision each needs. Read the picture in order.</w:t>
+      </w:r>
+    </w:p>
+    <w:p>
+      <w:pPr>
+        <w:spacing w:line="336" w:lineRule="auto" w:after="180"/>
+        <w:shd w:fill="F1F6FC"/>
+      </w:pPr>
+      <w:r>
+        <w:rPr>
+          <w:b w:val="0"/>
+        </w:rPr>
+        <w:t xml:space="preserve">Check the two Birch and three Pine failures before deciding what revision each needs. The arrows show which recorded </w:t>
+      </w:r>
+      <w:r>
+        <w:rPr>
+          <w:b/>
+        </w:rPr>
+        <w:t>input</w:t>
+      </w:r>
+      <w:r>
+        <w:rPr>
+          <w:b w:val="0"/>
+        </w:rPr>
+        <w:t xml:space="preserve"> or intermediate result each decision uses.</w:t>
+      </w:r>
+    </w:p>
+    <w:p>
+      <w:pPr>
+        <w:spacing w:line="336" w:lineRule="auto" w:after="180"/>
+        <w:shd w:fill="F1F6FC"/>
+      </w:pPr>
+      <w:r>
+        <w:rPr>
+          <w:b w:val="0"/>
+        </w:rPr>
+        <w:t>Explain the deciding step aloud before checking the changed case; pointing to the final answer alone does not show how it follows.</w:t>
+      </w:r>
+    </w:p>
+    <w:p>
+      <w:pPr>
+        <w:pStyle w:val="Heading3"/>
+      </w:pPr>
+      <w:r>
         <w:t>Practice 2: explain the deciding evidence</w:t>
       </w:r>
     </w:p>
     <w:p>
-      <w:r>
+      <w:pPr>
+        <w:pStyle w:val="Heading3"/>
+      </w:pPr>
+      <w:r>
+        <w:t>Changed case · predict first</w:t>
+      </w:r>
+    </w:p>
+    <w:p>
+      <w:pPr>
+        <w:spacing w:line="336" w:lineRule="auto" w:after="180"/>
+        <w:shd w:fill="F5F1FB"/>
+      </w:pPr>
+      <w:r>
+        <w:rPr>
+          <w:b w:val="0"/>
+        </w:rPr>
         <w:t>Changed-case practice: Pine instead has 6 supported answers out of 12. Which conclusion is supported by the supplied facts?</w:t>
       </w:r>
     </w:p>
     <w:p>
-      <w:r>
-        <w:t>1. This one example guarantees correct results for every future input.</w:t>
-      </w:r>
-    </w:p>
-    <w:p>
-      <w:r>
+      <w:pPr>
+        <w:spacing w:line="336" w:lineRule="auto" w:after="180"/>
+        <w:shd w:fill="F4F9FC"/>
+      </w:pPr>
+      <w:r>
+        <w:rPr>
+          <w:b w:val="0"/>
+        </w:rPr>
+        <w:t xml:space="preserve">1. This one example guarantees correct results for every future </w:t>
+      </w:r>
+      <w:r>
+        <w:rPr>
+          <w:b/>
+        </w:rPr>
+        <w:t>input</w:t>
+      </w:r>
+      <w:r>
+        <w:rPr>
+          <w:b w:val="0"/>
+        </w:rPr>
+        <w:t>.</w:t>
+      </w:r>
+    </w:p>
+    <w:p>
+      <w:pPr>
+        <w:spacing w:line="336" w:lineRule="auto" w:after="180"/>
+        <w:shd w:fill="F4F9FC"/>
+      </w:pPr>
+      <w:r>
+        <w:rPr>
+          <w:b w:val="0"/>
+        </w:rPr>
         <w:t>2. Pine is 50%, which is 25 percentage points below Birch.</w:t>
       </w:r>
     </w:p>
     <w:p>
-      <w:r>
-        <w:t>3. We can decide the result without examining the changed input or the procedure.</w:t>
+      <w:pPr>
+        <w:spacing w:line="336" w:lineRule="auto" w:after="180"/>
+        <w:shd w:fill="F4F9FC"/>
+      </w:pPr>
+      <w:r>
+        <w:rPr>
+          <w:b w:val="0"/>
+        </w:rPr>
+        <w:t xml:space="preserve">3. We can decide the result without examining the changed </w:t>
+      </w:r>
+      <w:r>
+        <w:rPr>
+          <w:b/>
+        </w:rPr>
+        <w:t>input</w:t>
+      </w:r>
+      <w:r>
+        <w:rPr>
+          <w:b w:val="0"/>
+        </w:rPr>
+        <w:t xml:space="preserve"> or the procedure.</w:t>
       </w:r>
     </w:p>
     <w:p>
@@ -1625,12 +2413,42 @@
       </w:r>
     </w:p>
     <w:p>
-      <w:r>
+      <w:pPr>
+        <w:pStyle w:val="Heading3"/>
+      </w:pPr>
+      <w:r>
+        <w:t>Hint · try first</w:t>
+      </w:r>
+    </w:p>
+    <w:p>
+      <w:pPr>
+        <w:spacing w:line="336" w:lineRule="auto" w:after="180"/>
+        <w:shd w:fill="F1F6F8"/>
+      </w:pPr>
+      <w:r>
+        <w:rPr>
+          <w:b w:val="0"/>
+        </w:rPr>
         <w:t>Hint if needed: Use the changed condition and the deciding step in the pictorial trace. The answer must say what follows from those facts.</w:t>
       </w:r>
     </w:p>
     <w:p>
-      <w:r>
+      <w:pPr>
+        <w:pStyle w:val="Heading3"/>
+      </w:pPr>
+      <w:r>
+        <w:t>Feedback · compare after trying</w:t>
+      </w:r>
+    </w:p>
+    <w:p>
+      <w:pPr>
+        <w:spacing w:line="336" w:lineRule="auto" w:after="180"/>
+        <w:shd w:fill="F1F6FC"/>
+      </w:pPr>
+      <w:r>
+        <w:rPr>
+          <w:b w:val="0"/>
+        </w:rPr>
         <w:t>After your attempt, compare with the supported explanation: Pine is 50%, which is 25 percentage points below Birch. Equal correct counts do not imply equal rates when denominators differ.</w:t>
       </w:r>
     </w:p>
@@ -1643,18 +2461,141 @@
       </w:r>
     </w:p>
     <w:p>
-      <w:r>
-        <w:t>Review Copyright and Provenance (ai-3/29). Goal: Explain the mechanism and terminology of copyright and permitted sources. Short practice: Does acknowledging Fern make a cropped version permitted? Point to the relevant step in the picture, then write the changed result and the rule or evidence that supports it.. Return to this week and explain what you changed.</w:t>
-      </w:r>
-    </w:p>
-    <w:p>
-      <w:r>
-        <w:t>Review Red Team the Product (ai-3/27). Goal: Explain the mechanism and terminology of red team exercises. Short practice: Why does the original test fail even if no upload succeeded? Point to the relevant step in the picture, then write the changed result and the rule or evidence that supports it.. Return to this week and explain what you changed.</w:t>
-      </w:r>
-    </w:p>
-    <w:p>
-      <w:r>
-        <w:t>Review Prototype a Grounded Assistant (ai-3/24). Goal: Explain the mechanism and terminology of capstone grounded assistant. Short practice: Can PL2 alone support “check the soil daily”? Point to the relevant step in the picture, then write the changed result and the rule or evidence that supports it.. Return to this week and explain what you changed.</w:t>
+      <w:pPr>
+        <w:spacing w:line="336" w:lineRule="auto" w:after="180"/>
+      </w:pPr>
+      <w:r>
+        <w:rPr>
+          <w:b w:val="0"/>
+        </w:rPr>
+        <w:t xml:space="preserve">Review Copyright and Provenance (ai-3/29). Goal: Explain the </w:t>
+      </w:r>
+      <w:r>
+        <w:rPr>
+          <w:b/>
+        </w:rPr>
+        <w:t>mechanism</w:t>
+      </w:r>
+      <w:r>
+        <w:rPr>
+          <w:b w:val="0"/>
+        </w:rPr>
+        <w:t xml:space="preserve"> and terminology of copyright and permitted sources. Short practice: Does acknowledging Fern make a cropped version permitted?</w:t>
+      </w:r>
+    </w:p>
+    <w:p>
+      <w:pPr>
+        <w:spacing w:line="336" w:lineRule="auto" w:after="180"/>
+      </w:pPr>
+      <w:r>
+        <w:rPr>
+          <w:b w:val="0"/>
+        </w:rPr>
+        <w:t xml:space="preserve">Point to the relevant step in the picture, then write the changed result and the rule or </w:t>
+      </w:r>
+      <w:r>
+        <w:rPr>
+          <w:b/>
+        </w:rPr>
+        <w:t>evidence</w:t>
+      </w:r>
+      <w:r>
+        <w:rPr>
+          <w:b w:val="0"/>
+        </w:rPr>
+        <w:t xml:space="preserve"> that supports it.. Return to this week and explain what you changed.</w:t>
+      </w:r>
+    </w:p>
+    <w:p>
+      <w:pPr>
+        <w:spacing w:line="336" w:lineRule="auto" w:after="180"/>
+      </w:pPr>
+      <w:r>
+        <w:rPr>
+          <w:b w:val="0"/>
+        </w:rPr>
+        <w:t xml:space="preserve">Review Red Team the Product (ai-3/27). Goal: Explain the </w:t>
+      </w:r>
+      <w:r>
+        <w:rPr>
+          <w:b/>
+        </w:rPr>
+        <w:t>mechanism</w:t>
+      </w:r>
+      <w:r>
+        <w:rPr>
+          <w:b w:val="0"/>
+        </w:rPr>
+        <w:t xml:space="preserve"> and terminology of red team exercises. Short practice: Why does the original test fail even if no upload succeeded?</w:t>
+      </w:r>
+    </w:p>
+    <w:p>
+      <w:pPr>
+        <w:spacing w:line="336" w:lineRule="auto" w:after="180"/>
+      </w:pPr>
+      <w:r>
+        <w:rPr>
+          <w:b w:val="0"/>
+        </w:rPr>
+        <w:t xml:space="preserve">Point to the relevant step in the picture, then write the changed result and the rule or </w:t>
+      </w:r>
+      <w:r>
+        <w:rPr>
+          <w:b/>
+        </w:rPr>
+        <w:t>evidence</w:t>
+      </w:r>
+      <w:r>
+        <w:rPr>
+          <w:b w:val="0"/>
+        </w:rPr>
+        <w:t xml:space="preserve"> that supports it.. Return to this week and explain what you changed.</w:t>
+      </w:r>
+    </w:p>
+    <w:p>
+      <w:pPr>
+        <w:spacing w:line="336" w:lineRule="auto" w:after="180"/>
+      </w:pPr>
+      <w:r>
+        <w:rPr>
+          <w:b w:val="0"/>
+        </w:rPr>
+        <w:t xml:space="preserve">Review Prototype a Grounded Assistant (ai-3/24). Goal: Explain the </w:t>
+      </w:r>
+      <w:r>
+        <w:rPr>
+          <w:b/>
+        </w:rPr>
+        <w:t>mechanism</w:t>
+      </w:r>
+      <w:r>
+        <w:rPr>
+          <w:b w:val="0"/>
+        </w:rPr>
+        <w:t xml:space="preserve"> and terminology of capstone grounded assistant. Short practice: Can PL2 alone support “check the soil daily”?</w:t>
+      </w:r>
+    </w:p>
+    <w:p>
+      <w:pPr>
+        <w:spacing w:line="336" w:lineRule="auto" w:after="180"/>
+      </w:pPr>
+      <w:r>
+        <w:rPr>
+          <w:b w:val="0"/>
+        </w:rPr>
+        <w:t xml:space="preserve">Point to the relevant step in the picture, then write the changed result and the rule or </w:t>
+      </w:r>
+      <w:r>
+        <w:rPr>
+          <w:b/>
+        </w:rPr>
+        <w:t>evidence</w:t>
+      </w:r>
+      <w:r>
+        <w:rPr>
+          <w:b w:val="0"/>
+        </w:rPr>
+        <w:t xml:space="preserve"> that supports it.. Return to this week and explain what you changed.</w:t>
       </w:r>
     </w:p>
     <w:p>
@@ -1666,8 +2607,37 @@
       </w:r>
     </w:p>
     <w:p>
-      <w:r>
-        <w:t>Use Download completed work in the hosted lesson to export your answers, reflections, practice feedback and code-run evidence. Open the HTML copy to read or print it. Drafts stay in this browser when storage is available; clear drafts on a shared device.</w:t>
+      <w:pPr>
+        <w:spacing w:line="336" w:lineRule="auto" w:after="180"/>
+      </w:pPr>
+      <w:r>
+        <w:rPr>
+          <w:b w:val="0"/>
+        </w:rPr>
+        <w:t xml:space="preserve">Use Download completed work in the hosted lesson to export your answers, reflections, practice feedback and code-run </w:t>
+      </w:r>
+      <w:r>
+        <w:rPr>
+          <w:b/>
+        </w:rPr>
+        <w:t>evidence</w:t>
+      </w:r>
+      <w:r>
+        <w:rPr>
+          <w:b w:val="0"/>
+        </w:rPr>
+        <w:t>. Open the HTML copy to read or print it.</w:t>
+      </w:r>
+    </w:p>
+    <w:p>
+      <w:pPr>
+        <w:spacing w:line="336" w:lineRule="auto" w:after="180"/>
+      </w:pPr>
+      <w:r>
+        <w:rPr>
+          <w:b w:val="0"/>
+        </w:rPr>
+        <w:t>Drafts stay in this browser when storage is available; clear drafts on a shared device.</w:t>
       </w:r>
     </w:p>
     <w:p>
@@ -1681,6 +2651,814 @@
     <w:p>
       <w:r>
         <w:t>________________________________________________________________</w:t>
+      </w:r>
+    </w:p>
+    <w:p>
+      <w:r>
+        <w:t>________________________________________________________________</w:t>
+      </w:r>
+    </w:p>
+    <w:p>
+      <w:r>
+        <w:t>________________________________________________________________</w:t>
+      </w:r>
+    </w:p>
+    <w:p>
+      <w:r>
+        <w:t>________________________________________________________________</w:t>
+      </w:r>
+    </w:p>
+    <w:p>
+      <w:r>
+        <w:t>________________________________________________________________</w:t>
+      </w:r>
+    </w:p>
+    <w:p>
+      <w:pPr>
+        <w:pStyle w:val="Heading1"/>
+      </w:pPr>
+      <w:r>
+        <w:t>21. Visual concept journey</w:t>
+      </w:r>
+    </w:p>
+    <w:p>
+      <w:r>
+        <w:t>Explain each Bias and Representation picture from its labels, then record a relevant limit.</w:t>
+      </w:r>
+    </w:p>
+    <w:p>
+      <w:pPr>
+        <w:pStyle w:val="Heading3"/>
+      </w:pPr>
+      <w:r>
+        <w:t>01. Bias and Representation: the case</w:t>
+      </w:r>
+    </w:p>
+    <w:p>
+      <w:r>
+        <w:drawing>
+          <wp:inline xmlns:a="http://schemas.openxmlformats.org/drawingml/2006/main" xmlns:pic="http://schemas.openxmlformats.org/drawingml/2006/picture">
+            <wp:extent cx="5486400" cy="3142488"/>
+            <wp:docPr id="2" name="Picture 2" descr="Compare study-answer support rates when groups have different numbers of questions. Supplied facts: Group Birch has 6 supported answers in 8 cases; group Pine has 9 supported answers in 12 cases. Both groups use the same support rubric. All inputs and outcomes in this worked example are invented classroom data; no real model run is claimed."/>
+            <wp:cNvGraphicFramePr>
+              <a:graphicFrameLocks noChangeAspect="1"/>
+            </wp:cNvGraphicFramePr>
+            <a:graphic>
+              <a:graphicData uri="http://schemas.openxmlformats.org/drawingml/2006/picture">
+                <pic:pic>
+                  <pic:nvPicPr>
+                    <pic:cNvPr id="0" name="academy-story-ai-3-30-01.png"/>
+                    <pic:cNvPicPr/>
+                  </pic:nvPicPr>
+                  <pic:blipFill>
+                    <a:blip r:embed="rId10"/>
+                    <a:stretch>
+                      <a:fillRect/>
+                    </a:stretch>
+                  </pic:blipFill>
+                  <pic:spPr>
+                    <a:xfrm>
+                      <a:off x="0" y="0"/>
+                      <a:ext cx="5486400" cy="3142488"/>
+                    </a:xfrm>
+                    <a:prstGeom prst="rect"/>
+                  </pic:spPr>
+                </pic:pic>
+              </a:graphicData>
+            </a:graphic>
+          </wp:inline>
+        </w:drawing>
+      </w:r>
+    </w:p>
+    <w:p>
+      <w:pPr>
+        <w:spacing w:line="336" w:lineRule="auto" w:after="180"/>
+      </w:pPr>
+      <w:r>
+        <w:rPr>
+          <w:b w:val="0"/>
+        </w:rPr>
+        <w:t>Compare study-answer support rates when groups have different numbers of questions. Supplied facts: Group Birch has 6 supported answers in 8 cases; group Pine has 9 supported answers in 12 cases.</w:t>
+      </w:r>
+    </w:p>
+    <w:p>
+      <w:pPr>
+        <w:spacing w:line="336" w:lineRule="auto" w:after="180"/>
+      </w:pPr>
+      <w:r>
+        <w:rPr>
+          <w:b w:val="0"/>
+        </w:rPr>
+        <w:t xml:space="preserve">Both groups use the same support rubric. All </w:t>
+      </w:r>
+      <w:r>
+        <w:rPr>
+          <w:b/>
+        </w:rPr>
+        <w:t>input</w:t>
+      </w:r>
+      <w:r>
+        <w:rPr>
+          <w:b w:val="0"/>
+        </w:rPr>
+        <w:t>s and outcomes in this worked example are invented classroom data; no real model run is claimed.</w:t>
+      </w:r>
+    </w:p>
+    <w:p>
+      <w:pPr>
+        <w:spacing w:line="336" w:lineRule="auto" w:after="180"/>
+        <w:shd w:fill="F5F1FB"/>
+      </w:pPr>
+      <w:r>
+        <w:rPr>
+          <w:b w:val="0"/>
+        </w:rPr>
+        <w:t>Point to the given fact that matters most. Explain why it matters.</w:t>
+      </w:r>
+    </w:p>
+    <w:p>
+      <w:pPr>
+        <w:pStyle w:val="Heading3"/>
+      </w:pPr>
+      <w:r>
+        <w:t>My picture explanation, deciding evidence and one limit</w:t>
+      </w:r>
+    </w:p>
+    <w:p>
+      <w:r>
+        <w:t>________________________________________________________________</w:t>
+      </w:r>
+    </w:p>
+    <w:p>
+      <w:r>
+        <w:t>________________________________________________________________</w:t>
+      </w:r>
+    </w:p>
+    <w:p>
+      <w:r>
+        <w:t>________________________________________________________________</w:t>
+      </w:r>
+    </w:p>
+    <w:p>
+      <w:r>
+        <w:t>________________________________________________________________</w:t>
+      </w:r>
+    </w:p>
+    <w:p>
+      <w:pPr>
+        <w:pStyle w:val="Heading3"/>
+      </w:pPr>
+      <w:r>
+        <w:t>02. Follow the deciding steps</w:t>
+      </w:r>
+    </w:p>
+    <w:p>
+      <w:r>
+        <w:drawing>
+          <wp:inline xmlns:a="http://schemas.openxmlformats.org/drawingml/2006/main" xmlns:pic="http://schemas.openxmlformats.org/drawingml/2006/picture">
+            <wp:extent cx="5486400" cy="3493008"/>
+            <wp:docPr id="3" name="Picture 3" descr="Keep denominators: Birch: 6/8. Pine: 9/12. → Compare rates: Both support rates are 75%; Pine has more correct answers because it has more cases. → Inspect errors: Check the two Birch and three Pine failures before deciding what revision each needs."/>
+            <wp:cNvGraphicFramePr>
+              <a:graphicFrameLocks noChangeAspect="1"/>
+            </wp:cNvGraphicFramePr>
+            <a:graphic>
+              <a:graphicData uri="http://schemas.openxmlformats.org/drawingml/2006/picture">
+                <pic:pic>
+                  <pic:nvPicPr>
+                    <pic:cNvPr id="0" name="academy-story-ai-3-30-02.png"/>
+                    <pic:cNvPicPr/>
+                  </pic:nvPicPr>
+                  <pic:blipFill>
+                    <a:blip r:embed="rId11"/>
+                    <a:stretch>
+                      <a:fillRect/>
+                    </a:stretch>
+                  </pic:blipFill>
+                  <pic:spPr>
+                    <a:xfrm>
+                      <a:off x="0" y="0"/>
+                      <a:ext cx="5486400" cy="3493008"/>
+                    </a:xfrm>
+                    <a:prstGeom prst="rect"/>
+                  </pic:spPr>
+                </pic:pic>
+              </a:graphicData>
+            </a:graphic>
+          </wp:inline>
+        </w:drawing>
+      </w:r>
+    </w:p>
+    <w:p>
+      <w:pPr>
+        <w:spacing w:line="336" w:lineRule="auto" w:after="180"/>
+      </w:pPr>
+      <w:r>
+        <w:rPr>
+          <w:b w:val="0"/>
+        </w:rPr>
+        <w:t>Keep denominators: Birch: 6/8.</w:t>
+      </w:r>
+    </w:p>
+    <w:p>
+      <w:pPr>
+        <w:spacing w:line="336" w:lineRule="auto" w:after="180"/>
+      </w:pPr>
+      <w:r>
+        <w:rPr>
+          <w:b w:val="0"/>
+        </w:rPr>
+        <w:t>Pine: 9/12. → Compare rates: Both support rates are 75%; Pine has more correct answers because it has more cases. → Inspect errors: Check the two Birch and three Pine failures before deciding what revision each needs.</w:t>
+      </w:r>
+    </w:p>
+    <w:p>
+      <w:pPr>
+        <w:spacing w:line="336" w:lineRule="auto" w:after="180"/>
+        <w:shd w:fill="F5F1FB"/>
+      </w:pPr>
+      <w:r>
+        <w:rPr>
+          <w:b w:val="0"/>
+        </w:rPr>
+        <w:t xml:space="preserve">Point to each numbered stage and explain which recorded </w:t>
+      </w:r>
+      <w:r>
+        <w:rPr>
+          <w:b/>
+        </w:rPr>
+        <w:t>input</w:t>
+      </w:r>
+      <w:r>
+        <w:rPr>
+          <w:b w:val="0"/>
+        </w:rPr>
+        <w:t xml:space="preserve"> it uses.</w:t>
+      </w:r>
+    </w:p>
+    <w:p>
+      <w:pPr>
+        <w:pStyle w:val="Heading3"/>
+      </w:pPr>
+      <w:r>
+        <w:t>My picture explanation, deciding evidence and one limit</w:t>
+      </w:r>
+    </w:p>
+    <w:p>
+      <w:r>
+        <w:t>________________________________________________________________</w:t>
+      </w:r>
+    </w:p>
+    <w:p>
+      <w:r>
+        <w:t>________________________________________________________________</w:t>
+      </w:r>
+    </w:p>
+    <w:p>
+      <w:r>
+        <w:t>________________________________________________________________</w:t>
+      </w:r>
+    </w:p>
+    <w:p>
+      <w:r>
+        <w:t>________________________________________________________________</w:t>
+      </w:r>
+    </w:p>
+    <w:p>
+      <w:pPr>
+        <w:pStyle w:val="Heading3"/>
+      </w:pPr>
+      <w:r>
+        <w:t>03. Representation and bias evaluation — evidence trace</w:t>
+      </w:r>
+    </w:p>
+    <w:p>
+      <w:r>
+        <w:drawing>
+          <wp:inline xmlns:a="http://schemas.openxmlformats.org/drawingml/2006/main" xmlns:pic="http://schemas.openxmlformats.org/drawingml/2006/picture">
+            <wp:extent cx="5486400" cy="3297936"/>
+            <wp:docPr id="4" name="Picture 4" descr="Representation and bias evaluation — evidence trace. A grounded assistant supports 9 of 10 group-A cases and 6 of 10 group-B cases. | Define the task, relevant groups, labels and denominators before comparing. Use fictional, non-identifying records. Evaluate quality and fallback outcomes separately; preserve sample sizes and unresolved explanations. | Rates 90% and 60%; gap 30 percentage points. Investigate case mix, retrieval coverage and annotation rules before attributing cause."/>
+            <wp:cNvGraphicFramePr>
+              <a:graphicFrameLocks noChangeAspect="1"/>
+            </wp:cNvGraphicFramePr>
+            <a:graphic>
+              <a:graphicData uri="http://schemas.openxmlformats.org/drawingml/2006/picture">
+                <pic:pic>
+                  <pic:nvPicPr>
+                    <pic:cNvPr id="0" name="academy-story-ai-3-30-03.png"/>
+                    <pic:cNvPicPr/>
+                  </pic:nvPicPr>
+                  <pic:blipFill>
+                    <a:blip r:embed="rId12"/>
+                    <a:stretch>
+                      <a:fillRect/>
+                    </a:stretch>
+                  </pic:blipFill>
+                  <pic:spPr>
+                    <a:xfrm>
+                      <a:off x="0" y="0"/>
+                      <a:ext cx="5486400" cy="3297936"/>
+                    </a:xfrm>
+                    <a:prstGeom prst="rect"/>
+                  </pic:spPr>
+                </pic:pic>
+              </a:graphicData>
+            </a:graphic>
+          </wp:inline>
+        </w:drawing>
+      </w:r>
+    </w:p>
+    <w:p>
+      <w:pPr>
+        <w:spacing w:line="336" w:lineRule="auto" w:after="180"/>
+      </w:pPr>
+      <w:r>
+        <w:rPr>
+          <w:b/>
+        </w:rPr>
+        <w:t>Representation</w:t>
+      </w:r>
+      <w:r>
+        <w:rPr>
+          <w:b w:val="0"/>
+        </w:rPr>
+        <w:t xml:space="preserve"> and bias evaluation — </w:t>
+      </w:r>
+      <w:r>
+        <w:rPr>
+          <w:b/>
+        </w:rPr>
+        <w:t>evidence</w:t>
+      </w:r>
+      <w:r>
+        <w:rPr>
+          <w:b w:val="0"/>
+        </w:rPr>
+        <w:t xml:space="preserve"> trace. A grounded assistant supports 9 of 10 group-A cases and 6 of 10 group-B cases. | Define the task, relevant groups, labels and denominators before comparing.</w:t>
+      </w:r>
+    </w:p>
+    <w:p>
+      <w:pPr>
+        <w:spacing w:line="336" w:lineRule="auto" w:after="180"/>
+      </w:pPr>
+      <w:r>
+        <w:rPr>
+          <w:b w:val="0"/>
+        </w:rPr>
+        <w:t xml:space="preserve">Use fictional, non-identifying records. Evaluate quality and fallback outcomes separately; preserve sample sizes and unresolved explanations. | Rates 90% and </w:t>
+      </w:r>
+      <w:r>
+        <w:rPr>
+          <w:b/>
+        </w:rPr>
+        <w:t>60%</w:t>
+      </w:r>
+      <w:r>
+        <w:rPr>
+          <w:b w:val="0"/>
+        </w:rPr>
+        <w:t>; gap 30 percentage points.</w:t>
+      </w:r>
+    </w:p>
+    <w:p>
+      <w:pPr>
+        <w:spacing w:line="336" w:lineRule="auto" w:after="180"/>
+      </w:pPr>
+      <w:r>
+        <w:rPr>
+          <w:b w:val="0"/>
+        </w:rPr>
+        <w:t xml:space="preserve">Investigate </w:t>
+      </w:r>
+      <w:r>
+        <w:rPr>
+          <w:b/>
+        </w:rPr>
+        <w:t>case mix</w:t>
+      </w:r>
+      <w:r>
+        <w:rPr>
+          <w:b w:val="0"/>
+        </w:rPr>
+        <w:t>, retrieval coverage and annotation rules before attributing cause.</w:t>
+      </w:r>
+    </w:p>
+    <w:p>
+      <w:pPr>
+        <w:spacing w:line="336" w:lineRule="auto" w:after="180"/>
+        <w:shd w:fill="F5F1FB"/>
+      </w:pPr>
+      <w:r>
+        <w:rPr>
+          <w:b w:val="0"/>
+        </w:rPr>
+        <w:t>Read the labels and values. Explain the relationship the model shows.</w:t>
+      </w:r>
+    </w:p>
+    <w:p>
+      <w:pPr>
+        <w:pStyle w:val="Heading3"/>
+      </w:pPr>
+      <w:r>
+        <w:t>My picture explanation, deciding evidence and one limit</w:t>
+      </w:r>
+    </w:p>
+    <w:p>
+      <w:r>
+        <w:t>________________________________________________________________</w:t>
+      </w:r>
+    </w:p>
+    <w:p>
+      <w:r>
+        <w:t>________________________________________________________________</w:t>
+      </w:r>
+    </w:p>
+    <w:p>
+      <w:r>
+        <w:t>________________________________________________________________</w:t>
+      </w:r>
+    </w:p>
+    <w:p>
+      <w:r>
+        <w:t>________________________________________________________________</w:t>
+      </w:r>
+    </w:p>
+    <w:p>
+      <w:pPr>
+        <w:pStyle w:val="Heading3"/>
+      </w:pPr>
+      <w:r>
+        <w:t>04. Change one thing. Trace what follows.</w:t>
+      </w:r>
+    </w:p>
+    <w:p>
+      <w:r>
+        <w:drawing>
+          <wp:inline xmlns:a="http://schemas.openxmlformats.org/drawingml/2006/main" xmlns:pic="http://schemas.openxmlformats.org/drawingml/2006/picture">
+            <wp:extent cx="5486400" cy="3026664"/>
+            <wp:docPr id="5" name="Picture 5" descr="Original case: Check the two Birch and three Pine failures before deciding what revision each needs. Changed condition: Pine instead has 6 supported answers out of 12. Expected result: Pine is 50%, which is 25 percentage points below Birch. Reason: Equal correct counts do not imply equal rates when denominators differ."/>
+            <wp:cNvGraphicFramePr>
+              <a:graphicFrameLocks noChangeAspect="1"/>
+            </wp:cNvGraphicFramePr>
+            <a:graphic>
+              <a:graphicData uri="http://schemas.openxmlformats.org/drawingml/2006/picture">
+                <pic:pic>
+                  <pic:nvPicPr>
+                    <pic:cNvPr id="0" name="academy-story-ai-3-30-04.png"/>
+                    <pic:cNvPicPr/>
+                  </pic:nvPicPr>
+                  <pic:blipFill>
+                    <a:blip r:embed="rId13"/>
+                    <a:stretch>
+                      <a:fillRect/>
+                    </a:stretch>
+                  </pic:blipFill>
+                  <pic:spPr>
+                    <a:xfrm>
+                      <a:off x="0" y="0"/>
+                      <a:ext cx="5486400" cy="3026664"/>
+                    </a:xfrm>
+                    <a:prstGeom prst="rect"/>
+                  </pic:spPr>
+                </pic:pic>
+              </a:graphicData>
+            </a:graphic>
+          </wp:inline>
+        </w:drawing>
+      </w:r>
+    </w:p>
+    <w:p>
+      <w:pPr>
+        <w:spacing w:line="336" w:lineRule="auto" w:after="180"/>
+      </w:pPr>
+      <w:r>
+        <w:rPr>
+          <w:b w:val="0"/>
+        </w:rPr>
+        <w:t>Original case: Check the two Birch and three Pine failures before deciding what revision each needs. Changed condition: Pine instead has 6 supported answers out of 12.</w:t>
+      </w:r>
+    </w:p>
+    <w:p>
+      <w:pPr>
+        <w:spacing w:line="336" w:lineRule="auto" w:after="180"/>
+      </w:pPr>
+      <w:r>
+        <w:rPr>
+          <w:b w:val="0"/>
+        </w:rPr>
+        <w:t>Expected result: Pine is 50%, which is 25 percentage points below Birch. Reason: Equal correct counts do not imply equal rates when denominators differ.</w:t>
+      </w:r>
+    </w:p>
+    <w:p>
+      <w:pPr>
+        <w:spacing w:line="336" w:lineRule="auto" w:after="180"/>
+        <w:shd w:fill="F5F1FB"/>
+      </w:pPr>
+      <w:r>
+        <w:rPr>
+          <w:b w:val="0"/>
+        </w:rPr>
+        <w:t>Predict before checking the worked changed-case result. Name what changed and what the supplied facts allow you to conclude.</w:t>
+      </w:r>
+    </w:p>
+    <w:p>
+      <w:pPr>
+        <w:pStyle w:val="Heading3"/>
+      </w:pPr>
+      <w:r>
+        <w:t>My picture explanation, deciding evidence and one limit</w:t>
+      </w:r>
+    </w:p>
+    <w:p>
+      <w:r>
+        <w:t>________________________________________________________________</w:t>
+      </w:r>
+    </w:p>
+    <w:p>
+      <w:r>
+        <w:t>________________________________________________________________</w:t>
+      </w:r>
+    </w:p>
+    <w:p>
+      <w:r>
+        <w:t>________________________________________________________________</w:t>
+      </w:r>
+    </w:p>
+    <w:p>
+      <w:r>
+        <w:t>________________________________________________________________</w:t>
+      </w:r>
+    </w:p>
+    <w:p>
+      <w:pPr>
+        <w:pStyle w:val="Heading3"/>
+      </w:pPr>
+      <w:r>
+        <w:t>05. Connect the explanation to its limit</w:t>
+      </w:r>
+    </w:p>
+    <w:p>
+      <w:r>
+        <w:drawing>
+          <wp:inline xmlns:a="http://schemas.openxmlformats.org/drawingml/2006/main" xmlns:pic="http://schemas.openxmlformats.org/drawingml/2006/picture">
+            <wp:extent cx="5486400" cy="2834640"/>
+            <wp:docPr id="6" name="Picture 6" descr="Read the picture in order. Check the two Birch and three Pine failures before deciding what revision each needs. The arrows show which recorded input or intermediate result each decision uses. Explain the deciding step aloud before checking the changed case; pointing to the final answer alone does not show how it follows. Limit: These groups are fictional; small samples and unmatched question difficulty limit conclusions about fairness."/>
+            <wp:cNvGraphicFramePr>
+              <a:graphicFrameLocks noChangeAspect="1"/>
+            </wp:cNvGraphicFramePr>
+            <a:graphic>
+              <a:graphicData uri="http://schemas.openxmlformats.org/drawingml/2006/picture">
+                <pic:pic>
+                  <pic:nvPicPr>
+                    <pic:cNvPr id="0" name="academy-story-ai-3-30-05.png"/>
+                    <pic:cNvPicPr/>
+                  </pic:nvPicPr>
+                  <pic:blipFill>
+                    <a:blip r:embed="rId14"/>
+                    <a:stretch>
+                      <a:fillRect/>
+                    </a:stretch>
+                  </pic:blipFill>
+                  <pic:spPr>
+                    <a:xfrm>
+                      <a:off x="0" y="0"/>
+                      <a:ext cx="5486400" cy="2834640"/>
+                    </a:xfrm>
+                    <a:prstGeom prst="rect"/>
+                  </pic:spPr>
+                </pic:pic>
+              </a:graphicData>
+            </a:graphic>
+          </wp:inline>
+        </w:drawing>
+      </w:r>
+    </w:p>
+    <w:p>
+      <w:pPr>
+        <w:spacing w:line="336" w:lineRule="auto" w:after="180"/>
+      </w:pPr>
+      <w:r>
+        <w:rPr>
+          <w:b w:val="0"/>
+        </w:rPr>
+        <w:t xml:space="preserve">Read the picture in order. Check the two Birch and three Pine failures before deciding what revision each needs. The arrows show which recorded </w:t>
+      </w:r>
+      <w:r>
+        <w:rPr>
+          <w:b/>
+        </w:rPr>
+        <w:t>input</w:t>
+      </w:r>
+      <w:r>
+        <w:rPr>
+          <w:b w:val="0"/>
+        </w:rPr>
+        <w:t xml:space="preserve"> or intermediate result each decision uses.</w:t>
+      </w:r>
+    </w:p>
+    <w:p>
+      <w:pPr>
+        <w:spacing w:line="336" w:lineRule="auto" w:after="180"/>
+      </w:pPr>
+      <w:r>
+        <w:rPr>
+          <w:b w:val="0"/>
+        </w:rPr>
+        <w:t>Explain the deciding step aloud before checking the changed case; pointing to the final answer alone does not show how it follows.</w:t>
+      </w:r>
+    </w:p>
+    <w:p>
+      <w:pPr>
+        <w:spacing w:line="336" w:lineRule="auto" w:after="180"/>
+      </w:pPr>
+      <w:r>
+        <w:rPr>
+          <w:b w:val="0"/>
+        </w:rPr>
+        <w:t>Limit: These groups are fictional; small samples and unmatched question difficulty limit conclusions about fairness.</w:t>
+      </w:r>
+    </w:p>
+    <w:p>
+      <w:pPr>
+        <w:spacing w:line="336" w:lineRule="auto" w:after="180"/>
+        <w:shd w:fill="F5F1FB"/>
+      </w:pPr>
+      <w:r>
+        <w:rPr>
+          <w:b w:val="0"/>
+        </w:rPr>
+        <w:t>Explain the case, then point to a limit on the claim.</w:t>
+      </w:r>
+    </w:p>
+    <w:p>
+      <w:pPr>
+        <w:pStyle w:val="Heading3"/>
+      </w:pPr>
+      <w:r>
+        <w:t>My picture explanation, deciding evidence and one limit</w:t>
+      </w:r>
+    </w:p>
+    <w:p>
+      <w:r>
+        <w:t>________________________________________________________________</w:t>
+      </w:r>
+    </w:p>
+    <w:p>
+      <w:r>
+        <w:t>________________________________________________________________</w:t>
+      </w:r>
+    </w:p>
+    <w:p>
+      <w:r>
+        <w:t>________________________________________________________________</w:t>
+      </w:r>
+    </w:p>
+    <w:p>
+      <w:r>
+        <w:t>________________________________________________________________</w:t>
+      </w:r>
+    </w:p>
+    <w:p>
+      <w:pPr>
+        <w:pStyle w:val="Heading3"/>
+      </w:pPr>
+      <w:r>
+        <w:t>06. Make the idea visible in your project</w:t>
+      </w:r>
+    </w:p>
+    <w:p>
+      <w:r>
+        <w:drawing>
+          <wp:inline xmlns:a="http://schemas.openxmlformats.org/drawingml/2006/main" xmlns:pic="http://schemas.openxmlformats.org/drawingml/2006/picture">
+            <wp:extent cx="5486400" cy="3681984"/>
+            <wp:docPr id="7" name="Picture 7" descr="For your Verified Study Buddy, save the input, procedure, observed result and limitation of this check. Label this worked example as practice; use a different, previously unreviewed case when checking independent understanding. Draw your input, deciding step, result and limit. Supported question: Explain why comparing six correct answers in each group would mislead. Point to the relevant step in the picture, then write the changed result and the rule or evidence that supports it."/>
+            <wp:cNvGraphicFramePr>
+              <a:graphicFrameLocks noChangeAspect="1"/>
+            </wp:cNvGraphicFramePr>
+            <a:graphic>
+              <a:graphicData uri="http://schemas.openxmlformats.org/drawingml/2006/picture">
+                <pic:pic>
+                  <pic:nvPicPr>
+                    <pic:cNvPr id="0" name="academy-story-ai-3-30-06.png"/>
+                    <pic:cNvPicPr/>
+                  </pic:nvPicPr>
+                  <pic:blipFill>
+                    <a:blip r:embed="rId15"/>
+                    <a:stretch>
+                      <a:fillRect/>
+                    </a:stretch>
+                  </pic:blipFill>
+                  <pic:spPr>
+                    <a:xfrm>
+                      <a:off x="0" y="0"/>
+                      <a:ext cx="5486400" cy="3681984"/>
+                    </a:xfrm>
+                    <a:prstGeom prst="rect"/>
+                  </pic:spPr>
+                </pic:pic>
+              </a:graphicData>
+            </a:graphic>
+          </wp:inline>
+        </w:drawing>
+      </w:r>
+    </w:p>
+    <w:p>
+      <w:pPr>
+        <w:spacing w:line="336" w:lineRule="auto" w:after="180"/>
+      </w:pPr>
+      <w:r>
+        <w:rPr>
+          <w:b w:val="0"/>
+        </w:rPr>
+        <w:t xml:space="preserve">For your Verified Study Buddy, save the </w:t>
+      </w:r>
+      <w:r>
+        <w:rPr>
+          <w:b/>
+        </w:rPr>
+        <w:t>input</w:t>
+      </w:r>
+      <w:r>
+        <w:rPr>
+          <w:b w:val="0"/>
+        </w:rPr>
+        <w:t>, procedure, observed result and limitation of this check.</w:t>
+      </w:r>
+    </w:p>
+    <w:p>
+      <w:pPr>
+        <w:spacing w:line="336" w:lineRule="auto" w:after="180"/>
+      </w:pPr>
+      <w:r>
+        <w:rPr>
+          <w:b w:val="0"/>
+        </w:rPr>
+        <w:t xml:space="preserve">Label this worked example as practice; use a different, previously unreviewed case when checking independent understanding. Draw your </w:t>
+      </w:r>
+      <w:r>
+        <w:rPr>
+          <w:b/>
+        </w:rPr>
+        <w:t>input</w:t>
+      </w:r>
+      <w:r>
+        <w:rPr>
+          <w:b w:val="0"/>
+        </w:rPr>
+        <w:t>, deciding step, result and limit.</w:t>
+      </w:r>
+    </w:p>
+    <w:p>
+      <w:pPr>
+        <w:spacing w:line="336" w:lineRule="auto" w:after="180"/>
+      </w:pPr>
+      <w:r>
+        <w:rPr>
+          <w:b w:val="0"/>
+        </w:rPr>
+        <w:t xml:space="preserve">Supported question: Explain why comparing six correct answers in each group would mislead. Point to the relevant step in the picture, then write the changed result and the rule or </w:t>
+      </w:r>
+      <w:r>
+        <w:rPr>
+          <w:b/>
+        </w:rPr>
+        <w:t>evidence</w:t>
+      </w:r>
+      <w:r>
+        <w:rPr>
+          <w:b w:val="0"/>
+        </w:rPr>
+        <w:t xml:space="preserve"> that supports it.</w:t>
+      </w:r>
+    </w:p>
+    <w:p>
+      <w:pPr>
+        <w:spacing w:line="336" w:lineRule="auto" w:after="180"/>
+        <w:shd w:fill="F5F1FB"/>
+      </w:pPr>
+      <w:r>
+        <w:rPr>
+          <w:b w:val="0"/>
+        </w:rPr>
+        <w:t xml:space="preserve">Draw your project trace and justify the deciding step using </w:t>
+      </w:r>
+      <w:r>
+        <w:rPr>
+          <w:b/>
+        </w:rPr>
+        <w:t>evidence</w:t>
+      </w:r>
+      <w:r>
+        <w:rPr>
+          <w:b w:val="0"/>
+        </w:rPr>
+        <w:t>.</w:t>
+      </w:r>
+    </w:p>
+    <w:p>
+      <w:pPr>
+        <w:pStyle w:val="Heading3"/>
+      </w:pPr>
+      <w:r>
+        <w:t>My picture explanation, deciding evidence and one limit</w:t>
       </w:r>
     </w:p>
     <w:p>

--- a/downloads/workbook/ai-3-week-30.docx
+++ b/downloads/workbook/ai-3-week-30.docx
@@ -1096,6 +1096,26 @@
     </w:p>
     <w:p>
       <w:pPr>
+        <w:pStyle w:val="Heading3"/>
+      </w:pPr>
+      <w:r>
+        <w:t>Where to find the supplied example</w:t>
+      </w:r>
+    </w:p>
+    <w:p>
+      <w:pPr>
+        <w:spacing w:line="336" w:lineRule="auto" w:after="180"/>
+        <w:shd w:fill="F1F6F8"/>
+      </w:pPr>
+      <w:r>
+        <w:rPr>
+          <w:b w:val="0"/>
+        </w:rPr>
+        <w:t>Reference for this exercise: open this week’s student lesson, “Bias and Representation”, at “See how it works” and “Follow a worked example”. Use the original worked values or code named in the question; the later pictorial case is a separate example. Keep this reference beside your workbook while practising.</w:t>
+      </w:r>
+    </w:p>
+    <w:p>
+      <w:pPr>
         <w:spacing w:line="336" w:lineRule="auto" w:after="180"/>
       </w:pPr>
       <w:r>
@@ -1414,6 +1434,26 @@
     <w:p>
       <w:r>
         <w:t>Design a revealing follow-up. Apply the supplied Bias and Representation facts and keep your reasoning.</w:t>
+      </w:r>
+    </w:p>
+    <w:p>
+      <w:pPr>
+        <w:pStyle w:val="Heading3"/>
+      </w:pPr>
+      <w:r>
+        <w:t>Where to find the supplied example</w:t>
+      </w:r>
+    </w:p>
+    <w:p>
+      <w:pPr>
+        <w:spacing w:line="336" w:lineRule="auto" w:after="180"/>
+        <w:shd w:fill="F1F6F8"/>
+      </w:pPr>
+      <w:r>
+        <w:rPr>
+          <w:b w:val="0"/>
+        </w:rPr>
+        <w:t>Reference for this exercise: open this week’s student lesson, “Bias and Representation”, at “See how it works” and “Follow a worked example”. Use the original worked values or code named in the question; the later pictorial case is a separate example. Keep this reference beside your workbook while practising.</w:t>
       </w:r>
     </w:p>
     <w:p>

--- a/downloads/workbook/ai-3-week-30.docx
+++ b/downloads/workbook/ai-3-week-30.docx
@@ -25,12 +25,518 @@
         <w:pStyle w:val="Heading1"/>
       </w:pPr>
       <w:r>
-        <w:t>01. Recall and choose your starting point</w:t>
-      </w:r>
-    </w:p>
-    <w:p>
-      <w:r>
-        <w:t>Record your starting explanation for Bias and Representation before opening notes. Show any later correction separately.</w:t>
+        <w:t>One connected representation and outcome-audit record.</w:t>
+      </w:r>
+    </w:p>
+    <w:p>
+      <w:r>
+        <w:t>Explain the criteria, trace rates, audit overclaims and design a controlled retest.</w:t>
+      </w:r>
+    </w:p>
+    <w:p>
+      <w:r>
+        <w:t>Retain task, source coverage, denominator, exact failure evidence and unresolved explanations.</w:t>
+      </w:r>
+    </w:p>
+    <w:p>
+      <w:pPr>
+        <w:pStyle w:val="Heading1"/>
+      </w:pPr>
+      <w:r>
+        <w:t>01. Recall: reconnect earlier ideas</w:t>
+      </w:r>
+    </w:p>
+    <w:p>
+      <w:r>
+        <w:t>Retrieve before opening notes.</w:t>
+      </w:r>
+    </w:p>
+    <w:p>
+      <w:pPr>
+        <w:pStyle w:val="Heading2"/>
+      </w:pPr>
+      <w:r>
+        <w:t>Retrieve and explain</w:t>
+      </w:r>
+    </w:p>
+    <w:p>
+      <w:pPr>
+        <w:pStyle w:val="ListBullet"/>
+      </w:pPr>
+      <w:r>
+        <w:t>Try the recall before opening notes. Then use a different colour or a labelled second line to correct your explanation.</w:t>
+      </w:r>
+    </w:p>
+    <w:p>
+      <w:pPr>
+        <w:pStyle w:val="ListBullet"/>
+      </w:pPr>
+      <w:r>
+        <w:t>Without opening the old lesson, explain one key idea from Copyright and Provenance. Give an example and a mistake that the idea helps you avoid.</w:t>
+      </w:r>
+    </w:p>
+    <w:p>
+      <w:pPr>
+        <w:pStyle w:val="Heading3"/>
+      </w:pPr>
+      <w:r>
+        <w:t>My remembered idea, example and correction</w:t>
+      </w:r>
+    </w:p>
+    <w:p>
+      <w:r>
+        <w:t>________________________________________________________________</w:t>
+      </w:r>
+    </w:p>
+    <w:p>
+      <w:r>
+        <w:t>________________________________________________________________</w:t>
+      </w:r>
+    </w:p>
+    <w:p>
+      <w:r>
+        <w:t>________________________________________________________________</w:t>
+      </w:r>
+    </w:p>
+    <w:p>
+      <w:pPr>
+        <w:pStyle w:val="ListBullet"/>
+      </w:pPr>
+      <w:r>
+        <w:t>Without opening the old lesson, explain one key idea from Red Team the Product. Give an example and a mistake that the idea helps you avoid.</w:t>
+      </w:r>
+    </w:p>
+    <w:p>
+      <w:pPr>
+        <w:pStyle w:val="Heading3"/>
+      </w:pPr>
+      <w:r>
+        <w:t>My remembered idea, example and correction</w:t>
+      </w:r>
+    </w:p>
+    <w:p>
+      <w:r>
+        <w:t>________________________________________________________________</w:t>
+      </w:r>
+    </w:p>
+    <w:p>
+      <w:r>
+        <w:t>________________________________________________________________</w:t>
+      </w:r>
+    </w:p>
+    <w:p>
+      <w:r>
+        <w:t>________________________________________________________________</w:t>
+      </w:r>
+    </w:p>
+    <w:p>
+      <w:pPr>
+        <w:pStyle w:val="ListBullet"/>
+      </w:pPr>
+      <w:r>
+        <w:t>Without opening the old lesson, explain one key idea from Prototype a Grounded Assistant. Give an example and a mistake that the idea helps you avoid.</w:t>
+      </w:r>
+    </w:p>
+    <w:p>
+      <w:pPr>
+        <w:pStyle w:val="Heading3"/>
+      </w:pPr>
+      <w:r>
+        <w:t>My remembered idea, example and correction</w:t>
+      </w:r>
+    </w:p>
+    <w:p>
+      <w:r>
+        <w:t>________________________________________________________________</w:t>
+      </w:r>
+    </w:p>
+    <w:p>
+      <w:r>
+        <w:t>________________________________________________________________</w:t>
+      </w:r>
+    </w:p>
+    <w:p>
+      <w:r>
+        <w:t>________________________________________________________________</w:t>
+      </w:r>
+    </w:p>
+    <w:p>
+      <w:pPr>
+        <w:pStyle w:val="Heading2"/>
+      </w:pPr>
+      <w:r>
+        <w:t>Earlier wording, alternatives and picture transcripts · reference / check after trying</w:t>
+      </w:r>
+    </w:p>
+    <w:p>
+      <w:pPr>
+        <w:pStyle w:val="Heading3"/>
+      </w:pPr>
+      <w:r>
+        <w:t>Copyright and Provenance</w:t>
+      </w:r>
+    </w:p>
+    <w:p>
+      <w:pPr>
+        <w:pStyle w:val="Heading3"/>
+      </w:pPr>
+      <w:r>
+        <w:t>Red Team the Product</w:t>
+      </w:r>
+    </w:p>
+    <w:p>
+      <w:pPr>
+        <w:pStyle w:val="Heading3"/>
+      </w:pPr>
+      <w:r>
+        <w:t>Prototype a Grounded Assistant</w:t>
+      </w:r>
+    </w:p>
+    <w:p>
+      <w:pPr>
+        <w:pStyle w:val="Heading1"/>
+      </w:pPr>
+      <w:r>
+        <w:t>12. W1 · Explain a task-specific bias audit</w:t>
+      </w:r>
+    </w:p>
+    <w:p>
+      <w:r>
+        <w:t>Name relevant conditions, outcomes, sources and group sizes.</w:t>
+      </w:r>
+    </w:p>
+    <w:p>
+      <w:pPr>
+        <w:pStyle w:val="Heading2"/>
+      </w:pPr>
+      <w:r>
+        <w:t>Your evidence record</w:t>
+      </w:r>
+    </w:p>
+    <w:p>
+      <w:pPr>
+        <w:pStyle w:val="ListBullet"/>
+      </w:pPr>
+      <w:r>
+        <w:t>W2 A/B: 9/10 and 6/10 give 90% and 60%, gap 30 percentage points; causes unknown. Main Birch/Pine: 6/8 and 9/12 both 75%; changed Pine 6/12=50%, 25 points below Birch. Preserve case difficulty/source coverage and error types. Group labels are fictional and supply no demographic identity. Equal rates do not prove all fairness questions resolved; differences alone do not establish a causal mechanism.</w:t>
+      </w:r>
+    </w:p>
+    <w:p>
+      <w:pPr>
+        <w:pStyle w:val="ListBullet"/>
+      </w:pPr>
+      <w:r>
+        <w:t>Reference for this exercise: open this week’s student lesson, “Bias and Representation”, at “See how it works” and “Follow a worked example”. Use the original worked values or code named in the question; the later pictorial case is a separate example. Keep this reference beside your workbook while practising.</w:t>
+      </w:r>
+    </w:p>
+    <w:p>
+      <w:pPr>
+        <w:pStyle w:val="ListBullet"/>
+      </w:pPr>
+      <w:r>
+        <w:t>Explain the weekly mechanism in your own words. Use the worked scenario to name its input, decision rule and output.</w:t>
+      </w:r>
+    </w:p>
+    <w:p>
+      <w:pPr>
+        <w:pStyle w:val="Heading3"/>
+      </w:pPr>
+      <w:r>
+        <w:t>My reasoning and evidence</w:t>
+      </w:r>
+    </w:p>
+    <w:p>
+      <w:r>
+        <w:t>________________________________________________________________</w:t>
+      </w:r>
+    </w:p>
+    <w:p>
+      <w:r>
+        <w:t>________________________________________________________________</w:t>
+      </w:r>
+    </w:p>
+    <w:p>
+      <w:r>
+        <w:t>________________________________________________________________</w:t>
+      </w:r>
+    </w:p>
+    <w:p>
+      <w:r>
+        <w:t>________________________________________________________________</w:t>
+      </w:r>
+    </w:p>
+    <w:p>
+      <w:r>
+        <w:t>________________________________________________________________</w:t>
+      </w:r>
+    </w:p>
+    <w:p>
+      <w:r>
+        <w:t>________________________________________________________________</w:t>
+      </w:r>
+    </w:p>
+    <w:p>
+      <w:pPr>
+        <w:pStyle w:val="Heading1"/>
+      </w:pPr>
+      <w:r>
+        <w:t>13. W2 · Trace the A/B rates</w:t>
+      </w:r>
+    </w:p>
+    <w:p>
+      <w:r>
+        <w:t>Keep subgroup denominators and distinguish percentage points.</w:t>
+      </w:r>
+    </w:p>
+    <w:p>
+      <w:pPr>
+        <w:pStyle w:val="Heading2"/>
+      </w:pPr>
+      <w:r>
+        <w:t>Your evidence record</w:t>
+      </w:r>
+    </w:p>
+    <w:p>
+      <w:pPr>
+        <w:pStyle w:val="ListBullet"/>
+      </w:pPr>
+      <w:r>
+        <w:t>W2 A/B: 9/10 and 6/10 give 90% and 60%, gap 30 percentage points; causes unknown. Main Birch/Pine: 6/8 and 9/12 both 75%; changed Pine 6/12=50%, 25 points below Birch. Preserve case difficulty/source coverage and error types. Group labels are fictional and supply no demographic identity. Equal rates do not prove all fairness questions resolved; differences alone do not establish a causal mechanism.</w:t>
+      </w:r>
+    </w:p>
+    <w:p>
+      <w:pPr>
+        <w:pStyle w:val="ListBullet"/>
+      </w:pPr>
+      <w:r>
+        <w:t>A grounded assistant supports 9 of 10 group-A cases and 6 of 10 group-B cases. Show the intermediate steps and give the conclusion with its scope.</w:t>
+      </w:r>
+    </w:p>
+    <w:p>
+      <w:pPr>
+        <w:pStyle w:val="Heading3"/>
+      </w:pPr>
+      <w:r>
+        <w:t>My reasoning and evidence</w:t>
+      </w:r>
+    </w:p>
+    <w:p>
+      <w:r>
+        <w:t>________________________________________________________________</w:t>
+      </w:r>
+    </w:p>
+    <w:p>
+      <w:r>
+        <w:t>________________________________________________________________</w:t>
+      </w:r>
+    </w:p>
+    <w:p>
+      <w:r>
+        <w:t>________________________________________________________________</w:t>
+      </w:r>
+    </w:p>
+    <w:p>
+      <w:r>
+        <w:t>________________________________________________________________</w:t>
+      </w:r>
+    </w:p>
+    <w:p>
+      <w:r>
+        <w:t>________________________________________________________________</w:t>
+      </w:r>
+    </w:p>
+    <w:p>
+      <w:r>
+        <w:t>________________________________________________________________</w:t>
+      </w:r>
+    </w:p>
+    <w:p>
+      <w:r>
+        <w:t>________________________________________________________________</w:t>
+      </w:r>
+    </w:p>
+    <w:p>
+      <w:pPr>
+        <w:pStyle w:val="Heading1"/>
+      </w:pPr>
+      <w:r>
+        <w:t>14. W3 · Audit a causal overclaim</w:t>
+      </w:r>
+    </w:p>
+    <w:p>
+      <w:r>
+        <w:t>A difference in rates does not identify its cause.</w:t>
+      </w:r>
+    </w:p>
+    <w:p>
+      <w:pPr>
+        <w:pStyle w:val="Heading2"/>
+      </w:pPr>
+      <w:r>
+        <w:t>Your evidence record</w:t>
+      </w:r>
+    </w:p>
+    <w:p>
+      <w:pPr>
+        <w:pStyle w:val="ListBullet"/>
+      </w:pPr>
+      <w:r>
+        <w:t>W2 A/B: 9/10 and 6/10 give 90% and 60%, gap 30 percentage points; causes unknown. Main Birch/Pine: 6/8 and 9/12 both 75%; changed Pine 6/12=50%, 25 points below Birch. Preserve case difficulty/source coverage and error types. Group labels are fictional and supply no demographic identity. Equal rates do not prove all fairness questions resolved; differences alone do not establish a causal mechanism.</w:t>
+      </w:r>
+    </w:p>
+    <w:p>
+      <w:pPr>
+        <w:pStyle w:val="ListBullet"/>
+      </w:pPr>
+      <w:r>
+        <w:t>A report omits this qualification: Group comparisons require task relevance and appropriate data governance; differences alone do not identify a causal mechanism. Explain how omitting it could change a reader's interpretation, and write an accurate replacement.</w:t>
+      </w:r>
+    </w:p>
+    <w:p>
+      <w:pPr>
+        <w:pStyle w:val="Heading3"/>
+      </w:pPr>
+      <w:r>
+        <w:t>My reasoning and evidence</w:t>
+      </w:r>
+    </w:p>
+    <w:p>
+      <w:r>
+        <w:t>________________________________________________________________</w:t>
+      </w:r>
+    </w:p>
+    <w:p>
+      <w:r>
+        <w:t>________________________________________________________________</w:t>
+      </w:r>
+    </w:p>
+    <w:p>
+      <w:r>
+        <w:t>________________________________________________________________</w:t>
+      </w:r>
+    </w:p>
+    <w:p>
+      <w:r>
+        <w:t>________________________________________________________________</w:t>
+      </w:r>
+    </w:p>
+    <w:p>
+      <w:r>
+        <w:t>________________________________________________________________</w:t>
+      </w:r>
+    </w:p>
+    <w:p>
+      <w:r>
+        <w:t>________________________________________________________________</w:t>
+      </w:r>
+    </w:p>
+    <w:p>
+      <w:pPr>
+        <w:pStyle w:val="Heading1"/>
+      </w:pPr>
+      <w:r>
+        <w:t>16. W5 · Design a controlled follow-up</w:t>
+      </w:r>
+    </w:p>
+    <w:p>
+      <w:r>
+        <w:t>Hold the task and rubric fixed and predict before testing.</w:t>
+      </w:r>
+    </w:p>
+    <w:p>
+      <w:pPr>
+        <w:pStyle w:val="Heading2"/>
+      </w:pPr>
+      <w:r>
+        <w:t>Your evidence record</w:t>
+      </w:r>
+    </w:p>
+    <w:p>
+      <w:pPr>
+        <w:pStyle w:val="ListBullet"/>
+      </w:pPr>
+      <w:r>
+        <w:t>W2 A/B: 9/10 and 6/10 give 90% and 60%, gap 30 percentage points; causes unknown. Main Birch/Pine: 6/8 and 9/12 both 75%; changed Pine 6/12=50%, 25 points below Birch. Preserve case difficulty/source coverage and error types. Group labels are fictional and supply no demographic identity. Equal rates do not prove all fairness questions resolved; differences alone do not establish a causal mechanism.</w:t>
+      </w:r>
+    </w:p>
+    <w:p>
+      <w:pPr>
+        <w:pStyle w:val="ListBullet"/>
+      </w:pPr>
+      <w:r>
+        <w:t>Reference for this exercise: open this week’s student lesson, “Bias and Representation”, at “See how it works” and “Follow a worked example”. Use the original worked values or code named in the question; the later pictorial case is a separate example. Keep this reference beside your workbook while practising.</w:t>
+      </w:r>
+    </w:p>
+    <w:p>
+      <w:pPr>
+        <w:pStyle w:val="ListBullet"/>
+      </w:pPr>
+      <w:r>
+        <w:t>For the worked scenario, propose one additional case that could reveal a failure, describe its expected outcome before running it, and explain what would need to remain fixed for a fair comparison. Do not reuse W4 as a new final test after receiving feedback.</w:t>
+      </w:r>
+    </w:p>
+    <w:p>
+      <w:pPr>
+        <w:pStyle w:val="Heading3"/>
+      </w:pPr>
+      <w:r>
+        <w:t>My reasoning and evidence</w:t>
+      </w:r>
+    </w:p>
+    <w:p>
+      <w:r>
+        <w:t>________________________________________________________________</w:t>
+      </w:r>
+    </w:p>
+    <w:p>
+      <w:r>
+        <w:t>________________________________________________________________</w:t>
+      </w:r>
+    </w:p>
+    <w:p>
+      <w:r>
+        <w:t>________________________________________________________________</w:t>
+      </w:r>
+    </w:p>
+    <w:p>
+      <w:r>
+        <w:t>________________________________________________________________</w:t>
+      </w:r>
+    </w:p>
+    <w:p>
+      <w:r>
+        <w:t>________________________________________________________________</w:t>
+      </w:r>
+    </w:p>
+    <w:p>
+      <w:r>
+        <w:t>________________________________________________________________</w:t>
+      </w:r>
+    </w:p>
+    <w:p>
+      <w:r>
+        <w:t>________________________________________________________________</w:t>
+      </w:r>
+    </w:p>
+    <w:p>
+      <w:pPr>
+        <w:pStyle w:val="Heading1"/>
+      </w:pPr>
+      <w:r>
+        <w:t>04. W4 · Compare the fresh unequal-size C/D groups independently</w:t>
+      </w:r>
+    </w:p>
+    <w:p>
+      <w:r>
+        <w:t>Keep one first attempt before hints or feedback.</w:t>
+      </w:r>
+    </w:p>
+    <w:p>
+      <w:pPr>
+        <w:pStyle w:val="Heading2"/>
+      </w:pPr>
+      <w:r>
+        <w:t>Read and explain independently</w:t>
       </w:r>
     </w:p>
     <w:p>
@@ -41,380 +547,7 @@
         <w:rPr>
           <w:b w:val="0"/>
         </w:rPr>
-        <w:t>Try the recall before opening notes. Then use a different colour or a labelled second line to correct your explanation.</w:t>
-      </w:r>
-    </w:p>
-    <w:p>
-      <w:pPr>
-        <w:pStyle w:val="Heading3"/>
-      </w:pPr>
-      <w:r>
-        <w:t>Copyright and Provenance</w:t>
-      </w:r>
-    </w:p>
-    <w:p>
-      <w:pPr>
-        <w:spacing w:line="336" w:lineRule="auto" w:after="180"/>
-      </w:pPr>
-      <w:r>
-        <w:rPr>
-          <w:b w:val="0"/>
-        </w:rPr>
-        <w:t>Without opening the old lesson, explain one key idea from Copyright and Provenance. Give an example and a mistake that the idea helps you avoid.</w:t>
-      </w:r>
-    </w:p>
-    <w:p>
-      <w:pPr>
-        <w:pStyle w:val="Heading3"/>
-      </w:pPr>
-      <w:r>
-        <w:t>My remembered idea, example and correction</w:t>
-      </w:r>
-    </w:p>
-    <w:p>
-      <w:r>
-        <w:t>________________________________________________________________</w:t>
-      </w:r>
-    </w:p>
-    <w:p>
-      <w:r>
-        <w:t>________________________________________________________________</w:t>
-      </w:r>
-    </w:p>
-    <w:p>
-      <w:r>
-        <w:t>________________________________________________________________</w:t>
-      </w:r>
-    </w:p>
-    <w:p>
-      <w:pPr>
-        <w:pStyle w:val="Heading3"/>
-      </w:pPr>
-      <w:r>
-        <w:t>Red Team the Product</w:t>
-      </w:r>
-    </w:p>
-    <w:p>
-      <w:pPr>
-        <w:spacing w:line="336" w:lineRule="auto" w:after="180"/>
-      </w:pPr>
-      <w:r>
-        <w:rPr>
-          <w:b w:val="0"/>
-        </w:rPr>
-        <w:t>Without opening the old lesson, explain one key idea from Red Team the Product. Give an example and a mistake that the idea helps you avoid.</w:t>
-      </w:r>
-    </w:p>
-    <w:p>
-      <w:pPr>
-        <w:pStyle w:val="Heading3"/>
-      </w:pPr>
-      <w:r>
-        <w:t>My remembered idea, example and correction</w:t>
-      </w:r>
-    </w:p>
-    <w:p>
-      <w:r>
-        <w:t>________________________________________________________________</w:t>
-      </w:r>
-    </w:p>
-    <w:p>
-      <w:r>
-        <w:t>________________________________________________________________</w:t>
-      </w:r>
-    </w:p>
-    <w:p>
-      <w:r>
-        <w:t>________________________________________________________________</w:t>
-      </w:r>
-    </w:p>
-    <w:p>
-      <w:pPr>
-        <w:pStyle w:val="Heading3"/>
-      </w:pPr>
-      <w:r>
-        <w:t>Prototype a Grounded Assistant</w:t>
-      </w:r>
-    </w:p>
-    <w:p>
-      <w:pPr>
-        <w:spacing w:line="336" w:lineRule="auto" w:after="180"/>
-      </w:pPr>
-      <w:r>
-        <w:rPr>
-          <w:b w:val="0"/>
-        </w:rPr>
-        <w:t>Without opening the old lesson, explain one key idea from Prototype a Grounded Assistant. Give an example and a mistake that the idea helps you avoid.</w:t>
-      </w:r>
-    </w:p>
-    <w:p>
-      <w:pPr>
-        <w:pStyle w:val="Heading3"/>
-      </w:pPr>
-      <w:r>
-        <w:t>My remembered idea, example and correction</w:t>
-      </w:r>
-    </w:p>
-    <w:p>
-      <w:r>
-        <w:t>________________________________________________________________</w:t>
-      </w:r>
-    </w:p>
-    <w:p>
-      <w:r>
-        <w:t>________________________________________________________________</w:t>
-      </w:r>
-    </w:p>
-    <w:p>
-      <w:r>
-        <w:t>________________________________________________________________</w:t>
-      </w:r>
-    </w:p>
-    <w:p>
-      <w:pPr>
-        <w:pStyle w:val="Heading1"/>
-      </w:pPr>
-      <w:r>
-        <w:t>02. Practise with fading help</w:t>
-      </w:r>
-    </w:p>
-    <w:p>
-      <w:r>
-        <w:t>Complete the supported Bias and Representation trace and record the first step you can explain without help.</w:t>
-      </w:r>
-    </w:p>
-    <w:p>
-      <w:pPr>
-        <w:spacing w:line="336" w:lineRule="auto" w:after="180"/>
-      </w:pPr>
-      <w:r>
-        <w:rPr>
-          <w:b w:val="0"/>
-        </w:rPr>
-        <w:t xml:space="preserve">Use W2: Trace the worked case for </w:t>
-      </w:r>
-      <w:r>
-        <w:rPr>
-          <w:b/>
-        </w:rPr>
-        <w:t>Representation</w:t>
-      </w:r>
-      <w:r>
-        <w:rPr>
-          <w:b w:val="0"/>
-        </w:rPr>
-        <w:t xml:space="preserve"> and bias evaluation. Record the answer once; the lesson and workbook refer to the same attempt.</w:t>
-      </w:r>
-    </w:p>
-    <w:tbl>
-      <w:tblPr>
-        <w:tblStyle w:val="LightShading-Accent1"/>
-        <w:tblW w:type="auto" w:w="0"/>
-        <w:tblLook w:firstColumn="1" w:firstRow="1" w:lastColumn="0" w:lastRow="0" w:noHBand="0" w:noVBand="1" w:val="04A0"/>
-      </w:tblPr>
-      <w:tblGrid>
-        <w:gridCol w:w="2556"/>
-        <w:gridCol w:w="2556"/>
-        <w:gridCol w:w="2556"/>
-        <w:gridCol w:w="2556"/>
-      </w:tblGrid>
-      <w:tr>
-        <w:trPr>
-          <w:tblHeader/>
-        </w:trPr>
-        <w:tc>
-          <w:tcPr>
-            <w:tcW w:type="dxa" w:w="2556"/>
-          </w:tcPr>
-          <w:p>
-            <w:r>
-              <w:t>Given inputs</w:t>
-            </w:r>
-          </w:p>
-        </w:tc>
-        <w:tc>
-          <w:tcPr>
-            <w:tcW w:type="dxa" w:w="2556"/>
-          </w:tcPr>
-          <w:p>
-            <w:r>
-              <w:t>Procedure I chose</w:t>
-            </w:r>
-          </w:p>
-        </w:tc>
-        <w:tc>
-          <w:tcPr>
-            <w:tcW w:type="dxa" w:w="2556"/>
-          </w:tcPr>
-          <w:p>
-            <w:r>
-              <w:t>Middle steps</w:t>
-            </w:r>
-          </w:p>
-        </w:tc>
-        <w:tc>
-          <w:tcPr>
-            <w:tcW w:type="dxa" w:w="2556"/>
-          </w:tcPr>
-          <w:p>
-            <w:r>
-              <w:t>Result and check</w:t>
-            </w:r>
-          </w:p>
-        </w:tc>
-      </w:tr>
-      <w:tr>
-        <w:tc>
-          <w:tcPr>
-            <w:tcW w:type="dxa" w:w="2556"/>
-          </w:tcPr>
-          <w:p>
-            <w:r/>
-          </w:p>
-        </w:tc>
-        <w:tc>
-          <w:tcPr>
-            <w:tcW w:type="dxa" w:w="2556"/>
-          </w:tcPr>
-          <w:p>
-            <w:r/>
-          </w:p>
-        </w:tc>
-        <w:tc>
-          <w:tcPr>
-            <w:tcW w:type="dxa" w:w="2556"/>
-          </w:tcPr>
-          <w:p>
-            <w:r/>
-          </w:p>
-        </w:tc>
-        <w:tc>
-          <w:tcPr>
-            <w:tcW w:type="dxa" w:w="2556"/>
-          </w:tcPr>
-          <w:p>
-            <w:r/>
-          </w:p>
-        </w:tc>
-      </w:tr>
-    </w:tbl>
-    <w:p>
-      <w:pPr>
-        <w:pStyle w:val="Heading3"/>
-      </w:pPr>
-      <w:r>
-        <w:t>The step I completed without help, and the hint I needed</w:t>
-      </w:r>
-    </w:p>
-    <w:p>
-      <w:r>
-        <w:t>________________________________________________________________</w:t>
-      </w:r>
-    </w:p>
-    <w:p>
-      <w:r>
-        <w:t>________________________________________________________________</w:t>
-      </w:r>
-    </w:p>
-    <w:p>
-      <w:r>
-        <w:t>________________________________________________________________</w:t>
-      </w:r>
-    </w:p>
-    <w:p>
-      <w:pPr>
-        <w:pStyle w:val="Heading1"/>
-      </w:pPr>
-      <w:r>
-        <w:t>03. Individual reasoning check</w:t>
-      </w:r>
-    </w:p>
-    <w:p>
-      <w:r>
-        <w:t>Check the proposed Bias and Representation explanation against the supplied facts before discussing it.</w:t>
-      </w:r>
-    </w:p>
-    <w:p>
-      <w:pPr>
-        <w:spacing w:line="336" w:lineRule="auto" w:after="180"/>
-      </w:pPr>
-      <w:r>
-        <w:rPr>
-          <w:b w:val="0"/>
-        </w:rPr>
-        <w:t xml:space="preserve">Use the worked case for </w:t>
-      </w:r>
-      <w:r>
-        <w:rPr>
-          <w:b/>
-        </w:rPr>
-        <w:t>Representation</w:t>
-      </w:r>
-      <w:r>
-        <w:rPr>
-          <w:b w:val="0"/>
-        </w:rPr>
-        <w:t xml:space="preserve"> and bias evaluation. Proposed explanation: “The worked result establishes every future case”. Decide whether this explanation is supported.</w:t>
-      </w:r>
-    </w:p>
-    <w:p>
-      <w:pPr>
-        <w:spacing w:line="336" w:lineRule="auto" w:after="180"/>
-      </w:pPr>
-      <w:r>
-        <w:rPr>
-          <w:b w:val="0"/>
-        </w:rPr>
-        <w:t>Point to the step or supplied fact that decides; explain your repair if needed.</w:t>
-      </w:r>
-    </w:p>
-    <w:p>
-      <w:pPr>
-        <w:pStyle w:val="Heading3"/>
-      </w:pPr>
-      <w:r>
-        <w:t>My explanation before partner discussion</w:t>
-      </w:r>
-    </w:p>
-    <w:p>
-      <w:r>
-        <w:t>________________________________________________________________</w:t>
-      </w:r>
-    </w:p>
-    <w:p>
-      <w:r>
-        <w:t>________________________________________________________________</w:t>
-      </w:r>
-    </w:p>
-    <w:p>
-      <w:r>
-        <w:t>________________________________________________________________</w:t>
-      </w:r>
-    </w:p>
-    <w:p>
-      <w:r>
-        <w:t>________________________________________________________________</w:t>
-      </w:r>
-    </w:p>
-    <w:p>
-      <w:pPr>
-        <w:pStyle w:val="Heading1"/>
-      </w:pPr>
-      <w:r>
-        <w:t>04. Independent transfer case</w:t>
-      </w:r>
-    </w:p>
-    <w:p>
-      <w:r>
-        <w:t>Write one first attempt at the reserved independent case before feedback. Repeated copies of that case refer to the same recorded attempt.</w:t>
-      </w:r>
-    </w:p>
-    <w:p>
-      <w:pPr>
-        <w:pStyle w:val="Heading3"/>
-      </w:pPr>
-      <w:r>
-        <w:t>Independent case: Apply a new case independently</w:t>
+        <w:t>Use the stated supported-answer counts and group sizes. C/D are fictional labels; no demographic identity, matched difficulty or causal explanation is supplied. Report the comparison in percentage points and explain what more would be needed to interpret it.</w:t>
       </w:r>
     </w:p>
     <w:p>
@@ -473,6 +606,14 @@
     </w:p>
     <w:p>
       <w:pPr>
+        <w:pStyle w:val="Heading2"/>
+      </w:pPr>
+      <w:r>
+        <w:t>Keep a fair record</w:t>
+      </w:r>
+    </w:p>
+    <w:p>
+      <w:pPr>
         <w:spacing w:line="336" w:lineRule="auto" w:after="180"/>
       </w:pPr>
       <w:r>
@@ -484,96 +625,67 @@
     </w:p>
     <w:p>
       <w:pPr>
+        <w:pStyle w:val="Heading2"/>
+      </w:pPr>
+      <w:r>
+        <w:t>Earlier wording, alternatives and picture transcripts · reference / check after trying</w:t>
+      </w:r>
+    </w:p>
+    <w:p>
+      <w:pPr>
+        <w:pStyle w:val="Heading3"/>
+      </w:pPr>
+      <w:r>
+        <w:t>Independent case: Apply a new case independently</w:t>
+      </w:r>
+    </w:p>
+    <w:p>
+      <w:pPr>
         <w:pStyle w:val="Heading1"/>
       </w:pPr>
       <w:r>
-        <w:t>05. Your learning target</w:t>
-      </w:r>
-    </w:p>
-    <w:p>
-      <w:r>
-        <w:t>Connect the Bias and Representation target to a trace and a justified conclusion.</w:t>
+        <w:t>09. Project · Keep the decision and its evidence</w:t>
+      </w:r>
+    </w:p>
+    <w:p>
+      <w:r>
+        <w:t>Add this week’s change to your existing project record.</w:t>
+      </w:r>
+    </w:p>
+    <w:p>
+      <w:pPr>
+        <w:pStyle w:val="Heading2"/>
+      </w:pPr>
+      <w:r>
+        <w:t>Your evidence record</w:t>
       </w:r>
     </w:p>
     <w:p>
       <w:pPr>
         <w:spacing w:line="336" w:lineRule="auto" w:after="180"/>
       </w:pPr>
+      <w:r>
+        <w:rPr>
+          <w:b/>
+        </w:rPr>
+        <w:t>Audit</w:t>
+      </w:r>
       <w:r>
         <w:rPr>
           <w:b w:val="0"/>
         </w:rPr>
-        <w:t xml:space="preserve">An illustration set always shows scientists in the same role and appearance. Define a review that examines </w:t>
-      </w:r>
-      <w:r>
-        <w:rPr>
-          <w:b/>
-        </w:rPr>
-        <w:t>representation</w:t>
-      </w:r>
+        <w:t xml:space="preserve"> answer quality across reading levels, languages, names, and accessibility needs.</w:t>
+      </w:r>
+    </w:p>
+    <w:p>
+      <w:pPr>
+        <w:spacing w:line="336" w:lineRule="auto" w:after="180"/>
+      </w:pPr>
       <w:r>
         <w:rPr>
           <w:b w:val="0"/>
         </w:rPr>
-        <w:t xml:space="preserve"> without inferring personal identities from images.</w:t>
-      </w:r>
-    </w:p>
-    <w:p>
-      <w:pPr>
-        <w:pStyle w:val="Heading1"/>
-      </w:pPr>
-      <w:r>
-        <w:t>06. Solve the given case</w:t>
-      </w:r>
-    </w:p>
-    <w:p>
-      <w:r>
-        <w:t>Solve the supplied Bias and Representation case and show the deciding evidence.</w:t>
-      </w:r>
-    </w:p>
-    <w:p>
-      <w:pPr>
-        <w:spacing w:line="336" w:lineRule="auto" w:after="180"/>
-      </w:pPr>
-      <w:r>
-        <w:rPr>
-          <w:b w:val="0"/>
-        </w:rPr>
-        <w:t>Scientist images repeatedly show only one demographic group.</w:t>
-      </w:r>
-    </w:p>
-    <w:p>
-      <w:pPr>
-        <w:spacing w:line="336" w:lineRule="auto" w:after="180"/>
-      </w:pPr>
-      <w:r>
-        <w:rPr>
-          <w:b w:val="0"/>
-        </w:rPr>
-        <w:t xml:space="preserve">Evaluate and improve </w:t>
-      </w:r>
-      <w:r>
-        <w:rPr>
-          <w:b/>
-        </w:rPr>
-        <w:t>representation</w:t>
-      </w:r>
-      <w:r>
-        <w:rPr>
-          <w:b w:val="0"/>
-        </w:rPr>
-        <w:t>.</w:t>
-      </w:r>
-    </w:p>
-    <w:p>
-      <w:pPr>
-        <w:spacing w:line="336" w:lineRule="auto" w:after="180"/>
-      </w:pPr>
-      <w:r>
-        <w:rPr>
-          <w:b w:val="0"/>
-        </w:rPr>
-        <w:t xml:space="preserve">Show your trace, calculation or </w:t>
+        <w:t xml:space="preserve">The project change and </w:t>
       </w:r>
       <w:r>
         <w:rPr>
@@ -581,315 +693,6 @@
         </w:rPr>
         <w:t>evidence</w:t>
       </w:r>
-    </w:p>
-    <w:p>
-      <w:pPr>
-        <w:pStyle w:val="Heading3"/>
-      </w:pPr>
-      <w:r>
-        <w:t>Write or draw your reasoning and evidence.</w:t>
-      </w:r>
-    </w:p>
-    <w:p>
-      <w:r>
-        <w:t>________________________________________________________________</w:t>
-      </w:r>
-    </w:p>
-    <w:p>
-      <w:r>
-        <w:t>________________________________________________________________</w:t>
-      </w:r>
-    </w:p>
-    <w:p>
-      <w:r>
-        <w:t>________________________________________________________________</w:t>
-      </w:r>
-    </w:p>
-    <w:p>
-      <w:r>
-        <w:t>________________________________________________________________</w:t>
-      </w:r>
-    </w:p>
-    <w:p>
-      <w:r>
-        <w:t>________________________________________________________________</w:t>
-      </w:r>
-    </w:p>
-    <w:p>
-      <w:pPr>
-        <w:pStyle w:val="Heading1"/>
-      </w:pPr>
-      <w:r>
-        <w:t>07. Check a changed case</w:t>
-      </w:r>
-    </w:p>
-    <w:p>
-      <w:r>
-        <w:t>Apply the procedure to the changed case and record why the conclusion follows.</w:t>
-      </w:r>
-    </w:p>
-    <w:p>
-      <w:pPr>
-        <w:spacing w:line="336" w:lineRule="auto" w:after="180"/>
-        <w:shd w:fill="F5F1FB"/>
-      </w:pPr>
-      <w:r>
-        <w:rPr>
-          <w:b w:val="0"/>
-        </w:rPr>
-        <w:t>An assistant is tested on six fluent requests but no requests with spelling errors. What gap does this leave, and how should the evaluation expand?</w:t>
-      </w:r>
-    </w:p>
-    <w:p>
-      <w:pPr>
-        <w:spacing w:line="336" w:lineRule="auto" w:after="180"/>
-      </w:pPr>
-      <w:r>
-        <w:rPr>
-          <w:b w:val="0"/>
-        </w:rPr>
-        <w:t>My independent answer and reason</w:t>
-      </w:r>
-    </w:p>
-    <w:p>
-      <w:pPr>
-        <w:pStyle w:val="Heading3"/>
-      </w:pPr>
-      <w:r>
-        <w:t>Write or draw your reasoning and evidence.</w:t>
-      </w:r>
-    </w:p>
-    <w:p>
-      <w:r>
-        <w:t>________________________________________________________________</w:t>
-      </w:r>
-    </w:p>
-    <w:p>
-      <w:r>
-        <w:t>________________________________________________________________</w:t>
-      </w:r>
-    </w:p>
-    <w:p>
-      <w:r>
-        <w:t>________________________________________________________________</w:t>
-      </w:r>
-    </w:p>
-    <w:p>
-      <w:r>
-        <w:t>________________________________________________________________</w:t>
-      </w:r>
-    </w:p>
-    <w:p>
-      <w:r>
-        <w:t>________________________________________________________________</w:t>
-      </w:r>
-    </w:p>
-    <w:p>
-      <w:pPr>
-        <w:pStyle w:val="Heading3"/>
-      </w:pPr>
-      <w:r>
-        <w:t>Week 30 Test and reflect</w:t>
-      </w:r>
-    </w:p>
-    <w:p>
-      <w:pPr>
-        <w:pStyle w:val="Heading1"/>
-      </w:pPr>
-      <w:r>
-        <w:t>08. Design a revealing test</w:t>
-      </w:r>
-    </w:p>
-    <w:p>
-      <w:r>
-        <w:t>Specify a changed input, expected result and observation separately.</w:t>
-      </w:r>
-    </w:p>
-    <w:p>
-      <w:pPr>
-        <w:spacing w:line="336" w:lineRule="auto" w:after="180"/>
-      </w:pPr>
-      <w:r>
-        <w:rPr>
-          <w:b w:val="0"/>
-        </w:rPr>
-        <w:t xml:space="preserve">Create a changed </w:t>
-      </w:r>
-      <w:r>
-        <w:rPr>
-          <w:b/>
-        </w:rPr>
-        <w:t>input</w:t>
-      </w:r>
-      <w:r>
-        <w:rPr>
-          <w:b w:val="0"/>
-        </w:rPr>
-        <w:t>, boundary case or missing-information case. Write the expected answer or safe response before testing.</w:t>
-      </w:r>
-    </w:p>
-    <w:tbl>
-      <w:tblPr>
-        <w:tblStyle w:val="LightShading-Accent1"/>
-        <w:tblW w:type="auto" w:w="0"/>
-        <w:tblLook w:firstColumn="1" w:firstRow="1" w:lastColumn="0" w:lastRow="0" w:noHBand="0" w:noVBand="1" w:val="04A0"/>
-      </w:tblPr>
-      <w:tblGrid>
-        <w:gridCol w:w="5112"/>
-        <w:gridCol w:w="5112"/>
-      </w:tblGrid>
-      <w:tr>
-        <w:trPr>
-          <w:tblHeader/>
-        </w:trPr>
-        <w:tc>
-          <w:tcPr>
-            <w:tcW w:type="dxa" w:w="5112"/>
-          </w:tcPr>
-          <w:p>
-            <w:r>
-              <w:t>Test record</w:t>
-            </w:r>
-          </w:p>
-        </w:tc>
-        <w:tc>
-          <w:tcPr>
-            <w:tcW w:type="dxa" w:w="5112"/>
-          </w:tcPr>
-          <w:p>
-            <w:r>
-              <w:t>My evidence</w:t>
-            </w:r>
-          </w:p>
-        </w:tc>
-      </w:tr>
-      <w:tr>
-        <w:tc>
-          <w:tcPr>
-            <w:tcW w:type="dxa" w:w="5112"/>
-          </w:tcPr>
-          <w:p>
-            <w:r>
-              <w:t>Changed input or condition</w:t>
-            </w:r>
-          </w:p>
-        </w:tc>
-        <w:tc>
-          <w:tcPr>
-            <w:tcW w:type="dxa" w:w="5112"/>
-          </w:tcPr>
-          <w:p>
-            <w:r/>
-          </w:p>
-        </w:tc>
-      </w:tr>
-      <w:tr>
-        <w:tc>
-          <w:tcPr>
-            <w:tcW w:type="dxa" w:w="5112"/>
-          </w:tcPr>
-          <w:p>
-            <w:r>
-              <w:t>Expected answer or fallback</w:t>
-            </w:r>
-          </w:p>
-        </w:tc>
-        <w:tc>
-          <w:tcPr>
-            <w:tcW w:type="dxa" w:w="5112"/>
-          </w:tcPr>
-          <w:p>
-            <w:r/>
-          </w:p>
-        </w:tc>
-      </w:tr>
-      <w:tr>
-        <w:tc>
-          <w:tcPr>
-            <w:tcW w:type="dxa" w:w="5112"/>
-          </w:tcPr>
-          <w:p>
-            <w:r>
-              <w:t>Observed result</w:t>
-            </w:r>
-          </w:p>
-        </w:tc>
-        <w:tc>
-          <w:tcPr>
-            <w:tcW w:type="dxa" w:w="5112"/>
-          </w:tcPr>
-          <w:p>
-            <w:r/>
-          </w:p>
-        </w:tc>
-      </w:tr>
-      <w:tr>
-        <w:tc>
-          <w:tcPr>
-            <w:tcW w:type="dxa" w:w="5112"/>
-          </w:tcPr>
-          <w:p>
-            <w:r>
-              <w:t>Why the result occurred</w:t>
-            </w:r>
-          </w:p>
-        </w:tc>
-        <w:tc>
-          <w:tcPr>
-            <w:tcW w:type="dxa" w:w="5112"/>
-          </w:tcPr>
-          <w:p>
-            <w:r/>
-          </w:p>
-        </w:tc>
-      </w:tr>
-    </w:tbl>
-    <w:p>
-      <w:pPr>
-        <w:pStyle w:val="Heading1"/>
-      </w:pPr>
-      <w:r>
-        <w:t>09. Project checkpoint</w:t>
-      </w:r>
-    </w:p>
-    <w:p>
-      <w:r>
-        <w:t>Justify what Bias and Representation adds to Verified Study Buddy and keep the evidence.</w:t>
-      </w:r>
-    </w:p>
-    <w:p>
-      <w:pPr>
-        <w:spacing w:line="336" w:lineRule="auto" w:after="180"/>
-      </w:pPr>
-      <w:r>
-        <w:rPr>
-          <w:b/>
-        </w:rPr>
-        <w:t>Audit</w:t>
-      </w:r>
-      <w:r>
-        <w:rPr>
-          <w:b w:val="0"/>
-        </w:rPr>
-        <w:t xml:space="preserve"> answer quality across reading levels, languages, names, and accessibility needs.</w:t>
-      </w:r>
-    </w:p>
-    <w:p>
-      <w:pPr>
-        <w:spacing w:line="336" w:lineRule="auto" w:after="180"/>
-      </w:pPr>
-      <w:r>
-        <w:rPr>
-          <w:b w:val="0"/>
-        </w:rPr>
-        <w:t xml:space="preserve">The project change and </w:t>
-      </w:r>
-      <w:r>
-        <w:rPr>
-          <w:b/>
-        </w:rPr>
-        <w:t>evidence</w:t>
-      </w:r>
       <w:r>
         <w:rPr>
           <w:b w:val="0"/>
@@ -935,603 +738,20 @@
         <w:pStyle w:val="Heading1"/>
       </w:pPr>
       <w:r>
-        <w:t>10. Self check</w:t>
-      </w:r>
-    </w:p>
-    <w:p>
-      <w:r>
-        <w:t>Judge explanation, evidence, transfer and limits separately; attach the work behind your judgement.</w:t>
-      </w:r>
-    </w:p>
-    <w:p>
-      <w:pPr>
-        <w:pStyle w:val="ListBullet"/>
-      </w:pPr>
-      <w:r>
-        <w:t>I can explain the mechanism.</w:t>
-      </w:r>
-    </w:p>
-    <w:p>
-      <w:pPr>
-        <w:pStyle w:val="ListBullet"/>
-      </w:pPr>
-      <w:r>
-        <w:t>I can show evidence.</w:t>
-      </w:r>
-    </w:p>
-    <w:p>
-      <w:pPr>
-        <w:pStyle w:val="ListBullet"/>
-      </w:pPr>
-      <w:r>
-        <w:t>I can handle a changed case.</w:t>
-      </w:r>
-    </w:p>
-    <w:p>
-      <w:pPr>
-        <w:pStyle w:val="ListBullet"/>
-      </w:pPr>
-      <w:r>
-        <w:t>I can name a limit.</w:t>
-      </w:r>
-    </w:p>
-    <w:p>
-      <w:r>
-        <w:t>Mark each as not yet, with help or independently, and attach supporting work.</w:t>
-      </w:r>
-    </w:p>
-    <w:p>
-      <w:pPr>
-        <w:spacing w:line="336" w:lineRule="auto" w:after="180"/>
-      </w:pPr>
-      <w:r>
-        <w:rPr>
-          <w:b w:val="0"/>
-        </w:rPr>
-        <w:t>Teacher review ____________________  Next step ____________________</w:t>
-      </w:r>
-    </w:p>
-    <w:p>
-      <w:pPr>
-        <w:pStyle w:val="Heading1"/>
-      </w:pPr>
-      <w:r>
-        <w:t>11. Transfer practice from the original programme</w:t>
-      </w:r>
-    </w:p>
-    <w:p>
-      <w:r>
-        <w:t>Use this earlier case as transfer practice. A case already discussed with feedback is not fresh assessment evidence.</w:t>
-      </w:r>
-    </w:p>
-    <w:p>
-      <w:pPr>
-        <w:spacing w:line="336" w:lineRule="auto" w:after="180"/>
-      </w:pPr>
-      <w:r>
-        <w:rPr>
-          <w:b w:val="0"/>
-        </w:rPr>
-        <w:t xml:space="preserve">An illustration set always shows scientists in the same role and appearance. Define a review that examines </w:t>
-      </w:r>
-      <w:r>
-        <w:rPr>
-          <w:b/>
-        </w:rPr>
-        <w:t>representation</w:t>
-      </w:r>
-      <w:r>
-        <w:rPr>
-          <w:b w:val="0"/>
-        </w:rPr>
-        <w:t xml:space="preserve"> without inferring personal identities from images.</w:t>
-      </w:r>
-    </w:p>
-    <w:p>
-      <w:pPr>
-        <w:pStyle w:val="Heading3"/>
-      </w:pPr>
-      <w:r>
-        <w:t>My independently reasoned answer</w:t>
-      </w:r>
-    </w:p>
-    <w:p>
-      <w:r>
-        <w:t>________________________________________________________________</w:t>
-      </w:r>
-    </w:p>
-    <w:p>
-      <w:r>
-        <w:t>________________________________________________________________</w:t>
-      </w:r>
-    </w:p>
-    <w:p>
-      <w:r>
-        <w:t>________________________________________________________________</w:t>
-      </w:r>
-    </w:p>
-    <w:p>
-      <w:r>
-        <w:t>________________________________________________________________</w:t>
-      </w:r>
-    </w:p>
-    <w:p>
-      <w:r>
-        <w:t>________________________________________________________________</w:t>
-      </w:r>
-    </w:p>
-    <w:p>
-      <w:r>
-        <w:t>________________________________________________________________</w:t>
-      </w:r>
-    </w:p>
-    <w:p>
-      <w:r>
-        <w:t>________________________________________________________________</w:t>
-      </w:r>
-    </w:p>
-    <w:p>
-      <w:pPr>
-        <w:spacing w:line="336" w:lineRule="auto" w:after="180"/>
-      </w:pPr>
-      <w:r>
-        <w:rPr>
-          <w:b w:val="0"/>
-        </w:rPr>
-        <w:t>Record support used: none, hint or teacher explanation.</w:t>
-      </w:r>
-    </w:p>
-    <w:p>
-      <w:pPr>
-        <w:pStyle w:val="Heading1"/>
-      </w:pPr>
-      <w:r>
-        <w:t>12. W1 Explain the mechanism</w:t>
-      </w:r>
-    </w:p>
-    <w:p>
-      <w:r>
-        <w:t>Explain the mechanism. Apply the supplied Bias and Representation facts and keep your reasoning.</w:t>
-      </w:r>
-    </w:p>
-    <w:p>
-      <w:pPr>
-        <w:pStyle w:val="Heading3"/>
-      </w:pPr>
-      <w:r>
-        <w:t>Where to find the supplied example</w:t>
-      </w:r>
-    </w:p>
-    <w:p>
-      <w:pPr>
-        <w:spacing w:line="336" w:lineRule="auto" w:after="180"/>
-        <w:shd w:fill="F1F6F8"/>
-      </w:pPr>
-      <w:r>
-        <w:rPr>
-          <w:b w:val="0"/>
-        </w:rPr>
-        <w:t>Reference for this exercise: open this week’s student lesson, “Bias and Representation”, at “See how it works” and “Follow a worked example”. Use the original worked values or code named in the question; the later pictorial case is a separate example. Keep this reference beside your workbook while practising.</w:t>
-      </w:r>
-    </w:p>
-    <w:p>
-      <w:pPr>
-        <w:spacing w:line="336" w:lineRule="auto" w:after="180"/>
-      </w:pPr>
-      <w:r>
-        <w:rPr>
-          <w:b w:val="0"/>
-        </w:rPr>
-        <w:t xml:space="preserve">Explain the weekly </w:t>
-      </w:r>
-      <w:r>
-        <w:rPr>
-          <w:b/>
-        </w:rPr>
-        <w:t>mechanism</w:t>
-      </w:r>
-      <w:r>
-        <w:rPr>
-          <w:b w:val="0"/>
-        </w:rPr>
-        <w:t xml:space="preserve"> in your own words. Use the worked scenario to name its </w:t>
-      </w:r>
-      <w:r>
-        <w:rPr>
-          <w:b/>
-        </w:rPr>
-        <w:t>input</w:t>
-      </w:r>
-      <w:r>
-        <w:rPr>
-          <w:b w:val="0"/>
-        </w:rPr>
-        <w:t xml:space="preserve">, decision rule and </w:t>
-      </w:r>
-      <w:r>
-        <w:rPr>
-          <w:b/>
-        </w:rPr>
-        <w:t>output</w:t>
-      </w:r>
-      <w:r>
-        <w:rPr>
-          <w:b w:val="0"/>
-        </w:rPr>
-        <w:t>.</w:t>
-      </w:r>
-    </w:p>
-    <w:p>
-      <w:pPr>
-        <w:pStyle w:val="Heading3"/>
-      </w:pPr>
-      <w:r>
-        <w:t>My reasoning and evidence</w:t>
-      </w:r>
-    </w:p>
-    <w:p>
-      <w:r>
-        <w:t>________________________________________________________________</w:t>
-      </w:r>
-    </w:p>
-    <w:p>
-      <w:r>
-        <w:t>________________________________________________________________</w:t>
-      </w:r>
-    </w:p>
-    <w:p>
-      <w:r>
-        <w:t>________________________________________________________________</w:t>
-      </w:r>
-    </w:p>
-    <w:p>
-      <w:r>
-        <w:t>________________________________________________________________</w:t>
-      </w:r>
-    </w:p>
-    <w:p>
-      <w:r>
-        <w:t>________________________________________________________________</w:t>
-      </w:r>
-    </w:p>
-    <w:p>
-      <w:r>
-        <w:t>________________________________________________________________</w:t>
-      </w:r>
-    </w:p>
-    <w:p>
-      <w:pPr>
-        <w:pStyle w:val="Heading1"/>
-      </w:pPr>
-      <w:r>
-        <w:t>13. W2 Trace the worked case</w:t>
-      </w:r>
-    </w:p>
-    <w:p>
-      <w:r>
-        <w:t>Trace the worked case. Apply the supplied Bias and Representation facts and keep your reasoning.</w:t>
-      </w:r>
-    </w:p>
-    <w:p>
-      <w:pPr>
-        <w:spacing w:line="336" w:lineRule="auto" w:after="180"/>
-      </w:pPr>
-      <w:r>
-        <w:rPr>
-          <w:b w:val="0"/>
-        </w:rPr>
-        <w:t>A grounded assistant supports 9 of 10 group-A cases and 6 of 10 group-B cases. Show the intermediate steps and give the conclusion with its scope.</w:t>
-      </w:r>
-    </w:p>
-    <w:p>
-      <w:pPr>
-        <w:pStyle w:val="Heading3"/>
-      </w:pPr>
-      <w:r>
-        <w:t>My reasoning and evidence</w:t>
-      </w:r>
-    </w:p>
-    <w:p>
-      <w:r>
-        <w:t>________________________________________________________________</w:t>
-      </w:r>
-    </w:p>
-    <w:p>
-      <w:r>
-        <w:t>________________________________________________________________</w:t>
-      </w:r>
-    </w:p>
-    <w:p>
-      <w:r>
-        <w:t>________________________________________________________________</w:t>
-      </w:r>
-    </w:p>
-    <w:p>
-      <w:r>
-        <w:t>________________________________________________________________</w:t>
-      </w:r>
-    </w:p>
-    <w:p>
-      <w:r>
-        <w:t>________________________________________________________________</w:t>
-      </w:r>
-    </w:p>
-    <w:p>
-      <w:r>
-        <w:t>________________________________________________________________</w:t>
-      </w:r>
-    </w:p>
-    <w:p>
-      <w:r>
-        <w:t>________________________________________________________________</w:t>
-      </w:r>
-    </w:p>
-    <w:p>
-      <w:pPr>
-        <w:pStyle w:val="Heading1"/>
-      </w:pPr>
-      <w:r>
-        <w:t>14. W3 Audit the limit</w:t>
-      </w:r>
-    </w:p>
-    <w:p>
-      <w:r>
-        <w:t>Audit the limit. Apply the supplied Bias and Representation facts and keep your reasoning.</w:t>
-      </w:r>
-    </w:p>
-    <w:p>
-      <w:pPr>
-        <w:spacing w:line="336" w:lineRule="auto" w:after="180"/>
-      </w:pPr>
-      <w:r>
-        <w:rPr>
-          <w:b w:val="0"/>
-        </w:rPr>
-        <w:t xml:space="preserve">A report omits this qualification: Group comparisons require task relevance and appropriate data governance; differences alone do not identify a causal </w:t>
-      </w:r>
-      <w:r>
-        <w:rPr>
-          <w:b/>
-        </w:rPr>
-        <w:t>mechanism</w:t>
-      </w:r>
-      <w:r>
-        <w:rPr>
-          <w:b w:val="0"/>
-        </w:rPr>
-        <w:t>.</w:t>
-      </w:r>
-    </w:p>
-    <w:p>
-      <w:pPr>
-        <w:spacing w:line="336" w:lineRule="auto" w:after="180"/>
-      </w:pPr>
-      <w:r>
-        <w:rPr>
-          <w:b w:val="0"/>
-        </w:rPr>
-        <w:t>Explain how omitting it could change a reader's interpretation, and write an accurate replacement.</w:t>
-      </w:r>
-    </w:p>
-    <w:p>
-      <w:pPr>
-        <w:pStyle w:val="Heading3"/>
-      </w:pPr>
-      <w:r>
-        <w:t>My reasoning and evidence</w:t>
-      </w:r>
-    </w:p>
-    <w:p>
-      <w:r>
-        <w:t>________________________________________________________________</w:t>
-      </w:r>
-    </w:p>
-    <w:p>
-      <w:r>
-        <w:t>________________________________________________________________</w:t>
-      </w:r>
-    </w:p>
-    <w:p>
-      <w:r>
-        <w:t>________________________________________________________________</w:t>
-      </w:r>
-    </w:p>
-    <w:p>
-      <w:r>
-        <w:t>________________________________________________________________</w:t>
-      </w:r>
-    </w:p>
-    <w:p>
-      <w:r>
-        <w:t>________________________________________________________________</w:t>
-      </w:r>
-    </w:p>
-    <w:p>
-      <w:r>
-        <w:t>________________________________________________________________</w:t>
-      </w:r>
-    </w:p>
-    <w:p>
-      <w:pPr>
-        <w:pStyle w:val="Heading1"/>
-      </w:pPr>
-      <w:r>
-        <w:t>15. W4 Apply a new case independently</w:t>
-      </w:r>
-    </w:p>
-    <w:p>
-      <w:r>
-        <w:t>Attempt before feedback. If this repeats the selected independent case, reuse that first attempt; otherwise keep a separate record. Apply a new case independently. Apply the supplied Bias and Representation facts and keep your reasoning.</w:t>
-      </w:r>
-    </w:p>
-    <w:p>
-      <w:pPr>
-        <w:spacing w:line="336" w:lineRule="auto" w:after="180"/>
-      </w:pPr>
-      <w:r>
-        <w:rPr>
-          <w:b w:val="0"/>
-        </w:rPr>
-        <w:t>Group C has 8 supported answers out of 10; D has 9 out of 15. Compute rates and difference; explain why raw correct totals mislead.</w:t>
-      </w:r>
-    </w:p>
-    <w:p>
-      <w:pPr>
-        <w:pStyle w:val="Heading3"/>
-      </w:pPr>
-      <w:r>
-        <w:t>My reasoning and evidence</w:t>
-      </w:r>
-    </w:p>
-    <w:p>
-      <w:r>
-        <w:t>________________________________________________________________</w:t>
-      </w:r>
-    </w:p>
-    <w:p>
-      <w:r>
-        <w:t>________________________________________________________________</w:t>
-      </w:r>
-    </w:p>
-    <w:p>
-      <w:r>
-        <w:t>________________________________________________________________</w:t>
-      </w:r>
-    </w:p>
-    <w:p>
-      <w:r>
-        <w:t>________________________________________________________________</w:t>
-      </w:r>
-    </w:p>
-    <w:p>
-      <w:r>
-        <w:t>________________________________________________________________</w:t>
-      </w:r>
-    </w:p>
-    <w:p>
-      <w:r>
-        <w:t>________________________________________________________________</w:t>
-      </w:r>
-    </w:p>
-    <w:p>
-      <w:r>
-        <w:t>________________________________________________________________</w:t>
-      </w:r>
-    </w:p>
-    <w:p>
-      <w:r>
-        <w:t>________________________________________________________________</w:t>
-      </w:r>
-    </w:p>
-    <w:p>
-      <w:pPr>
-        <w:pStyle w:val="Heading1"/>
-      </w:pPr>
-      <w:r>
-        <w:t>16. W5 Design a revealing follow-up</w:t>
-      </w:r>
-    </w:p>
-    <w:p>
-      <w:r>
-        <w:t>Design a revealing follow-up. Apply the supplied Bias and Representation facts and keep your reasoning.</w:t>
-      </w:r>
-    </w:p>
-    <w:p>
-      <w:pPr>
-        <w:pStyle w:val="Heading3"/>
-      </w:pPr>
-      <w:r>
-        <w:t>Where to find the supplied example</w:t>
-      </w:r>
-    </w:p>
-    <w:p>
-      <w:pPr>
-        <w:spacing w:line="336" w:lineRule="auto" w:after="180"/>
-        <w:shd w:fill="F1F6F8"/>
-      </w:pPr>
-      <w:r>
-        <w:rPr>
-          <w:b w:val="0"/>
-        </w:rPr>
-        <w:t>Reference for this exercise: open this week’s student lesson, “Bias and Representation”, at “See how it works” and “Follow a worked example”. Use the original worked values or code named in the question; the later pictorial case is a separate example. Keep this reference beside your workbook while practising.</w:t>
-      </w:r>
-    </w:p>
-    <w:p>
-      <w:pPr>
-        <w:spacing w:line="336" w:lineRule="auto" w:after="180"/>
-      </w:pPr>
-      <w:r>
-        <w:rPr>
-          <w:b w:val="0"/>
-        </w:rPr>
-        <w:t>For the worked scenario, propose one additional case that could reveal a failure, describe its expected outcome before running it, and explain what would need to remain fixed for a fair comparison.</w:t>
-      </w:r>
-    </w:p>
-    <w:p>
-      <w:pPr>
-        <w:spacing w:line="336" w:lineRule="auto" w:after="180"/>
-      </w:pPr>
-      <w:r>
-        <w:rPr>
-          <w:b w:val="0"/>
-        </w:rPr>
-        <w:t>Do not reuse W4 as a new final test after receiving feedback.</w:t>
-      </w:r>
-    </w:p>
-    <w:p>
-      <w:pPr>
-        <w:pStyle w:val="Heading3"/>
-      </w:pPr>
-      <w:r>
-        <w:t>My reasoning and evidence</w:t>
-      </w:r>
-    </w:p>
-    <w:p>
-      <w:r>
-        <w:t>________________________________________________________________</w:t>
-      </w:r>
-    </w:p>
-    <w:p>
-      <w:r>
-        <w:t>________________________________________________________________</w:t>
-      </w:r>
-    </w:p>
-    <w:p>
-      <w:r>
-        <w:t>________________________________________________________________</w:t>
-      </w:r>
-    </w:p>
-    <w:p>
-      <w:r>
-        <w:t>________________________________________________________________</w:t>
-      </w:r>
-    </w:p>
-    <w:p>
-      <w:r>
-        <w:t>________________________________________________________________</w:t>
-      </w:r>
-    </w:p>
-    <w:p>
-      <w:r>
-        <w:t>________________________________________________________________</w:t>
-      </w:r>
-    </w:p>
-    <w:p>
-      <w:r>
-        <w:t>________________________________________________________________</w:t>
-      </w:r>
-    </w:p>
-    <w:p>
-      <w:pPr>
-        <w:pStyle w:val="Heading1"/>
-      </w:pPr>
-      <w:r>
-        <w:t>17. Feedback, return check and learning record</w:t>
-      </w:r>
-    </w:p>
-    <w:p>
-      <w:r>
-        <w:t>Record the first repaired step and a different case to revisit after a delay.</w:t>
+        <w:t>17. Feedback · Repair and return</w:t>
+      </w:r>
+    </w:p>
+    <w:p>
+      <w:r>
+        <w:t>Keep the first attempt, the repair and a changed-case return.</w:t>
+      </w:r>
+    </w:p>
+    <w:p>
+      <w:pPr>
+        <w:pStyle w:val="Heading2"/>
+      </w:pPr>
+      <w:r>
+        <w:t>Your evidence record</w:t>
       </w:r>
     </w:p>
     <w:tbl>
@@ -1686,12 +906,910 @@
         <w:pStyle w:val="Heading1"/>
       </w:pPr>
       <w:r>
-        <w:t>18. Pictorial case practice: Bias and Representation</w:t>
-      </w:r>
-    </w:p>
-    <w:p>
-      <w:r>
-        <w:t>Compare study-answer support rates when groups have different numbers of questions. Explain the labelled step before checking the changed condition.</w:t>
+        <w:t>10. Finish · Judge the evidence in your work</w:t>
+      </w:r>
+    </w:p>
+    <w:p>
+      <w:r>
+        <w:t>Point to work that supports your confidence level.</w:t>
+      </w:r>
+    </w:p>
+    <w:p>
+      <w:pPr>
+        <w:pStyle w:val="Heading2"/>
+      </w:pPr>
+      <w:r>
+        <w:t>Your evidence record</w:t>
+      </w:r>
+    </w:p>
+    <w:p>
+      <w:pPr>
+        <w:pStyle w:val="ListBullet"/>
+      </w:pPr>
+      <w:r>
+        <w:t>I can explain the mechanism.</w:t>
+      </w:r>
+    </w:p>
+    <w:p>
+      <w:pPr>
+        <w:pStyle w:val="ListBullet"/>
+      </w:pPr>
+      <w:r>
+        <w:t>I can show evidence.</w:t>
+      </w:r>
+    </w:p>
+    <w:p>
+      <w:pPr>
+        <w:pStyle w:val="ListBullet"/>
+      </w:pPr>
+      <w:r>
+        <w:t>I can handle a changed case.</w:t>
+      </w:r>
+    </w:p>
+    <w:p>
+      <w:pPr>
+        <w:pStyle w:val="ListBullet"/>
+      </w:pPr>
+      <w:r>
+        <w:t>I can name a limit.</w:t>
+      </w:r>
+    </w:p>
+    <w:p>
+      <w:r>
+        <w:t>Mark each as not yet, with help or independently, and attach supporting work.</w:t>
+      </w:r>
+    </w:p>
+    <w:p>
+      <w:pPr>
+        <w:spacing w:line="336" w:lineRule="auto" w:after="180"/>
+      </w:pPr>
+      <w:r>
+        <w:rPr>
+          <w:b w:val="0"/>
+        </w:rPr>
+        <w:t>Teacher review ____________________  Next step ____________________</w:t>
+      </w:r>
+    </w:p>
+    <w:p>
+      <w:pPr>
+        <w:pStyle w:val="Heading1"/>
+      </w:pPr>
+      <w:r>
+        <w:t>Reference bank and extra practice</w:t>
+      </w:r>
+    </w:p>
+    <w:p>
+      <w:pPr>
+        <w:pStyle w:val="Heading1"/>
+      </w:pPr>
+      <w:r>
+        <w:t>02. Reference · Supported W2 record</w:t>
+      </w:r>
+    </w:p>
+    <w:p>
+      <w:r>
+        <w:t>This is the same W2 attempt. Keep one response record.</w:t>
+      </w:r>
+    </w:p>
+    <w:p>
+      <w:pPr>
+        <w:pStyle w:val="Heading2"/>
+      </w:pPr>
+      <w:r>
+        <w:t>Use this when helpful</w:t>
+      </w:r>
+    </w:p>
+    <w:p>
+      <w:pPr>
+        <w:spacing w:line="336" w:lineRule="auto" w:after="180"/>
+      </w:pPr>
+      <w:r>
+        <w:rPr>
+          <w:b w:val="0"/>
+        </w:rPr>
+        <w:t xml:space="preserve">Use W2: Trace the worked case for </w:t>
+      </w:r>
+      <w:r>
+        <w:rPr>
+          <w:b/>
+        </w:rPr>
+        <w:t>Representation</w:t>
+      </w:r>
+      <w:r>
+        <w:rPr>
+          <w:b w:val="0"/>
+        </w:rPr>
+        <w:t xml:space="preserve"> and bias evaluation. Record the answer once; the lesson and workbook refer to the same attempt.</w:t>
+      </w:r>
+    </w:p>
+    <w:tbl>
+      <w:tblPr>
+        <w:tblStyle w:val="LightShading-Accent1"/>
+        <w:tblW w:type="auto" w:w="0"/>
+        <w:tblLook w:firstColumn="1" w:firstRow="1" w:lastColumn="0" w:lastRow="0" w:noHBand="0" w:noVBand="1" w:val="04A0"/>
+      </w:tblPr>
+      <w:tblGrid>
+        <w:gridCol w:w="2556"/>
+        <w:gridCol w:w="2556"/>
+        <w:gridCol w:w="2556"/>
+        <w:gridCol w:w="2556"/>
+      </w:tblGrid>
+      <w:tr>
+        <w:trPr>
+          <w:tblHeader/>
+        </w:trPr>
+        <w:tc>
+          <w:tcPr>
+            <w:tcW w:type="dxa" w:w="2556"/>
+          </w:tcPr>
+          <w:p>
+            <w:r>
+              <w:t>Given inputs</w:t>
+            </w:r>
+          </w:p>
+        </w:tc>
+        <w:tc>
+          <w:tcPr>
+            <w:tcW w:type="dxa" w:w="2556"/>
+          </w:tcPr>
+          <w:p>
+            <w:r>
+              <w:t>Procedure I chose</w:t>
+            </w:r>
+          </w:p>
+        </w:tc>
+        <w:tc>
+          <w:tcPr>
+            <w:tcW w:type="dxa" w:w="2556"/>
+          </w:tcPr>
+          <w:p>
+            <w:r>
+              <w:t>Middle steps</w:t>
+            </w:r>
+          </w:p>
+        </w:tc>
+        <w:tc>
+          <w:tcPr>
+            <w:tcW w:type="dxa" w:w="2556"/>
+          </w:tcPr>
+          <w:p>
+            <w:r>
+              <w:t>Result and check</w:t>
+            </w:r>
+          </w:p>
+        </w:tc>
+      </w:tr>
+      <w:tr>
+        <w:tc>
+          <w:tcPr>
+            <w:tcW w:type="dxa" w:w="2556"/>
+          </w:tcPr>
+          <w:p>
+            <w:r/>
+          </w:p>
+        </w:tc>
+        <w:tc>
+          <w:tcPr>
+            <w:tcW w:type="dxa" w:w="2556"/>
+          </w:tcPr>
+          <w:p>
+            <w:r/>
+          </w:p>
+        </w:tc>
+        <w:tc>
+          <w:tcPr>
+            <w:tcW w:type="dxa" w:w="2556"/>
+          </w:tcPr>
+          <w:p>
+            <w:r/>
+          </w:p>
+        </w:tc>
+        <w:tc>
+          <w:tcPr>
+            <w:tcW w:type="dxa" w:w="2556"/>
+          </w:tcPr>
+          <w:p>
+            <w:r/>
+          </w:p>
+        </w:tc>
+      </w:tr>
+    </w:tbl>
+    <w:p>
+      <w:pPr>
+        <w:pStyle w:val="Heading3"/>
+      </w:pPr>
+      <w:r>
+        <w:t>The step I completed without help, and the hint I needed</w:t>
+      </w:r>
+    </w:p>
+    <w:p>
+      <w:r>
+        <w:t>________________________________________________________________</w:t>
+      </w:r>
+    </w:p>
+    <w:p>
+      <w:r>
+        <w:t>________________________________________________________________</w:t>
+      </w:r>
+    </w:p>
+    <w:p>
+      <w:r>
+        <w:t>________________________________________________________________</w:t>
+      </w:r>
+    </w:p>
+    <w:p>
+      <w:pPr>
+        <w:pStyle w:val="Heading1"/>
+      </w:pPr>
+      <w:r>
+        <w:t>03. Extra practice · Repair the explanation</w:t>
+      </w:r>
+    </w:p>
+    <w:p>
+      <w:r>
+        <w:t>Explain the deciding fact before discussing the answer.</w:t>
+      </w:r>
+    </w:p>
+    <w:p>
+      <w:pPr>
+        <w:pStyle w:val="Heading2"/>
+      </w:pPr>
+      <w:r>
+        <w:t>Use this when helpful</w:t>
+      </w:r>
+    </w:p>
+    <w:p>
+      <w:pPr>
+        <w:spacing w:line="336" w:lineRule="auto" w:after="180"/>
+      </w:pPr>
+      <w:r>
+        <w:rPr>
+          <w:b w:val="0"/>
+        </w:rPr>
+        <w:t xml:space="preserve">Use the worked case for </w:t>
+      </w:r>
+      <w:r>
+        <w:rPr>
+          <w:b/>
+        </w:rPr>
+        <w:t>Representation</w:t>
+      </w:r>
+      <w:r>
+        <w:rPr>
+          <w:b w:val="0"/>
+        </w:rPr>
+        <w:t xml:space="preserve"> and bias evaluation. Proposed explanation: “The worked result establishes every future case”. Decide whether this explanation is supported.</w:t>
+      </w:r>
+    </w:p>
+    <w:p>
+      <w:pPr>
+        <w:spacing w:line="336" w:lineRule="auto" w:after="180"/>
+      </w:pPr>
+      <w:r>
+        <w:rPr>
+          <w:b w:val="0"/>
+        </w:rPr>
+        <w:t>Point to the step or supplied fact that decides; explain your repair if needed.</w:t>
+      </w:r>
+    </w:p>
+    <w:p>
+      <w:pPr>
+        <w:pStyle w:val="Heading3"/>
+      </w:pPr>
+      <w:r>
+        <w:t>My explanation before partner discussion</w:t>
+      </w:r>
+    </w:p>
+    <w:p>
+      <w:r>
+        <w:t>________________________________________________________________</w:t>
+      </w:r>
+    </w:p>
+    <w:p>
+      <w:r>
+        <w:t>________________________________________________________________</w:t>
+      </w:r>
+    </w:p>
+    <w:p>
+      <w:r>
+        <w:t>________________________________________________________________</w:t>
+      </w:r>
+    </w:p>
+    <w:p>
+      <w:r>
+        <w:t>________________________________________________________________</w:t>
+      </w:r>
+    </w:p>
+    <w:p>
+      <w:pPr>
+        <w:pStyle w:val="Heading1"/>
+      </w:pPr>
+      <w:r>
+        <w:t>05. Reference · Original learning target</w:t>
+      </w:r>
+    </w:p>
+    <w:p>
+      <w:r>
+        <w:t>Use this target to inspect an explanation.</w:t>
+      </w:r>
+    </w:p>
+    <w:p>
+      <w:pPr>
+        <w:pStyle w:val="Heading2"/>
+      </w:pPr>
+      <w:r>
+        <w:t>Use this when helpful</w:t>
+      </w:r>
+    </w:p>
+    <w:p>
+      <w:pPr>
+        <w:spacing w:line="336" w:lineRule="auto" w:after="180"/>
+      </w:pPr>
+      <w:r>
+        <w:rPr>
+          <w:b w:val="0"/>
+        </w:rPr>
+        <w:t xml:space="preserve">An illustration set always shows scientists in the same role and appearance. Define a review that examines </w:t>
+      </w:r>
+      <w:r>
+        <w:rPr>
+          <w:b/>
+        </w:rPr>
+        <w:t>representation</w:t>
+      </w:r>
+      <w:r>
+        <w:rPr>
+          <w:b w:val="0"/>
+        </w:rPr>
+        <w:t xml:space="preserve"> without inferring personal identities from images.</w:t>
+      </w:r>
+    </w:p>
+    <w:p>
+      <w:pPr>
+        <w:pStyle w:val="Heading1"/>
+      </w:pPr>
+      <w:r>
+        <w:t>06. Extra practice · A complete case</w:t>
+      </w:r>
+    </w:p>
+    <w:p>
+      <w:r>
+        <w:t>Try the question before checking the worked explanation.</w:t>
+      </w:r>
+    </w:p>
+    <w:p>
+      <w:pPr>
+        <w:pStyle w:val="Heading2"/>
+      </w:pPr>
+      <w:r>
+        <w:t>Use this when helpful</w:t>
+      </w:r>
+    </w:p>
+    <w:p>
+      <w:pPr>
+        <w:spacing w:line="336" w:lineRule="auto" w:after="180"/>
+      </w:pPr>
+      <w:r>
+        <w:rPr>
+          <w:b w:val="0"/>
+        </w:rPr>
+        <w:t>Scientist images repeatedly show only one demographic group.</w:t>
+      </w:r>
+    </w:p>
+    <w:p>
+      <w:pPr>
+        <w:spacing w:line="336" w:lineRule="auto" w:after="180"/>
+      </w:pPr>
+      <w:r>
+        <w:rPr>
+          <w:b w:val="0"/>
+        </w:rPr>
+        <w:t xml:space="preserve">Evaluate and improve </w:t>
+      </w:r>
+      <w:r>
+        <w:rPr>
+          <w:b/>
+        </w:rPr>
+        <w:t>representation</w:t>
+      </w:r>
+      <w:r>
+        <w:rPr>
+          <w:b w:val="0"/>
+        </w:rPr>
+        <w:t>.</w:t>
+      </w:r>
+    </w:p>
+    <w:p>
+      <w:pPr>
+        <w:spacing w:line="336" w:lineRule="auto" w:after="180"/>
+      </w:pPr>
+      <w:r>
+        <w:rPr>
+          <w:b w:val="0"/>
+        </w:rPr>
+        <w:t xml:space="preserve">Show your trace, calculation or </w:t>
+      </w:r>
+      <w:r>
+        <w:rPr>
+          <w:b/>
+        </w:rPr>
+        <w:t>evidence</w:t>
+      </w:r>
+    </w:p>
+    <w:p>
+      <w:pPr>
+        <w:pStyle w:val="Heading3"/>
+      </w:pPr>
+      <w:r>
+        <w:t>Write or draw your reasoning and evidence.</w:t>
+      </w:r>
+    </w:p>
+    <w:p>
+      <w:r>
+        <w:t>________________________________________________________________</w:t>
+      </w:r>
+    </w:p>
+    <w:p>
+      <w:r>
+        <w:t>________________________________________________________________</w:t>
+      </w:r>
+    </w:p>
+    <w:p>
+      <w:r>
+        <w:t>________________________________________________________________</w:t>
+      </w:r>
+    </w:p>
+    <w:p>
+      <w:r>
+        <w:t>________________________________________________________________</w:t>
+      </w:r>
+    </w:p>
+    <w:p>
+      <w:r>
+        <w:t>________________________________________________________________</w:t>
+      </w:r>
+    </w:p>
+    <w:p>
+      <w:pPr>
+        <w:pStyle w:val="Heading1"/>
+      </w:pPr>
+      <w:r>
+        <w:t>07. Extra practice · A changed case</w:t>
+      </w:r>
+    </w:p>
+    <w:p>
+      <w:r>
+        <w:t>Keep this practice separate from the reserved independent attempt.</w:t>
+      </w:r>
+    </w:p>
+    <w:p>
+      <w:pPr>
+        <w:pStyle w:val="Heading2"/>
+      </w:pPr>
+      <w:r>
+        <w:t>Use this when helpful</w:t>
+      </w:r>
+    </w:p>
+    <w:p>
+      <w:pPr>
+        <w:spacing w:line="336" w:lineRule="auto" w:after="180"/>
+      </w:pPr>
+      <w:r>
+        <w:rPr>
+          <w:b w:val="0"/>
+        </w:rPr>
+        <w:t>An assistant is tested on six fluent requests but no requests with spelling errors. What gap does this leave, and how should the evaluation expand?</w:t>
+      </w:r>
+    </w:p>
+    <w:p>
+      <w:pPr>
+        <w:spacing w:line="336" w:lineRule="auto" w:after="180"/>
+      </w:pPr>
+      <w:r>
+        <w:rPr>
+          <w:b w:val="0"/>
+        </w:rPr>
+        <w:t>My practice answer and reason</w:t>
+      </w:r>
+    </w:p>
+    <w:p>
+      <w:pPr>
+        <w:pStyle w:val="Heading3"/>
+      </w:pPr>
+      <w:r>
+        <w:t>Write or draw your reasoning and evidence.</w:t>
+      </w:r>
+    </w:p>
+    <w:p>
+      <w:r>
+        <w:t>________________________________________________________________</w:t>
+      </w:r>
+    </w:p>
+    <w:p>
+      <w:r>
+        <w:t>________________________________________________________________</w:t>
+      </w:r>
+    </w:p>
+    <w:p>
+      <w:r>
+        <w:t>________________________________________________________________</w:t>
+      </w:r>
+    </w:p>
+    <w:p>
+      <w:r>
+        <w:t>________________________________________________________________</w:t>
+      </w:r>
+    </w:p>
+    <w:p>
+      <w:r>
+        <w:t>________________________________________________________________</w:t>
+      </w:r>
+    </w:p>
+    <w:p>
+      <w:pPr>
+        <w:pStyle w:val="Heading3"/>
+      </w:pPr>
+      <w:r>
+        <w:t>Week 30 Test and reflect</w:t>
+      </w:r>
+    </w:p>
+    <w:p>
+      <w:pPr>
+        <w:pStyle w:val="Heading1"/>
+      </w:pPr>
+      <w:r>
+        <w:t>08. Extra practice · Design a revealing test</w:t>
+      </w:r>
+    </w:p>
+    <w:p>
+      <w:r>
+        <w:t>Predict before tracing or testing.</w:t>
+      </w:r>
+    </w:p>
+    <w:p>
+      <w:pPr>
+        <w:pStyle w:val="Heading2"/>
+      </w:pPr>
+      <w:r>
+        <w:t>Use this when helpful</w:t>
+      </w:r>
+    </w:p>
+    <w:p>
+      <w:pPr>
+        <w:spacing w:line="336" w:lineRule="auto" w:after="180"/>
+      </w:pPr>
+      <w:r>
+        <w:rPr>
+          <w:b w:val="0"/>
+        </w:rPr>
+        <w:t xml:space="preserve">Create a changed </w:t>
+      </w:r>
+      <w:r>
+        <w:rPr>
+          <w:b/>
+        </w:rPr>
+        <w:t>input</w:t>
+      </w:r>
+      <w:r>
+        <w:rPr>
+          <w:b w:val="0"/>
+        </w:rPr>
+        <w:t>, boundary case or missing-information case. Write the expected answer or safe response before testing.</w:t>
+      </w:r>
+    </w:p>
+    <w:tbl>
+      <w:tblPr>
+        <w:tblStyle w:val="LightShading-Accent1"/>
+        <w:tblW w:type="auto" w:w="0"/>
+        <w:tblLook w:firstColumn="1" w:firstRow="1" w:lastColumn="0" w:lastRow="0" w:noHBand="0" w:noVBand="1" w:val="04A0"/>
+      </w:tblPr>
+      <w:tblGrid>
+        <w:gridCol w:w="5112"/>
+        <w:gridCol w:w="5112"/>
+      </w:tblGrid>
+      <w:tr>
+        <w:trPr>
+          <w:tblHeader/>
+        </w:trPr>
+        <w:tc>
+          <w:tcPr>
+            <w:tcW w:type="dxa" w:w="5112"/>
+          </w:tcPr>
+          <w:p>
+            <w:r>
+              <w:t>Test record</w:t>
+            </w:r>
+          </w:p>
+        </w:tc>
+        <w:tc>
+          <w:tcPr>
+            <w:tcW w:type="dxa" w:w="5112"/>
+          </w:tcPr>
+          <w:p>
+            <w:r>
+              <w:t>My evidence</w:t>
+            </w:r>
+          </w:p>
+        </w:tc>
+      </w:tr>
+      <w:tr>
+        <w:tc>
+          <w:tcPr>
+            <w:tcW w:type="dxa" w:w="5112"/>
+          </w:tcPr>
+          <w:p>
+            <w:r>
+              <w:t>Changed input or condition</w:t>
+            </w:r>
+          </w:p>
+        </w:tc>
+        <w:tc>
+          <w:tcPr>
+            <w:tcW w:type="dxa" w:w="5112"/>
+          </w:tcPr>
+          <w:p>
+            <w:r/>
+          </w:p>
+        </w:tc>
+      </w:tr>
+      <w:tr>
+        <w:tc>
+          <w:tcPr>
+            <w:tcW w:type="dxa" w:w="5112"/>
+          </w:tcPr>
+          <w:p>
+            <w:r>
+              <w:t>Expected answer or fallback</w:t>
+            </w:r>
+          </w:p>
+        </w:tc>
+        <w:tc>
+          <w:tcPr>
+            <w:tcW w:type="dxa" w:w="5112"/>
+          </w:tcPr>
+          <w:p>
+            <w:r/>
+          </w:p>
+        </w:tc>
+      </w:tr>
+      <w:tr>
+        <w:tc>
+          <w:tcPr>
+            <w:tcW w:type="dxa" w:w="5112"/>
+          </w:tcPr>
+          <w:p>
+            <w:r>
+              <w:t>Observed result</w:t>
+            </w:r>
+          </w:p>
+        </w:tc>
+        <w:tc>
+          <w:tcPr>
+            <w:tcW w:type="dxa" w:w="5112"/>
+          </w:tcPr>
+          <w:p>
+            <w:r/>
+          </w:p>
+        </w:tc>
+      </w:tr>
+      <w:tr>
+        <w:tc>
+          <w:tcPr>
+            <w:tcW w:type="dxa" w:w="5112"/>
+          </w:tcPr>
+          <w:p>
+            <w:r>
+              <w:t>Why the result occurred</w:t>
+            </w:r>
+          </w:p>
+        </w:tc>
+        <w:tc>
+          <w:tcPr>
+            <w:tcW w:type="dxa" w:w="5112"/>
+          </w:tcPr>
+          <w:p>
+            <w:r/>
+          </w:p>
+        </w:tc>
+      </w:tr>
+    </w:tbl>
+    <w:p>
+      <w:pPr>
+        <w:pStyle w:val="Heading1"/>
+      </w:pPr>
+      <w:r>
+        <w:t>11. Reference · Original target response space</w:t>
+      </w:r>
+    </w:p>
+    <w:p>
+      <w:r>
+        <w:t>This teaching case is practice rather than a fresh assessment.</w:t>
+      </w:r>
+    </w:p>
+    <w:p>
+      <w:pPr>
+        <w:pStyle w:val="Heading2"/>
+      </w:pPr>
+      <w:r>
+        <w:t>Use this when helpful</w:t>
+      </w:r>
+    </w:p>
+    <w:p>
+      <w:pPr>
+        <w:spacing w:line="336" w:lineRule="auto" w:after="180"/>
+      </w:pPr>
+      <w:r>
+        <w:rPr>
+          <w:b w:val="0"/>
+        </w:rPr>
+        <w:t xml:space="preserve">An illustration set always shows scientists in the same role and appearance. Define a review that examines </w:t>
+      </w:r>
+      <w:r>
+        <w:rPr>
+          <w:b/>
+        </w:rPr>
+        <w:t>representation</w:t>
+      </w:r>
+      <w:r>
+        <w:rPr>
+          <w:b w:val="0"/>
+        </w:rPr>
+        <w:t xml:space="preserve"> without inferring personal identities from images.</w:t>
+      </w:r>
+    </w:p>
+    <w:p>
+      <w:pPr>
+        <w:pStyle w:val="Heading3"/>
+      </w:pPr>
+      <w:r>
+        <w:t>My explanation after practice</w:t>
+      </w:r>
+    </w:p>
+    <w:p>
+      <w:r>
+        <w:t>________________________________________________________________</w:t>
+      </w:r>
+    </w:p>
+    <w:p>
+      <w:r>
+        <w:t>________________________________________________________________</w:t>
+      </w:r>
+    </w:p>
+    <w:p>
+      <w:r>
+        <w:t>________________________________________________________________</w:t>
+      </w:r>
+    </w:p>
+    <w:p>
+      <w:r>
+        <w:t>________________________________________________________________</w:t>
+      </w:r>
+    </w:p>
+    <w:p>
+      <w:r>
+        <w:t>________________________________________________________________</w:t>
+      </w:r>
+    </w:p>
+    <w:p>
+      <w:r>
+        <w:t>________________________________________________________________</w:t>
+      </w:r>
+    </w:p>
+    <w:p>
+      <w:r>
+        <w:t>________________________________________________________________</w:t>
+      </w:r>
+    </w:p>
+    <w:p>
+      <w:pPr>
+        <w:spacing w:line="336" w:lineRule="auto" w:after="180"/>
+      </w:pPr>
+      <w:r>
+        <w:rPr>
+          <w:b w:val="0"/>
+        </w:rPr>
+        <w:t>Record support used: none, hint or teacher explanation.</w:t>
+      </w:r>
+    </w:p>
+    <w:p>
+      <w:pPr>
+        <w:pStyle w:val="Heading1"/>
+      </w:pPr>
+      <w:r>
+        <w:t>15. Reference · Independent-case response copy</w:t>
+      </w:r>
+    </w:p>
+    <w:p>
+      <w:r>
+        <w:t>This duplicates W4. Reuse the same first-attempt record.</w:t>
+      </w:r>
+    </w:p>
+    <w:p>
+      <w:pPr>
+        <w:pStyle w:val="Heading2"/>
+      </w:pPr>
+      <w:r>
+        <w:t>Use this when helpful</w:t>
+      </w:r>
+    </w:p>
+    <w:p>
+      <w:pPr>
+        <w:spacing w:line="336" w:lineRule="auto" w:after="180"/>
+      </w:pPr>
+      <w:r>
+        <w:rPr>
+          <w:b w:val="0"/>
+        </w:rPr>
+        <w:t>Group C has 8 supported answers out of 10; D has 9 out of 15. Compute rates and difference; explain why raw correct totals mislead.</w:t>
+      </w:r>
+    </w:p>
+    <w:p>
+      <w:pPr>
+        <w:pStyle w:val="Heading3"/>
+      </w:pPr>
+      <w:r>
+        <w:t>My reasoning and evidence</w:t>
+      </w:r>
+    </w:p>
+    <w:p>
+      <w:r>
+        <w:t>________________________________________________________________</w:t>
+      </w:r>
+    </w:p>
+    <w:p>
+      <w:r>
+        <w:t>________________________________________________________________</w:t>
+      </w:r>
+    </w:p>
+    <w:p>
+      <w:r>
+        <w:t>________________________________________________________________</w:t>
+      </w:r>
+    </w:p>
+    <w:p>
+      <w:r>
+        <w:t>________________________________________________________________</w:t>
+      </w:r>
+    </w:p>
+    <w:p>
+      <w:r>
+        <w:t>________________________________________________________________</w:t>
+      </w:r>
+    </w:p>
+    <w:p>
+      <w:r>
+        <w:t>________________________________________________________________</w:t>
+      </w:r>
+    </w:p>
+    <w:p>
+      <w:r>
+        <w:t>________________________________________________________________</w:t>
+      </w:r>
+    </w:p>
+    <w:p>
+      <w:r>
+        <w:t>________________________________________________________________</w:t>
+      </w:r>
+    </w:p>
+    <w:p>
+      <w:pPr>
+        <w:pStyle w:val="Heading1"/>
+      </w:pPr>
+      <w:r>
+        <w:t>18. Extra practice · Use the worked picture</w:t>
+      </w:r>
+    </w:p>
+    <w:p>
+      <w:r>
+        <w:t>Keep the explanation and the support you used.</w:t>
+      </w:r>
+    </w:p>
+    <w:p>
+      <w:pPr>
+        <w:pStyle w:val="Heading2"/>
+      </w:pPr>
+      <w:r>
+        <w:t>Use this when helpful</w:t>
       </w:r>
     </w:p>
     <w:p>
@@ -1838,16 +1956,7 @@
     </w:p>
     <w:p>
       <w:pPr>
-        <w:pStyle w:val="Heading3"/>
-      </w:pPr>
-      <w:r>
-        <w:t>Record the help used</w:t>
-      </w:r>
-    </w:p>
-    <w:p>
-      <w:pPr>
         <w:spacing w:line="336" w:lineRule="auto" w:after="180"/>
-        <w:shd w:fill="F1F6F8"/>
       </w:pPr>
       <w:r>
         <w:rPr>
@@ -1907,12 +2016,20 @@
         <w:pStyle w:val="Heading1"/>
       </w:pPr>
       <w:r>
-        <w:t>19. Project portfolio milestone</w:t>
-      </w:r>
-    </w:p>
-    <w:p>
-      <w:r>
-        <w:t>Keep this week’s input, deciding step, result and limit together in the Verified Study Buddy record.</w:t>
+        <w:t>19. Reference · Project portfolio record</w:t>
+      </w:r>
+    </w:p>
+    <w:p>
+      <w:r>
+        <w:t>Extend your main project response when helpful.</w:t>
+      </w:r>
+    </w:p>
+    <w:p>
+      <w:pPr>
+        <w:pStyle w:val="Heading2"/>
+      </w:pPr>
+      <w:r>
+        <w:t>Use this when helpful</w:t>
       </w:r>
     </w:p>
     <w:p>
@@ -2137,12 +2254,459 @@
         <w:pStyle w:val="Heading1"/>
       </w:pPr>
       <w:r>
-        <w:t>20. Supported practice and learning evidence</w:t>
-      </w:r>
-    </w:p>
-    <w:p>
-      <w:r>
-        <w:t>Try the supported questions before comparing with hints and feedback. Record what you repaired and the evidence you retained.</w:t>
+        <w:t>20. Extra practice: pictures, repair and feedback</w:t>
+      </w:r>
+    </w:p>
+    <w:p>
+      <w:r>
+        <w:t>Attempt each question before opening its explanation. Use one browser or paper copy.</w:t>
+      </w:r>
+    </w:p>
+    <w:p>
+      <w:pPr>
+        <w:pStyle w:val="Heading2"/>
+      </w:pPr>
+      <w:r>
+        <w:t>First supported question</w:t>
+      </w:r>
+    </w:p>
+    <w:p>
+      <w:pPr>
+        <w:pStyle w:val="ListBullet"/>
+      </w:pPr>
+      <w:r>
+        <w:t>Compare study-answer support rates when groups have different numbers of questions.</w:t>
+      </w:r>
+    </w:p>
+    <w:p>
+      <w:pPr>
+        <w:pStyle w:val="Heading3"/>
+      </w:pPr>
+      <w:r>
+        <w:t>Practice 1: explain the deciding evidence</w:t>
+      </w:r>
+    </w:p>
+    <w:p>
+      <w:pPr>
+        <w:pStyle w:val="ListBullet"/>
+      </w:pPr>
+      <w:r>
+        <w:t>Which labelled step matches this detail? Check the two Birch and three Pine failures before deciding what revision each needs.</w:t>
+      </w:r>
+    </w:p>
+    <w:p>
+      <w:pPr>
+        <w:pStyle w:val="ListBullet"/>
+      </w:pPr>
+      <w:r>
+        <w:t>1. Compare rates</w:t>
+      </w:r>
+    </w:p>
+    <w:p>
+      <w:pPr>
+        <w:pStyle w:val="ListBullet"/>
+      </w:pPr>
+      <w:r>
+        <w:t>2. Inspect errors</w:t>
+      </w:r>
+    </w:p>
+    <w:p>
+      <w:pPr>
+        <w:pStyle w:val="ListBullet"/>
+      </w:pPr>
+      <w:r>
+        <w:t>3. Keep denominators</w:t>
+      </w:r>
+    </w:p>
+    <w:p>
+      <w:pPr>
+        <w:pStyle w:val="Heading3"/>
+      </w:pPr>
+      <w:r>
+        <w:t>My selected conclusion, deciding fact and explanation</w:t>
+      </w:r>
+    </w:p>
+    <w:p>
+      <w:r>
+        <w:t>________________________________________________________________</w:t>
+      </w:r>
+    </w:p>
+    <w:p>
+      <w:r>
+        <w:t>________________________________________________________________</w:t>
+      </w:r>
+    </w:p>
+    <w:p>
+      <w:r>
+        <w:t>________________________________________________________________</w:t>
+      </w:r>
+    </w:p>
+    <w:p>
+      <w:r>
+        <w:t>________________________________________________________________</w:t>
+      </w:r>
+    </w:p>
+    <w:p>
+      <w:r>
+        <w:t>________________________________________________________________</w:t>
+      </w:r>
+    </w:p>
+    <w:p>
+      <w:pPr>
+        <w:pStyle w:val="ListBullet"/>
+      </w:pPr>
+      <w:r>
+        <w:t>Hint if needed: Read the steps in the pictorial case. Match the supplied detail to the stage that performs or records it.</w:t>
+      </w:r>
+    </w:p>
+    <w:p>
+      <w:pPr>
+        <w:pStyle w:val="ListBullet"/>
+      </w:pPr>
+      <w:r>
+        <w:t>After your attempt, compare with the supported explanation: Inspect errors Check the two Birch and three Pine failures before deciding what revision each needs. Read the picture in order. Check the two Birch and three Pine failures before deciding what revision each needs. The arrows show which recorded input or intermediate result each decision uses. Explain the deciding step aloud before checking the changed case; pointing to the final answer alone does not show how it follows.</w:t>
+      </w:r>
+    </w:p>
+    <w:p>
+      <w:pPr>
+        <w:pStyle w:val="Heading2"/>
+      </w:pPr>
+      <w:r>
+        <w:t>Check the first explanation · reference / check after trying</w:t>
+      </w:r>
+    </w:p>
+    <w:p>
+      <w:pPr>
+        <w:pStyle w:val="Heading3"/>
+      </w:pPr>
+      <w:r>
+        <w:t>Practice 2: explain the deciding evidence</w:t>
+      </w:r>
+    </w:p>
+    <w:p>
+      <w:pPr>
+        <w:pStyle w:val="Heading2"/>
+      </w:pPr>
+      <w:r>
+        <w:t>Changed-case question</w:t>
+      </w:r>
+    </w:p>
+    <w:p>
+      <w:pPr>
+        <w:pStyle w:val="ListBullet"/>
+      </w:pPr>
+      <w:r>
+        <w:t>Changed-case practice: Pine instead has 6 supported answers out of 12. Which conclusion is supported by the supplied facts?</w:t>
+      </w:r>
+    </w:p>
+    <w:p>
+      <w:pPr>
+        <w:pStyle w:val="ListBullet"/>
+      </w:pPr>
+      <w:r>
+        <w:t>1. This one example guarantees correct results for every future input.</w:t>
+      </w:r>
+    </w:p>
+    <w:p>
+      <w:pPr>
+        <w:pStyle w:val="ListBullet"/>
+      </w:pPr>
+      <w:r>
+        <w:t>2. Pine is 50%, which is 25 percentage points below Birch.</w:t>
+      </w:r>
+    </w:p>
+    <w:p>
+      <w:pPr>
+        <w:pStyle w:val="ListBullet"/>
+      </w:pPr>
+      <w:r>
+        <w:t>3. We can decide the result without examining the changed input or the procedure.</w:t>
+      </w:r>
+    </w:p>
+    <w:p>
+      <w:pPr>
+        <w:pStyle w:val="Heading3"/>
+      </w:pPr>
+      <w:r>
+        <w:t>My selected conclusion, deciding fact and explanation</w:t>
+      </w:r>
+    </w:p>
+    <w:p>
+      <w:r>
+        <w:t>________________________________________________________________</w:t>
+      </w:r>
+    </w:p>
+    <w:p>
+      <w:r>
+        <w:t>________________________________________________________________</w:t>
+      </w:r>
+    </w:p>
+    <w:p>
+      <w:r>
+        <w:t>________________________________________________________________</w:t>
+      </w:r>
+    </w:p>
+    <w:p>
+      <w:r>
+        <w:t>________________________________________________________________</w:t>
+      </w:r>
+    </w:p>
+    <w:p>
+      <w:r>
+        <w:t>________________________________________________________________</w:t>
+      </w:r>
+    </w:p>
+    <w:p>
+      <w:pPr>
+        <w:pStyle w:val="ListBullet"/>
+      </w:pPr>
+      <w:r>
+        <w:t>Hint if needed: Use the changed condition and the deciding step in the pictorial trace. The answer must say what follows from those facts.</w:t>
+      </w:r>
+    </w:p>
+    <w:p>
+      <w:pPr>
+        <w:pStyle w:val="ListBullet"/>
+      </w:pPr>
+      <w:r>
+        <w:t>After your attempt, compare with the supported explanation: Pine is 50%, which is 25 percentage points below Birch. Equal correct counts do not imply equal rates when denominators differ.</w:t>
+      </w:r>
+    </w:p>
+    <w:p>
+      <w:pPr>
+        <w:pStyle w:val="Heading2"/>
+      </w:pPr>
+      <w:r>
+        <w:t>Check the changed case · reference / check after trying</w:t>
+      </w:r>
+    </w:p>
+    <w:p>
+      <w:pPr>
+        <w:pStyle w:val="Heading3"/>
+      </w:pPr>
+      <w:r>
+        <w:t>Repair a missing building block</w:t>
+      </w:r>
+    </w:p>
+    <w:p>
+      <w:pPr>
+        <w:pStyle w:val="Heading2"/>
+      </w:pPr>
+      <w:r>
+        <w:t>Repair and save your work</w:t>
+      </w:r>
+    </w:p>
+    <w:p>
+      <w:pPr>
+        <w:spacing w:line="336" w:lineRule="auto" w:after="180"/>
+      </w:pPr>
+      <w:r>
+        <w:rPr>
+          <w:b w:val="0"/>
+        </w:rPr>
+        <w:t xml:space="preserve">Review Copyright and Provenance (ai-3/29). Goal: Explain the </w:t>
+      </w:r>
+      <w:r>
+        <w:rPr>
+          <w:b/>
+        </w:rPr>
+        <w:t>mechanism</w:t>
+      </w:r>
+      <w:r>
+        <w:rPr>
+          <w:b w:val="0"/>
+        </w:rPr>
+        <w:t xml:space="preserve"> and terminology of copyright and permitted sources. Short practice: Does acknowledging Fern make a cropped version permitted?</w:t>
+      </w:r>
+    </w:p>
+    <w:p>
+      <w:pPr>
+        <w:spacing w:line="336" w:lineRule="auto" w:after="180"/>
+      </w:pPr>
+      <w:r>
+        <w:rPr>
+          <w:b w:val="0"/>
+        </w:rPr>
+        <w:t xml:space="preserve">Point to the relevant step in the picture, then write the changed result and the rule or </w:t>
+      </w:r>
+      <w:r>
+        <w:rPr>
+          <w:b/>
+        </w:rPr>
+        <w:t>evidence</w:t>
+      </w:r>
+      <w:r>
+        <w:rPr>
+          <w:b w:val="0"/>
+        </w:rPr>
+        <w:t xml:space="preserve"> that supports it.. Return to this week and explain what you changed.</w:t>
+      </w:r>
+    </w:p>
+    <w:p>
+      <w:pPr>
+        <w:spacing w:line="336" w:lineRule="auto" w:after="180"/>
+      </w:pPr>
+      <w:r>
+        <w:rPr>
+          <w:b w:val="0"/>
+        </w:rPr>
+        <w:t xml:space="preserve">Review Red Team the Product (ai-3/27). Goal: Explain the </w:t>
+      </w:r>
+      <w:r>
+        <w:rPr>
+          <w:b/>
+        </w:rPr>
+        <w:t>mechanism</w:t>
+      </w:r>
+      <w:r>
+        <w:rPr>
+          <w:b w:val="0"/>
+        </w:rPr>
+        <w:t xml:space="preserve"> and terminology of red team exercises. Short practice: Why does the original test fail even if no upload succeeded?</w:t>
+      </w:r>
+    </w:p>
+    <w:p>
+      <w:pPr>
+        <w:spacing w:line="336" w:lineRule="auto" w:after="180"/>
+      </w:pPr>
+      <w:r>
+        <w:rPr>
+          <w:b w:val="0"/>
+        </w:rPr>
+        <w:t xml:space="preserve">Point to the relevant step in the picture, then write the changed result and the rule or </w:t>
+      </w:r>
+      <w:r>
+        <w:rPr>
+          <w:b/>
+        </w:rPr>
+        <w:t>evidence</w:t>
+      </w:r>
+      <w:r>
+        <w:rPr>
+          <w:b w:val="0"/>
+        </w:rPr>
+        <w:t xml:space="preserve"> that supports it.. Return to this week and explain what you changed.</w:t>
+      </w:r>
+    </w:p>
+    <w:p>
+      <w:pPr>
+        <w:spacing w:line="336" w:lineRule="auto" w:after="180"/>
+      </w:pPr>
+      <w:r>
+        <w:rPr>
+          <w:b w:val="0"/>
+        </w:rPr>
+        <w:t xml:space="preserve">Review Prototype a Grounded Assistant (ai-3/24). Goal: Explain the </w:t>
+      </w:r>
+      <w:r>
+        <w:rPr>
+          <w:b/>
+        </w:rPr>
+        <w:t>mechanism</w:t>
+      </w:r>
+      <w:r>
+        <w:rPr>
+          <w:b w:val="0"/>
+        </w:rPr>
+        <w:t xml:space="preserve"> and terminology of capstone grounded assistant. Short practice: Can PL2 alone support “check the soil daily”?</w:t>
+      </w:r>
+    </w:p>
+    <w:p>
+      <w:pPr>
+        <w:spacing w:line="336" w:lineRule="auto" w:after="180"/>
+      </w:pPr>
+      <w:r>
+        <w:rPr>
+          <w:b w:val="0"/>
+        </w:rPr>
+        <w:t xml:space="preserve">Point to the relevant step in the picture, then write the changed result and the rule or </w:t>
+      </w:r>
+      <w:r>
+        <w:rPr>
+          <w:b/>
+        </w:rPr>
+        <w:t>evidence</w:t>
+      </w:r>
+      <w:r>
+        <w:rPr>
+          <w:b w:val="0"/>
+        </w:rPr>
+        <w:t xml:space="preserve"> that supports it.. Return to this week and explain what you changed.</w:t>
+      </w:r>
+    </w:p>
+    <w:p>
+      <w:pPr>
+        <w:spacing w:line="336" w:lineRule="auto" w:after="180"/>
+      </w:pPr>
+      <w:r>
+        <w:rPr>
+          <w:b w:val="0"/>
+        </w:rPr>
+        <w:t xml:space="preserve">Use Download completed work in the hosted lesson to export your answers, reflections, practice feedback and code-run </w:t>
+      </w:r>
+      <w:r>
+        <w:rPr>
+          <w:b/>
+        </w:rPr>
+        <w:t>evidence</w:t>
+      </w:r>
+      <w:r>
+        <w:rPr>
+          <w:b w:val="0"/>
+        </w:rPr>
+        <w:t>. Open the HTML copy to read or print it.</w:t>
+      </w:r>
+    </w:p>
+    <w:p>
+      <w:pPr>
+        <w:spacing w:line="336" w:lineRule="auto" w:after="180"/>
+      </w:pPr>
+      <w:r>
+        <w:rPr>
+          <w:b w:val="0"/>
+        </w:rPr>
+        <w:t>Drafts stay in this browser when storage is available; clear drafts on a shared device.</w:t>
+      </w:r>
+    </w:p>
+    <w:p>
+      <w:pPr>
+        <w:pStyle w:val="Heading3"/>
+      </w:pPr>
+      <w:r>
+        <w:t>What I repaired, the evidence I kept and the next test</w:t>
+      </w:r>
+    </w:p>
+    <w:p>
+      <w:r>
+        <w:t>________________________________________________________________</w:t>
+      </w:r>
+    </w:p>
+    <w:p>
+      <w:r>
+        <w:t>________________________________________________________________</w:t>
+      </w:r>
+    </w:p>
+    <w:p>
+      <w:r>
+        <w:t>________________________________________________________________</w:t>
+      </w:r>
+    </w:p>
+    <w:p>
+      <w:r>
+        <w:t>________________________________________________________________</w:t>
+      </w:r>
+    </w:p>
+    <w:p>
+      <w:r>
+        <w:t>________________________________________________________________</w:t>
+      </w:r>
+    </w:p>
+    <w:p>
+      <w:pPr>
+        <w:pStyle w:val="Heading2"/>
+      </w:pPr>
+      <w:r>
+        <w:t>Earlier wording, alternatives and picture transcripts · reference / check after trying</w:t>
       </w:r>
     </w:p>
     <w:p>
@@ -2158,577 +2722,28 @@
     </w:p>
     <w:p>
       <w:pPr>
-        <w:spacing w:line="336" w:lineRule="auto" w:after="180"/>
-      </w:pPr>
-      <w:r>
-        <w:rPr>
-          <w:b w:val="0"/>
-        </w:rPr>
-        <w:t>Compare study-answer support rates when groups have different numbers of questions.</w:t>
-      </w:r>
-    </w:p>
-    <w:p>
-      <w:pPr>
         <w:pStyle w:val="Heading3"/>
       </w:pPr>
       <w:r>
-        <w:t>Practice 1: explain the deciding evidence</w:t>
-      </w:r>
-    </w:p>
-    <w:p>
-      <w:pPr>
-        <w:spacing w:line="336" w:lineRule="auto" w:after="180"/>
-      </w:pPr>
-      <w:r>
-        <w:rPr>
-          <w:b w:val="0"/>
-        </w:rPr>
-        <w:t>Which labelled step matches this detail? Check the two Birch and three Pine failures before deciding what revision each needs.</w:t>
-      </w:r>
-    </w:p>
-    <w:p>
-      <w:pPr>
-        <w:spacing w:line="336" w:lineRule="auto" w:after="180"/>
-        <w:shd w:fill="F4F9FC"/>
-      </w:pPr>
-      <w:r>
-        <w:rPr>
-          <w:b w:val="0"/>
-        </w:rPr>
-        <w:t>1. Compare rates</w:t>
-      </w:r>
-    </w:p>
-    <w:p>
-      <w:pPr>
-        <w:spacing w:line="336" w:lineRule="auto" w:after="180"/>
-        <w:shd w:fill="F4F9FC"/>
-      </w:pPr>
-      <w:r>
-        <w:rPr>
-          <w:b w:val="0"/>
-        </w:rPr>
-        <w:t>2. Inspect errors</w:t>
-      </w:r>
-    </w:p>
-    <w:p>
-      <w:pPr>
-        <w:spacing w:line="336" w:lineRule="auto" w:after="180"/>
-        <w:shd w:fill="F4F9FC"/>
-      </w:pPr>
-      <w:r>
-        <w:rPr>
-          <w:b w:val="0"/>
-        </w:rPr>
-        <w:t>3. Keep denominators</w:t>
-      </w:r>
-    </w:p>
-    <w:p>
-      <w:pPr>
-        <w:pStyle w:val="Heading3"/>
-      </w:pPr>
-      <w:r>
-        <w:t>My selected conclusion, deciding fact and explanation</w:t>
-      </w:r>
-    </w:p>
-    <w:p>
-      <w:r>
-        <w:t>________________________________________________________________</w:t>
-      </w:r>
-    </w:p>
-    <w:p>
-      <w:r>
-        <w:t>________________________________________________________________</w:t>
-      </w:r>
-    </w:p>
-    <w:p>
-      <w:r>
-        <w:t>________________________________________________________________</w:t>
-      </w:r>
-    </w:p>
-    <w:p>
-      <w:r>
-        <w:t>________________________________________________________________</w:t>
-      </w:r>
-    </w:p>
-    <w:p>
-      <w:r>
-        <w:t>________________________________________________________________</w:t>
-      </w:r>
-    </w:p>
-    <w:p>
-      <w:pPr>
-        <w:pStyle w:val="Heading3"/>
-      </w:pPr>
-      <w:r>
-        <w:t>Hint · try first</w:t>
-      </w:r>
-    </w:p>
-    <w:p>
-      <w:pPr>
-        <w:spacing w:line="336" w:lineRule="auto" w:after="180"/>
-        <w:shd w:fill="F1F6F8"/>
-      </w:pPr>
-      <w:r>
-        <w:rPr>
-          <w:b w:val="0"/>
-        </w:rPr>
-        <w:t>Hint if needed: Read the steps in the pictorial case. Match the supplied detail to the stage that performs or records it.</w:t>
-      </w:r>
-    </w:p>
-    <w:p>
-      <w:pPr>
-        <w:pStyle w:val="Heading3"/>
-      </w:pPr>
-      <w:r>
-        <w:t>Feedback · compare after trying</w:t>
-      </w:r>
-    </w:p>
-    <w:p>
-      <w:pPr>
-        <w:spacing w:line="336" w:lineRule="auto" w:after="180"/>
-        <w:shd w:fill="F1F6FC"/>
-      </w:pPr>
-      <w:r>
-        <w:rPr>
-          <w:b w:val="0"/>
-        </w:rPr>
-        <w:t>After your attempt, compare with the supported explanation: Inspect errors Check the two Birch and three Pine failures before deciding what revision each needs. Read the picture in order.</w:t>
-      </w:r>
-    </w:p>
-    <w:p>
-      <w:pPr>
-        <w:spacing w:line="336" w:lineRule="auto" w:after="180"/>
-        <w:shd w:fill="F1F6FC"/>
-      </w:pPr>
-      <w:r>
-        <w:rPr>
-          <w:b w:val="0"/>
-        </w:rPr>
-        <w:t xml:space="preserve">Check the two Birch and three Pine failures before deciding what revision each needs. The arrows show which recorded </w:t>
-      </w:r>
-      <w:r>
-        <w:rPr>
-          <w:b/>
-        </w:rPr>
-        <w:t>input</w:t>
-      </w:r>
-      <w:r>
-        <w:rPr>
-          <w:b w:val="0"/>
-        </w:rPr>
-        <w:t xml:space="preserve"> or intermediate result each decision uses.</w:t>
-      </w:r>
-    </w:p>
-    <w:p>
-      <w:pPr>
-        <w:spacing w:line="336" w:lineRule="auto" w:after="180"/>
-        <w:shd w:fill="F1F6FC"/>
-      </w:pPr>
-      <w:r>
-        <w:rPr>
-          <w:b w:val="0"/>
-        </w:rPr>
-        <w:t>Explain the deciding step aloud before checking the changed case; pointing to the final answer alone does not show how it follows.</w:t>
-      </w:r>
-    </w:p>
-    <w:p>
-      <w:pPr>
-        <w:pStyle w:val="Heading3"/>
-      </w:pPr>
-      <w:r>
-        <w:t>Practice 2: explain the deciding evidence</w:t>
-      </w:r>
-    </w:p>
-    <w:p>
-      <w:pPr>
-        <w:pStyle w:val="Heading3"/>
-      </w:pPr>
-      <w:r>
-        <w:t>Changed case · predict first</w:t>
-      </w:r>
-    </w:p>
-    <w:p>
-      <w:pPr>
-        <w:spacing w:line="336" w:lineRule="auto" w:after="180"/>
-        <w:shd w:fill="F5F1FB"/>
-      </w:pPr>
-      <w:r>
-        <w:rPr>
-          <w:b w:val="0"/>
-        </w:rPr>
-        <w:t>Changed-case practice: Pine instead has 6 supported answers out of 12. Which conclusion is supported by the supplied facts?</w:t>
-      </w:r>
-    </w:p>
-    <w:p>
-      <w:pPr>
-        <w:spacing w:line="336" w:lineRule="auto" w:after="180"/>
-        <w:shd w:fill="F4F9FC"/>
-      </w:pPr>
-      <w:r>
-        <w:rPr>
-          <w:b w:val="0"/>
-        </w:rPr>
-        <w:t xml:space="preserve">1. This one example guarantees correct results for every future </w:t>
-      </w:r>
-      <w:r>
-        <w:rPr>
-          <w:b/>
-        </w:rPr>
-        <w:t>input</w:t>
-      </w:r>
-      <w:r>
-        <w:rPr>
-          <w:b w:val="0"/>
-        </w:rPr>
-        <w:t>.</w:t>
-      </w:r>
-    </w:p>
-    <w:p>
-      <w:pPr>
-        <w:spacing w:line="336" w:lineRule="auto" w:after="180"/>
-        <w:shd w:fill="F4F9FC"/>
-      </w:pPr>
-      <w:r>
-        <w:rPr>
-          <w:b w:val="0"/>
-        </w:rPr>
-        <w:t>2. Pine is 50%, which is 25 percentage points below Birch.</w:t>
-      </w:r>
-    </w:p>
-    <w:p>
-      <w:pPr>
-        <w:spacing w:line="336" w:lineRule="auto" w:after="180"/>
-        <w:shd w:fill="F4F9FC"/>
-      </w:pPr>
-      <w:r>
-        <w:rPr>
-          <w:b w:val="0"/>
-        </w:rPr>
-        <w:t xml:space="preserve">3. We can decide the result without examining the changed </w:t>
-      </w:r>
-      <w:r>
-        <w:rPr>
-          <w:b/>
-        </w:rPr>
-        <w:t>input</w:t>
-      </w:r>
-      <w:r>
-        <w:rPr>
-          <w:b w:val="0"/>
-        </w:rPr>
-        <w:t xml:space="preserve"> or the procedure.</w:t>
-      </w:r>
-    </w:p>
-    <w:p>
-      <w:pPr>
-        <w:pStyle w:val="Heading3"/>
-      </w:pPr>
-      <w:r>
-        <w:t>My selected conclusion, deciding fact and explanation</w:t>
-      </w:r>
-    </w:p>
-    <w:p>
-      <w:r>
-        <w:t>________________________________________________________________</w:t>
-      </w:r>
-    </w:p>
-    <w:p>
-      <w:r>
-        <w:t>________________________________________________________________</w:t>
-      </w:r>
-    </w:p>
-    <w:p>
-      <w:r>
-        <w:t>________________________________________________________________</w:t>
-      </w:r>
-    </w:p>
-    <w:p>
-      <w:r>
-        <w:t>________________________________________________________________</w:t>
-      </w:r>
-    </w:p>
-    <w:p>
-      <w:r>
-        <w:t>________________________________________________________________</w:t>
-      </w:r>
-    </w:p>
-    <w:p>
-      <w:pPr>
-        <w:pStyle w:val="Heading3"/>
-      </w:pPr>
-      <w:r>
-        <w:t>Hint · try first</w:t>
-      </w:r>
-    </w:p>
-    <w:p>
-      <w:pPr>
-        <w:spacing w:line="336" w:lineRule="auto" w:after="180"/>
-        <w:shd w:fill="F1F6F8"/>
-      </w:pPr>
-      <w:r>
-        <w:rPr>
-          <w:b w:val="0"/>
-        </w:rPr>
-        <w:t>Hint if needed: Use the changed condition and the deciding step in the pictorial trace. The answer must say what follows from those facts.</w:t>
-      </w:r>
-    </w:p>
-    <w:p>
-      <w:pPr>
-        <w:pStyle w:val="Heading3"/>
-      </w:pPr>
-      <w:r>
-        <w:t>Feedback · compare after trying</w:t>
-      </w:r>
-    </w:p>
-    <w:p>
-      <w:pPr>
-        <w:spacing w:line="336" w:lineRule="auto" w:after="180"/>
-        <w:shd w:fill="F1F6FC"/>
-      </w:pPr>
-      <w:r>
-        <w:rPr>
-          <w:b w:val="0"/>
-        </w:rPr>
-        <w:t>After your attempt, compare with the supported explanation: Pine is 50%, which is 25 percentage points below Birch. Equal correct counts do not imply equal rates when denominators differ.</w:t>
-      </w:r>
-    </w:p>
-    <w:p>
-      <w:pPr>
-        <w:pStyle w:val="Heading3"/>
-      </w:pPr>
-      <w:r>
-        <w:t>Repair a missing building block</w:t>
-      </w:r>
-    </w:p>
-    <w:p>
-      <w:pPr>
-        <w:spacing w:line="336" w:lineRule="auto" w:after="180"/>
-      </w:pPr>
-      <w:r>
-        <w:rPr>
-          <w:b w:val="0"/>
-        </w:rPr>
-        <w:t xml:space="preserve">Review Copyright and Provenance (ai-3/29). Goal: Explain the </w:t>
-      </w:r>
-      <w:r>
-        <w:rPr>
-          <w:b/>
-        </w:rPr>
-        <w:t>mechanism</w:t>
-      </w:r>
-      <w:r>
-        <w:rPr>
-          <w:b w:val="0"/>
-        </w:rPr>
-        <w:t xml:space="preserve"> and terminology of copyright and permitted sources. Short practice: Does acknowledging Fern make a cropped version permitted?</w:t>
-      </w:r>
-    </w:p>
-    <w:p>
-      <w:pPr>
-        <w:spacing w:line="336" w:lineRule="auto" w:after="180"/>
-      </w:pPr>
-      <w:r>
-        <w:rPr>
-          <w:b w:val="0"/>
-        </w:rPr>
-        <w:t xml:space="preserve">Point to the relevant step in the picture, then write the changed result and the rule or </w:t>
-      </w:r>
-      <w:r>
-        <w:rPr>
-          <w:b/>
-        </w:rPr>
-        <w:t>evidence</w:t>
-      </w:r>
-      <w:r>
-        <w:rPr>
-          <w:b w:val="0"/>
-        </w:rPr>
-        <w:t xml:space="preserve"> that supports it.. Return to this week and explain what you changed.</w:t>
-      </w:r>
-    </w:p>
-    <w:p>
-      <w:pPr>
-        <w:spacing w:line="336" w:lineRule="auto" w:after="180"/>
-      </w:pPr>
-      <w:r>
-        <w:rPr>
-          <w:b w:val="0"/>
-        </w:rPr>
-        <w:t xml:space="preserve">Review Red Team the Product (ai-3/27). Goal: Explain the </w:t>
-      </w:r>
-      <w:r>
-        <w:rPr>
-          <w:b/>
-        </w:rPr>
-        <w:t>mechanism</w:t>
-      </w:r>
-      <w:r>
-        <w:rPr>
-          <w:b w:val="0"/>
-        </w:rPr>
-        <w:t xml:space="preserve"> and terminology of red team exercises. Short practice: Why does the original test fail even if no upload succeeded?</w:t>
-      </w:r>
-    </w:p>
-    <w:p>
-      <w:pPr>
-        <w:spacing w:line="336" w:lineRule="auto" w:after="180"/>
-      </w:pPr>
-      <w:r>
-        <w:rPr>
-          <w:b w:val="0"/>
-        </w:rPr>
-        <w:t xml:space="preserve">Point to the relevant step in the picture, then write the changed result and the rule or </w:t>
-      </w:r>
-      <w:r>
-        <w:rPr>
-          <w:b/>
-        </w:rPr>
-        <w:t>evidence</w:t>
-      </w:r>
-      <w:r>
-        <w:rPr>
-          <w:b w:val="0"/>
-        </w:rPr>
-        <w:t xml:space="preserve"> that supports it.. Return to this week and explain what you changed.</w:t>
-      </w:r>
-    </w:p>
-    <w:p>
-      <w:pPr>
-        <w:spacing w:line="336" w:lineRule="auto" w:after="180"/>
-      </w:pPr>
-      <w:r>
-        <w:rPr>
-          <w:b w:val="0"/>
-        </w:rPr>
-        <w:t xml:space="preserve">Review Prototype a Grounded Assistant (ai-3/24). Goal: Explain the </w:t>
-      </w:r>
-      <w:r>
-        <w:rPr>
-          <w:b/>
-        </w:rPr>
-        <w:t>mechanism</w:t>
-      </w:r>
-      <w:r>
-        <w:rPr>
-          <w:b w:val="0"/>
-        </w:rPr>
-        <w:t xml:space="preserve"> and terminology of capstone grounded assistant. Short practice: Can PL2 alone support “check the soil daily”?</w:t>
-      </w:r>
-    </w:p>
-    <w:p>
-      <w:pPr>
-        <w:spacing w:line="336" w:lineRule="auto" w:after="180"/>
-      </w:pPr>
-      <w:r>
-        <w:rPr>
-          <w:b w:val="0"/>
-        </w:rPr>
-        <w:t xml:space="preserve">Point to the relevant step in the picture, then write the changed result and the rule or </w:t>
-      </w:r>
-      <w:r>
-        <w:rPr>
-          <w:b/>
-        </w:rPr>
-        <w:t>evidence</w:t>
-      </w:r>
-      <w:r>
-        <w:rPr>
-          <w:b w:val="0"/>
-        </w:rPr>
-        <w:t xml:space="preserve"> that supports it.. Return to this week and explain what you changed.</w:t>
-      </w:r>
-    </w:p>
-    <w:p>
-      <w:pPr>
-        <w:pStyle w:val="Heading3"/>
-      </w:pPr>
-      <w:r>
         <w:t>Keep your completed work</w:t>
       </w:r>
     </w:p>
     <w:p>
       <w:pPr>
-        <w:spacing w:line="336" w:lineRule="auto" w:after="180"/>
-      </w:pPr>
-      <w:r>
-        <w:rPr>
-          <w:b w:val="0"/>
-        </w:rPr>
-        <w:t xml:space="preserve">Use Download completed work in the hosted lesson to export your answers, reflections, practice feedback and code-run </w:t>
-      </w:r>
-      <w:r>
-        <w:rPr>
-          <w:b/>
-        </w:rPr>
-        <w:t>evidence</w:t>
-      </w:r>
-      <w:r>
-        <w:rPr>
-          <w:b w:val="0"/>
-        </w:rPr>
-        <w:t>. Open the HTML copy to read or print it.</w:t>
-      </w:r>
-    </w:p>
-    <w:p>
-      <w:pPr>
-        <w:spacing w:line="336" w:lineRule="auto" w:after="180"/>
-      </w:pPr>
-      <w:r>
-        <w:rPr>
-          <w:b w:val="0"/>
-        </w:rPr>
-        <w:t>Drafts stay in this browser when storage is available; clear drafts on a shared device.</w:t>
-      </w:r>
-    </w:p>
-    <w:p>
-      <w:pPr>
-        <w:pStyle w:val="Heading3"/>
-      </w:pPr>
-      <w:r>
-        <w:t>What I repaired, the evidence I kept and the next test</w:t>
-      </w:r>
-    </w:p>
-    <w:p>
-      <w:r>
-        <w:t>________________________________________________________________</w:t>
-      </w:r>
-    </w:p>
-    <w:p>
-      <w:r>
-        <w:t>________________________________________________________________</w:t>
-      </w:r>
-    </w:p>
-    <w:p>
-      <w:r>
-        <w:t>________________________________________________________________</w:t>
-      </w:r>
-    </w:p>
-    <w:p>
-      <w:r>
-        <w:t>________________________________________________________________</w:t>
-      </w:r>
-    </w:p>
-    <w:p>
-      <w:r>
-        <w:t>________________________________________________________________</w:t>
-      </w:r>
-    </w:p>
-    <w:p>
-      <w:pPr>
         <w:pStyle w:val="Heading1"/>
       </w:pPr>
       <w:r>
-        <w:t>21. Visual concept journey</w:t>
-      </w:r>
-    </w:p>
-    <w:p>
-      <w:r>
-        <w:t>Explain each Bias and Representation picture from its labels, then record a relevant limit.</w:t>
-      </w:r>
-    </w:p>
-    <w:p>
-      <w:pPr>
-        <w:pStyle w:val="Heading3"/>
+        <w:t>21. Reference · Six-picture response sheets</w:t>
+      </w:r>
+    </w:p>
+    <w:p>
+      <w:r>
+        <w:t>Choose the image that helps rather than repeating all six.</w:t>
+      </w:r>
+    </w:p>
+    <w:p>
+      <w:pPr>
+        <w:pStyle w:val="Heading2"/>
       </w:pPr>
       <w:r>
         <w:t>01. Bias and Representation: the case</w:t>
@@ -2807,7 +2822,6 @@
     <w:p>
       <w:pPr>
         <w:spacing w:line="336" w:lineRule="auto" w:after="180"/>
-        <w:shd w:fill="F5F1FB"/>
       </w:pPr>
       <w:r>
         <w:rPr>
@@ -2846,7 +2860,7 @@
     </w:p>
     <w:p>
       <w:pPr>
-        <w:pStyle w:val="Heading3"/>
+        <w:pStyle w:val="Heading2"/>
       </w:pPr>
       <w:r>
         <w:t>02. Follow the deciding steps</w:t>
@@ -2913,7 +2927,6 @@
     <w:p>
       <w:pPr>
         <w:spacing w:line="336" w:lineRule="auto" w:after="180"/>
-        <w:shd w:fill="F5F1FB"/>
       </w:pPr>
       <w:r>
         <w:rPr>
@@ -2964,7 +2977,7 @@
     </w:p>
     <w:p>
       <w:pPr>
-        <w:pStyle w:val="Heading3"/>
+        <w:pStyle w:val="Heading2"/>
       </w:pPr>
       <w:r>
         <w:t>03. Representation and bias evaluation — evidence trace</w:t>
@@ -3084,7 +3097,6 @@
     <w:p>
       <w:pPr>
         <w:spacing w:line="336" w:lineRule="auto" w:after="180"/>
-        <w:shd w:fill="F5F1FB"/>
       </w:pPr>
       <w:r>
         <w:rPr>
@@ -3123,7 +3135,7 @@
     </w:p>
     <w:p>
       <w:pPr>
-        <w:pStyle w:val="Heading3"/>
+        <w:pStyle w:val="Heading2"/>
       </w:pPr>
       <w:r>
         <w:t>04. Change one thing. Trace what follows.</w:t>
@@ -3190,7 +3202,6 @@
     <w:p>
       <w:pPr>
         <w:spacing w:line="336" w:lineRule="auto" w:after="180"/>
-        <w:shd w:fill="F5F1FB"/>
       </w:pPr>
       <w:r>
         <w:rPr>
@@ -3229,7 +3240,7 @@
     </w:p>
     <w:p>
       <w:pPr>
-        <w:pStyle w:val="Heading3"/>
+        <w:pStyle w:val="Heading2"/>
       </w:pPr>
       <w:r>
         <w:t>05. Connect the explanation to its limit</w:t>
@@ -3319,7 +3330,6 @@
     <w:p>
       <w:pPr>
         <w:spacing w:line="336" w:lineRule="auto" w:after="180"/>
-        <w:shd w:fill="F5F1FB"/>
       </w:pPr>
       <w:r>
         <w:rPr>
@@ -3358,7 +3368,7 @@
     </w:p>
     <w:p>
       <w:pPr>
-        <w:pStyle w:val="Heading3"/>
+        <w:pStyle w:val="Heading2"/>
       </w:pPr>
       <w:r>
         <w:t>06. Make the idea visible in your project</w:t>
@@ -3472,7 +3482,6 @@
     <w:p>
       <w:pPr>
         <w:spacing w:line="336" w:lineRule="auto" w:after="180"/>
-        <w:shd w:fill="F5F1FB"/>
       </w:pPr>
       <w:r>
         <w:rPr>
@@ -3519,6 +3528,62 @@
     <w:p>
       <w:r>
         <w:t>________________________________________________________________</w:t>
+      </w:r>
+    </w:p>
+    <w:p>
+      <w:pPr>
+        <w:pStyle w:val="Heading2"/>
+      </w:pPr>
+      <w:r>
+        <w:t>Earlier wording, alternatives and picture transcripts · reference / check after trying</w:t>
+      </w:r>
+    </w:p>
+    <w:p>
+      <w:pPr>
+        <w:pStyle w:val="Heading3"/>
+      </w:pPr>
+      <w:r>
+        <w:t>01. Bias and Representation: the case</w:t>
+      </w:r>
+    </w:p>
+    <w:p>
+      <w:pPr>
+        <w:pStyle w:val="Heading3"/>
+      </w:pPr>
+      <w:r>
+        <w:t>02. Follow the deciding steps</w:t>
+      </w:r>
+    </w:p>
+    <w:p>
+      <w:pPr>
+        <w:pStyle w:val="Heading3"/>
+      </w:pPr>
+      <w:r>
+        <w:t>03. Representation and bias evaluation — evidence trace</w:t>
+      </w:r>
+    </w:p>
+    <w:p>
+      <w:pPr>
+        <w:pStyle w:val="Heading3"/>
+      </w:pPr>
+      <w:r>
+        <w:t>04. Change one thing. Trace what follows.</w:t>
+      </w:r>
+    </w:p>
+    <w:p>
+      <w:pPr>
+        <w:pStyle w:val="Heading3"/>
+      </w:pPr>
+      <w:r>
+        <w:t>05. Connect the explanation to its limit</w:t>
+      </w:r>
+    </w:p>
+    <w:p>
+      <w:pPr>
+        <w:pStyle w:val="Heading3"/>
+      </w:pPr>
+      <w:r>
+        <w:t>06. Make the idea visible in your project</w:t>
       </w:r>
     </w:p>
     <w:sectPr>
